--- a/대본/6부/08화_Lost_in_Understatement.docx
+++ b/대본/6부/08화_Lost_in_Understatement.docx
@@ -2,7 +2,7 @@
 <file path=word/document.xml><?xml version="1.0" encoding="utf-8"?>
 <w:document xmlns:w="http://schemas.openxmlformats.org/wordprocessingml/2006/main" xmlns:m="http://schemas.openxmlformats.org/officeDocument/2006/math" xmlns:r="http://schemas.openxmlformats.org/officeDocument/2006/relationships" xmlns:o="urn:schemas-microsoft-com:office:office" xmlns:v="urn:schemas-microsoft-com:vml" xmlns:w10="urn:schemas-microsoft-com:office:word" xmlns:a="http://schemas.openxmlformats.org/drawingml/2006/main" xmlns:pic="http://schemas.openxmlformats.org/drawingml/2006/picture" xmlns:wp="http://schemas.openxmlformats.org/drawingml/2006/wordprocessingDrawing">
   <w:body>
-    <w:bookmarkStart w:id="31" w:name="ship-it-6부-8화"/>
+    <w:bookmarkStart w:id="32" w:name="ship-it-6부-8화"/>
     <w:p>
       <w:pPr>
         <w:pStyle w:val="Heading1"/>
@@ -95,7 +95,7 @@
         <w:t xml:space="preserve"> </w:t>
       </w:r>
       <w:r>
-        <w:t xml:space="preserve">- 규칙: 지문 없음. 전 화 100% 「화자명: 대사」. 1턴 20단어 이내.</w:t>
+        <w:t xml:space="preserve">- 규칙: 지문 없음. 전 화 100% 「화자명: 대사」. 1턴 20단어 이내 + 긴 턴 10~15회(30~60단어).</w:t>
       </w:r>
       <w:r>
         <w:t xml:space="preserve"> </w:t>
@@ -526,13 +526,13 @@
         </w:numPr>
       </w:pPr>
       <w:r>
-        <w:t xml:space="preserve">SARAH: James was an A and E nurse for twelve years. Then he trained injectors. He knows everyone.</w:t>
-      </w:r>
-      <w:r>
-        <w:t xml:space="preserve"> </w:t>
-      </w:r>
-      <w:r>
-        <w:t xml:space="preserve">사라: 제임스는 12년간 응급실 간호사였어요. 그다음 시술자를 교육했고요. 모두를 알아요.</w:t>
+        <w:t xml:space="preserve">SARAH: James was an A and E nurse for twelve years, so nothing frightens him. Then he trained injectors for years. If anyone can translate Oliver for you, it’s him, because he knows everyone in this industry, and everyone knows him.</w:t>
+      </w:r>
+      <w:r>
+        <w:t xml:space="preserve"> </w:t>
+      </w:r>
+      <w:r>
+        <w:t xml:space="preserve">사라: 제임스는 12년간 응급실 간호사였어요. 그래서 무서운 게 없죠. 그다음엔 몇 년 동안 시술자를 교육했고요. 누가 올리버를 통역해 줄 수 있다면 바로 이 사람이에요. 이 업계 사람을 다 알고, 다들 이 사람을 알거든요.</w:t>
       </w:r>
     </w:p>
     <w:p>
@@ -626,13 +626,61 @@
         </w:numPr>
       </w:pPr>
       <w:r>
-        <w:t xml:space="preserve">JAMES: No. He never says it. That’s not the same as never meaning it.</w:t>
-      </w:r>
-      <w:r>
-        <w:t xml:space="preserve"> </w:t>
-      </w:r>
-      <w:r>
-        <w:t xml:space="preserve">제임스: 네. 말을 안 하죠. 그게 그런 뜻이 아니라는 거랑은 같지 않아요.</w:t>
+        <w:t xml:space="preserve">JAMES: No. He never says it. That’s not the same as never meaning it. In London,</w:t>
+      </w:r>
+      <w:r>
+        <w:t xml:space="preserve"> </w:t>
+      </w:r>
+      <w:r>
+        <w:t xml:space="preserve">“</w:t>
+      </w:r>
+      <w:r>
+        <w:t xml:space="preserve">no</w:t>
+      </w:r>
+      <w:r>
+        <w:t xml:space="preserve">”</w:t>
+      </w:r>
+      <w:r>
+        <w:t xml:space="preserve"> </w:t>
+      </w:r>
+      <w:r>
+        <w:t xml:space="preserve">is considered a little rude, so we hide it inside compliments, tea and invitations to reflect. The skill is finding it.</w:t>
+      </w:r>
+      <w:r>
+        <w:t xml:space="preserve"> </w:t>
+      </w:r>
+      <w:r>
+        <w:t xml:space="preserve">제임스: 네. 말을 안 하죠. 그게 그런 뜻이 아니라는 거랑은 같지 않아요. 런던에선</w:t>
+      </w:r>
+      <w:r>
+        <w:t xml:space="preserve"> </w:t>
+      </w:r>
+      <w:r>
+        <w:t xml:space="preserve">“</w:t>
+      </w:r>
+      <w:r>
+        <w:t xml:space="preserve">아니요</w:t>
+      </w:r>
+      <w:r>
+        <w:t xml:space="preserve">”</w:t>
+      </w:r>
+      <w:r>
+        <w:t xml:space="preserve">가 좀 무례하게 여겨져서, 칭찬이랑 차랑</w:t>
+      </w:r>
+      <w:r>
+        <w:t xml:space="preserve"> </w:t>
+      </w:r>
+      <w:r>
+        <w:t xml:space="preserve">“</w:t>
+      </w:r>
+      <w:r>
+        <w:t xml:space="preserve">생각해 보겠다</w:t>
+      </w:r>
+      <w:r>
+        <w:t xml:space="preserve">”</w:t>
+      </w:r>
+      <w:r>
+        <w:t xml:space="preserve">는 말 속에 숨겨요. 그걸 찾아내는 게 기술이죠.</w:t>
       </w:r>
     </w:p>
     <w:bookmarkEnd w:id="21"/>
@@ -1683,13 +1731,13 @@
         </w:numPr>
       </w:pPr>
       <w:r>
-        <w:t xml:space="preserve">NOAH: So I spent a whole day hearing yes. And he spent a whole day saying no.</w:t>
-      </w:r>
-      <w:r>
-        <w:t xml:space="preserve"> </w:t>
-      </w:r>
-      <w:r>
-        <w:t xml:space="preserve">노아: 그러니까 난 하루 종일 예스를 들었고. 그는 하루 종일 노라고 말했네요.</w:t>
+        <w:t xml:space="preserve">NOAH: I walked out of that office telling everyone we were very close, and when Elena warned me in the taxi, I didn’t want to listen. So I spent a whole day hearing yes. And he spent a whole day saying no.</w:t>
+      </w:r>
+      <w:r>
+        <w:t xml:space="preserve"> </w:t>
+      </w:r>
+      <w:r>
+        <w:t xml:space="preserve">노아: 그 사무실을 나서면서 다들한테 아주 가까워졌다고 말했고, 택시에서 엘레나가 경고했을 때도 듣고 싶지 않았어요. 그러니까 난 하루 종일 예스를 들었고. 그는 하루 종일 노라고 말했네요.</w:t>
       </w:r>
     </w:p>
     <w:p>
@@ -1795,13 +1843,13 @@
         </w:numPr>
       </w:pPr>
       <w:r>
-        <w:t xml:space="preserve">NOAH: It’s not Sofia’s fault. I was in charge. I heard what I wanted to hear.</w:t>
-      </w:r>
-      <w:r>
-        <w:t xml:space="preserve"> </w:t>
-      </w:r>
-      <w:r>
-        <w:t xml:space="preserve">노아: 소피아 잘못이 아니에요. 내가 책임자였어요. 듣고 싶은 걸 들은 거예요.</w:t>
+        <w:t xml:space="preserve">NOAH: It’s not Sofia’s fault. I was in charge, and I was the one telling everyone it was a yes. I heard what I wanted to hear, because I needed this deal to work and I was too tired to notice the signals. That’s on me.</w:t>
+      </w:r>
+      <w:r>
+        <w:t xml:space="preserve"> </w:t>
+      </w:r>
+      <w:r>
+        <w:t xml:space="preserve">노아: 소피아 잘못이 아니에요. 내가 책임자였고, 예스라고 다들한테 말한 것도 나였어요. 듣고 싶은 걸 들은 거예요. 이 거래가 꼭 성사돼야 했고, 너무 피곤해서 신호를 알아채지 못했으니까요. 그건 내 책임이에요.</w:t>
       </w:r>
     </w:p>
     <w:p>
@@ -1912,13 +1960,46 @@
         </w:numPr>
       </w:pPr>
       <w:r>
-        <w:t xml:space="preserve">JAMES: My mother is Nigerian. She says exactly what she means. Loudly. I had to learn both languages.</w:t>
-      </w:r>
-      <w:r>
-        <w:t xml:space="preserve"> </w:t>
-      </w:r>
-      <w:r>
-        <w:t xml:space="preserve">제임스: 우리 어머니는 나이지리아 분이에요. 뜻한 바를 정확히 말해요. 크게. 난 두 언어를 다 배워야 했죠.</w:t>
+        <w:t xml:space="preserve">JAMES: My mother is Nigerian. She says exactly what she means. Loudly. I grew up in Peckham, so at home I heard every word directly, and at school I had to decode every teacher’s</w:t>
+      </w:r>
+      <w:r>
+        <w:t xml:space="preserve"> </w:t>
+      </w:r>
+      <w:r>
+        <w:t xml:space="preserve">“</w:t>
+      </w:r>
+      <w:r>
+        <w:t xml:space="preserve">interesting.</w:t>
+      </w:r>
+      <w:r>
+        <w:t xml:space="preserve">”</w:t>
+      </w:r>
+      <w:r>
+        <w:t xml:space="preserve"> </w:t>
+      </w:r>
+      <w:r>
+        <w:t xml:space="preserve">I had to learn both languages.</w:t>
+      </w:r>
+      <w:r>
+        <w:t xml:space="preserve"> </w:t>
+      </w:r>
+      <w:r>
+        <w:t xml:space="preserve">제임스: 우리 어머니는 나이지리아 분이에요. 뜻한 바를 정확히 말해요. 크게. 난 페컴에서 자랐는데, 집에선 모든 말을 직설적으로 들었고, 학교에선 선생님들의</w:t>
+      </w:r>
+      <w:r>
+        <w:t xml:space="preserve"> </w:t>
+      </w:r>
+      <w:r>
+        <w:t xml:space="preserve">“</w:t>
+      </w:r>
+      <w:r>
+        <w:t xml:space="preserve">흥미롭네</w:t>
+      </w:r>
+      <w:r>
+        <w:t xml:space="preserve">”</w:t>
+      </w:r>
+      <w:r>
+        <w:t xml:space="preserve">를 하나하나 해독해야 했어요. 두 언어를 다 배워야 했죠.</w:t>
       </w:r>
     </w:p>
     <w:bookmarkEnd w:id="22"/>
@@ -1939,13 +2020,13 @@
         </w:numPr>
       </w:pPr>
       <w:r>
-        <w:t xml:space="preserve">ELENA: James, why no? We agreed on price, territory, volumes. Everything except point five.</w:t>
-      </w:r>
-      <w:r>
-        <w:t xml:space="preserve"> </w:t>
-      </w:r>
-      <w:r>
-        <w:t xml:space="preserve">엘레나: 제임스, 왜 노예요? 가격, 지역, 물량 다 합의했어요. 5번만 빼고.</w:t>
+        <w:t xml:space="preserve">ELENA: James, why no? We agreed on price, territory, volumes, everything except point five. And point five isn’t even about money for them. It’s just a rule about who can buy the product. I don’t understand why that alone kills the whole deal.</w:t>
+      </w:r>
+      <w:r>
+        <w:t xml:space="preserve"> </w:t>
+      </w:r>
+      <w:r>
+        <w:t xml:space="preserve">엘레나: 제임스, 왜 노예요? 가격, 지역, 물량, 5번 빼고 다 합의했어요. 그리고 5번은 그쪽한테 돈 문제도 아니에요. 그냥 누가 제품을 살 수 있느냐에 관한 규칙일 뿐이죠. 그것 하나 때문에 거래 전체가 깨지는 게 이해가 안 돼요.</w:t>
       </w:r>
     </w:p>
     <w:p>
@@ -2058,13 +2139,13 @@
         </w:numPr>
       </w:pPr>
       <w:r>
-        <w:t xml:space="preserve">JAMES: For six thousand syringes? He’d need new reps, new cars, new managers. It doesn’t pay.</w:t>
-      </w:r>
-      <w:r>
-        <w:t xml:space="preserve"> </w:t>
-      </w:r>
-      <w:r>
-        <w:t xml:space="preserve">제임스: 6,000개 때문에? 새 영업 사원, 새 차, 새 관리자가 필요해요. 수지가 안 맞아요.</w:t>
+        <w:t xml:space="preserve">JAMES: For six thousand syringes? He’d need new reps, new cars, new managers. That’s a whole second company for one product that only sells to forty percent of the market. It doesn’t pay, and Oliver can count.</w:t>
+      </w:r>
+      <w:r>
+        <w:t xml:space="preserve"> </w:t>
+      </w:r>
+      <w:r>
+        <w:t xml:space="preserve">제임스: 6,000개 때문에? 새 영업 사원, 새 차, 새 관리자가 필요해요. 시장의 40%에만 팔리는 제품 하나를 위해 회사를 하나 더 세우는 셈이죠. 수지가 안 맞아요. 그리고 올리버는 계산할 줄 알아요.</w:t>
       </w:r>
     </w:p>
     <w:p>
@@ -2160,13 +2241,13 @@
         </w:numPr>
       </w:pPr>
       <w:r>
-        <w:t xml:space="preserve">JAMES: Write to him. Tonight. Short. Warm. One clear question. Make it easy for him to say no.</w:t>
-      </w:r>
-      <w:r>
-        <w:t xml:space="preserve"> </w:t>
-      </w:r>
-      <w:r>
-        <w:t xml:space="preserve">제임스: 그에게 써요. 오늘 밤. 짧게. 따뜻하게. 분명한 질문 하나. 그가 쉽게 노라고 할 수 있게.</w:t>
+        <w:t xml:space="preserve">JAMES: Write to him. Tonight. Short. Warm. One clear question. Thank him, show that you understand his position, and then ask him directly whether he can accept your terms. Make it easy for him to say no.</w:t>
+      </w:r>
+      <w:r>
+        <w:t xml:space="preserve"> </w:t>
+      </w:r>
+      <w:r>
+        <w:t xml:space="preserve">제임스: 그에게 써요. 오늘 밤. 짧게. 따뜻하게. 분명한 질문 하나. 감사 인사를 하고, 그의 입장을 이해한다는 걸 보여 주고, 그다음 당신들 조건을 받아들일 수 있는지 직접 물어요. 그가 쉽게 노라고 할 수 있게.</w:t>
       </w:r>
     </w:p>
     <w:p>
@@ -2891,13 +2972,13 @@
         </w:numPr>
       </w:pPr>
       <w:r>
-        <w:t xml:space="preserve">JAMES: They started a three-day course. For beauticians. Very profitable. I resigned the same week.</w:t>
-      </w:r>
-      <w:r>
-        <w:t xml:space="preserve"> </w:t>
-      </w:r>
-      <w:r>
-        <w:t xml:space="preserve">제임스: 미용사 대상 3일 과정을 시작했어요. 아주 수익성이 좋았죠. 같은 주에 사직했어요.</w:t>
+        <w:t xml:space="preserve">JAMES: They started a three-day course. For beauticians. Very profitable. Three days to learn what took me twelve years in A and E, including what to do when a vessel blocks. I told them it wasn’t safe. They said it was popular. I resigned the same week.</w:t>
+      </w:r>
+      <w:r>
+        <w:t xml:space="preserve"> </w:t>
+      </w:r>
+      <w:r>
+        <w:t xml:space="preserve">제임스: 미용사 대상 3일 과정을 시작했어요. 아주 수익성이 좋았죠. 내가 응급실에서 12년 걸려 배운 걸 사흘 만에, 혈관이 막혔을 때 뭘 해야 하는지까지요. 안전하지 않다고 했어요. 그쪽은 인기 있다고 했고요. 같은 주에 사직했어요.</w:t>
       </w:r>
     </w:p>
     <w:p>
@@ -3054,13 +3135,13 @@
         </w:numPr>
       </w:pPr>
       <w:r>
-        <w:t xml:space="preserve">JAMES: Then hire someone who does understand. Not a translator. Someone who knows the clinics.</w:t>
-      </w:r>
-      <w:r>
-        <w:t xml:space="preserve"> </w:t>
-      </w:r>
-      <w:r>
-        <w:t xml:space="preserve">제임스: 그럼 이해하는 사람을 고용해요. 통역사 말고. 클리닉을 아는 사람.</w:t>
+        <w:t xml:space="preserve">JAMES: Then hire someone who does understand. Not a translator. Someone who knows the clinics, the nurse prescribers, the training schools, and which doors open only if the right person knocks. In this market, trust is local, and it takes years to build.</w:t>
+      </w:r>
+      <w:r>
+        <w:t xml:space="preserve"> </w:t>
+      </w:r>
+      <w:r>
+        <w:t xml:space="preserve">제임스: 그럼 이해하는 사람을 고용해요. 통역사 말고. 클리닉, 간호사 처방권자, 교육 기관을 알고, 어떤 문이 딱 맞는 사람이 두드려야만 열리는지 아는 사람. 이 시장에서 신뢰는 지역적이고, 쌓는 데 몇 년이 걸려요.</w:t>
       </w:r>
     </w:p>
     <w:p>
@@ -3105,13 +3186,13 @@
         </w:numPr>
       </w:pPr>
       <w:r>
-        <w:t xml:space="preserve">NOAH: Ours doesn’t. Ours lost a hundred thousand dollars. Refusing to sell to a chain.</w:t>
-      </w:r>
-      <w:r>
-        <w:t xml:space="preserve"> </w:t>
-      </w:r>
-      <w:r>
-        <w:t xml:space="preserve">노아: 우리 회사는 안 해요. 체인에 판매를 거절하느라 10만 달러를 잃었어요.</w:t>
+        <w:t xml:space="preserve">NOAH: Ours doesn’t. Ours lost a hundred thousand dollars refusing to sell to a chain. It hurt, and some people thought we were crazy. But we didn’t change the rule then, and we’re not changing it for Oliver now.</w:t>
+      </w:r>
+      <w:r>
+        <w:t xml:space="preserve"> </w:t>
+      </w:r>
+      <w:r>
+        <w:t xml:space="preserve">노아: 우리 회사는 안 해요. 체인에 판매를 거절하느라 10만 달러를 잃었어요. 아팠고, 우리가 미쳤다고 생각한 사람들도 있었죠. 하지만 그때 규칙을 바꾸지 않았고, 지금 올리버 때문에 바꾸지도 않을 거예요.</w:t>
       </w:r>
     </w:p>
     <w:p>
@@ -3388,13 +3469,13 @@
         </w:numPr>
       </w:pPr>
       <w:r>
-        <w:t xml:space="preserve">FIONA: Then I’ll be candid. Oliver won’t say it. So I will. It’s a no. On point five.</w:t>
-      </w:r>
-      <w:r>
-        <w:t xml:space="preserve"> </w:t>
-      </w:r>
-      <w:r>
-        <w:t xml:space="preserve">피오나: 그럼 솔직하게 말할게요. 올리버는 말 안 할 거예요. 그래서 내가 해요. 노예요. 5번에 대해선.</w:t>
+        <w:t xml:space="preserve">FIONA: Then I’ll be candid. Oliver won’t say it. So I will. It’s a no. On point five. Too much of our business is with beauticians, and we can’t risk all of it on one rep making one mistake. I’d rather tell you today than let you wait for weeks.</w:t>
+      </w:r>
+      <w:r>
+        <w:t xml:space="preserve"> </w:t>
+      </w:r>
+      <w:r>
+        <w:t xml:space="preserve">피오나: 그럼 솔직하게 말할게요. 올리버는 말 안 할 거예요. 그래서 내가 해요. 노예요. 5번에 대해선. 우리 사업에서 미용사 비중이 너무 커서, 영업 사원 하나의 실수 하나에 전부를 걸 순 없어요. 몇 주 기다리게 하느니 오늘 말하는 게 나아요.</w:t>
       </w:r>
     </w:p>
     <w:p>
@@ -3507,13 +3588,13 @@
         </w:numPr>
       </w:pPr>
       <w:r>
-        <w:t xml:space="preserve">NOAH: Because a clear no is better than a polite maybe. Now we can move.</w:t>
-      </w:r>
-      <w:r>
-        <w:t xml:space="preserve"> </w:t>
-      </w:r>
-      <w:r>
-        <w:t xml:space="preserve">노아: 분명한 노가 정중한 어쩌면보다 나으니까요. 이제 움직일 수 있어요.</w:t>
+        <w:t xml:space="preserve">NOAH: Because a clear no is better than a polite maybe. For two days I was waiting for an answer that was never coming. Now we know where we stand, we know what we won’t change, and we know who to call. Now we can move.</w:t>
+      </w:r>
+      <w:r>
+        <w:t xml:space="preserve"> </w:t>
+      </w:r>
+      <w:r>
+        <w:t xml:space="preserve">노아: 분명한 노가 정중한 어쩌면보다 나으니까요. 이틀 동안 절대 오지 않을 답을 기다리고 있었어요. 이제 우리가 어디에 서 있는지 알고, 무엇을 바꾸지 않을지 알고, 누구에게 전화해야 할지 알아요. 이제 움직일 수 있어요.</w:t>
       </w:r>
     </w:p>
     <w:p>
@@ -3576,7 +3657,7 @@
     </w:p>
     <w:bookmarkEnd w:id="25"/>
     <w:bookmarkEnd w:id="26"/>
-    <w:bookmarkStart w:id="30" w:name="학습-부록"/>
+    <w:bookmarkStart w:id="31" w:name="학습-부록"/>
     <w:p>
       <w:pPr>
         <w:pStyle w:val="Heading2"/>
@@ -4783,8 +4864,322 @@
       </w:r>
     </w:p>
     <w:bookmarkEnd w:id="29"/>
+    <w:bookmarkStart w:id="30" w:name="긴-발화-분석"/>
+    <w:p>
+      <w:pPr>
+        <w:pStyle w:val="Heading3"/>
+      </w:pPr>
+      <w:r>
+        <w:t xml:space="preserve">④ 긴 발화 분석</w:t>
+      </w:r>
+    </w:p>
+    <w:p>
+      <w:pPr>
+        <w:pStyle w:val="BlockText"/>
+      </w:pPr>
+      <w:r>
+        <w:rPr>
+          <w:bCs/>
+          <w:b/>
+        </w:rPr>
+        <w:t xml:space="preserve">47턴 NOAH:</w:t>
+      </w:r>
+      <w:r>
+        <w:t xml:space="preserve"> </w:t>
+      </w:r>
+      <w:r>
+        <w:t xml:space="preserve">“</w:t>
+      </w:r>
+      <w:r>
+        <w:t xml:space="preserve">It’s not Sofia’s fault. I was in charge, and I was the one telling everyone it was a yes. I heard what I wanted to hear, because I needed this deal to work and I was too tired to notice the signals. That’s on me.</w:t>
+      </w:r>
+      <w:r>
+        <w:t xml:space="preserve">”</w:t>
+      </w:r>
+    </w:p>
+    <w:tbl>
+      <w:tblPr>
+        <w:tblStyle w:val="Table"/>
+        <w:tblW w:type="pct" w:w="5000"/>
+        <w:tblLook w:firstRow="1" w:lastRow="0" w:firstColumn="0" w:lastColumn="0" w:noHBand="0" w:noVBand="0" w:val="0020"/>
+        <w:jc w:val="start"/>
+      </w:tblPr>
+      <w:tblGrid>
+        <w:gridCol w:w="2640"/>
+        <w:gridCol w:w="2640"/>
+        <w:gridCol w:w="2640"/>
+      </w:tblGrid>
+      <w:tr>
+        <w:trPr>
+          <w:tblHeader w:val="true"/>
+        </w:trPr>
+        <w:tc>
+          <w:tcPr/>
+          <w:p>
+            <w:pPr>
+              <w:pStyle w:val="Compact"/>
+              <w:jc w:val="left"/>
+            </w:pPr>
+            <w:r>
+              <w:t xml:space="preserve">구조</w:t>
+            </w:r>
+          </w:p>
+        </w:tc>
+        <w:tc>
+          <w:tcPr/>
+          <w:p>
+            <w:pPr>
+              <w:pStyle w:val="Compact"/>
+              <w:jc w:val="left"/>
+            </w:pPr>
+            <w:r>
+              <w:t xml:space="preserve">영어</w:t>
+            </w:r>
+          </w:p>
+        </w:tc>
+        <w:tc>
+          <w:tcPr/>
+          <w:p>
+            <w:pPr>
+              <w:pStyle w:val="Compact"/>
+              <w:jc w:val="left"/>
+            </w:pPr>
+            <w:r>
+              <w:t xml:space="preserve">기능</w:t>
+            </w:r>
+          </w:p>
+        </w:tc>
+      </w:tr>
+      <w:tr>
+        <w:tc>
+          <w:tcPr/>
+          <w:p>
+            <w:pPr>
+              <w:pStyle w:val="Compact"/>
+              <w:jc w:val="left"/>
+            </w:pPr>
+            <w:r>
+              <w:t xml:space="preserve">① 동료 보호</w:t>
+            </w:r>
+          </w:p>
+        </w:tc>
+        <w:tc>
+          <w:tcPr/>
+          <w:p>
+            <w:pPr>
+              <w:pStyle w:val="Compact"/>
+              <w:jc w:val="left"/>
+            </w:pPr>
+            <w:r>
+              <w:t xml:space="preserve">It’s not Sofia’s fault.</w:t>
+            </w:r>
+          </w:p>
+        </w:tc>
+        <w:tc>
+          <w:tcPr/>
+          <w:p>
+            <w:pPr>
+              <w:pStyle w:val="Compact"/>
+              <w:jc w:val="left"/>
+            </w:pPr>
+            <w:r>
+              <w:t xml:space="preserve">책임을 다른 사람에게 돌리지 않겠다고 먼저 선언</w:t>
+            </w:r>
+          </w:p>
+        </w:tc>
+      </w:tr>
+      <w:tr>
+        <w:tc>
+          <w:tcPr/>
+          <w:p>
+            <w:pPr>
+              <w:pStyle w:val="Compact"/>
+              <w:jc w:val="left"/>
+            </w:pPr>
+            <w:r>
+              <w:t xml:space="preserve">② 책임 인정(사실)</w:t>
+            </w:r>
+          </w:p>
+        </w:tc>
+        <w:tc>
+          <w:tcPr/>
+          <w:p>
+            <w:pPr>
+              <w:pStyle w:val="Compact"/>
+              <w:jc w:val="left"/>
+            </w:pPr>
+            <w:r>
+              <w:t xml:space="preserve">I was in charge, and I was the one telling everyone it was a yes.</w:t>
+            </w:r>
+          </w:p>
+        </w:tc>
+        <w:tc>
+          <w:tcPr/>
+          <w:p>
+            <w:pPr>
+              <w:pStyle w:val="Compact"/>
+              <w:jc w:val="left"/>
+            </w:pPr>
+            <w:r>
+              <w:t xml:space="preserve">내 역할과 실제 행동을 구체적으로 인정</w:t>
+            </w:r>
+          </w:p>
+        </w:tc>
+      </w:tr>
+      <w:tr>
+        <w:tc>
+          <w:tcPr/>
+          <w:p>
+            <w:pPr>
+              <w:pStyle w:val="Compact"/>
+              <w:jc w:val="left"/>
+            </w:pPr>
+            <w:r>
+              <w:t xml:space="preserve">③ 원인 분석</w:t>
+            </w:r>
+          </w:p>
+        </w:tc>
+        <w:tc>
+          <w:tcPr/>
+          <w:p>
+            <w:pPr>
+              <w:pStyle w:val="Compact"/>
+              <w:jc w:val="left"/>
+            </w:pPr>
+            <w:r>
+              <w:t xml:space="preserve">I heard what I wanted to hear, because I needed this deal to work and I was too tired to notice the signals.</w:t>
+            </w:r>
+          </w:p>
+        </w:tc>
+        <w:tc>
+          <w:tcPr/>
+          <w:p>
+            <w:pPr>
+              <w:pStyle w:val="Compact"/>
+              <w:jc w:val="left"/>
+            </w:pPr>
+            <w:r>
+              <w:t xml:space="preserve">변명이 아니라 실수의 원인을 because로 설명</w:t>
+            </w:r>
+          </w:p>
+        </w:tc>
+      </w:tr>
+      <w:tr>
+        <w:tc>
+          <w:tcPr/>
+          <w:p>
+            <w:pPr>
+              <w:pStyle w:val="Compact"/>
+              <w:jc w:val="left"/>
+            </w:pPr>
+            <w:r>
+              <w:t xml:space="preserve">④ 마무리(소유)</w:t>
+            </w:r>
+          </w:p>
+        </w:tc>
+        <w:tc>
+          <w:tcPr/>
+          <w:p>
+            <w:pPr>
+              <w:pStyle w:val="Compact"/>
+              <w:jc w:val="left"/>
+            </w:pPr>
+            <w:r>
+              <w:t xml:space="preserve">That’s on me.</w:t>
+            </w:r>
+          </w:p>
+        </w:tc>
+        <w:tc>
+          <w:tcPr/>
+          <w:p>
+            <w:pPr>
+              <w:pStyle w:val="Compact"/>
+              <w:jc w:val="left"/>
+            </w:pPr>
+            <w:r>
+              <w:t xml:space="preserve">짧은 한 문장으로 책임을 확정</w:t>
+            </w:r>
+          </w:p>
+        </w:tc>
+      </w:tr>
+    </w:tbl>
+    <w:p>
+      <w:pPr>
+        <w:pStyle w:val="BodyText"/>
+      </w:pPr>
+      <w:r>
+        <w:rPr>
+          <w:bCs/>
+          <w:b/>
+        </w:rPr>
+        <w:t xml:space="preserve">활용 패턴:</w:t>
+      </w:r>
+      <w:r>
+        <w:t xml:space="preserve"> </w:t>
+      </w:r>
+      <w:r>
+        <w:t xml:space="preserve">“</w:t>
+      </w:r>
+      <w:r>
+        <w:t xml:space="preserve">It’s not X’s fault.</w:t>
+      </w:r>
+      <w:r>
+        <w:t xml:space="preserve">”</w:t>
+      </w:r>
+      <w:r>
+        <w:t xml:space="preserve"> </w:t>
+      </w:r>
+      <w:r>
+        <w:t xml:space="preserve">→ 내 역할 인정 → because 원인 →</w:t>
+      </w:r>
+      <w:r>
+        <w:t xml:space="preserve"> </w:t>
+      </w:r>
+      <w:r>
+        <w:t xml:space="preserve">“</w:t>
+      </w:r>
+      <w:r>
+        <w:t xml:space="preserve">That’s on me.</w:t>
+      </w:r>
+      <w:r>
+        <w:t xml:space="preserve">”</w:t>
+      </w:r>
+      <w:r>
+        <w:t xml:space="preserve"> </w:t>
+      </w:r>
+      <w:r>
+        <w:rPr>
+          <w:bCs/>
+          <w:b/>
+        </w:rPr>
+        <w:t xml:space="preserve">연결 표현:</w:t>
+      </w:r>
+      <w:r>
+        <w:t xml:space="preserve"> </w:t>
+      </w:r>
+      <w:r>
+        <w:t xml:space="preserve">I was in charge(내가 책임자였다) · I was the one -ing(~한 사람은 나였다) · I heard what I wanted to hear(듣고 싶은 걸 들었다) · That’s on me(내 책임이다)</w:t>
+      </w:r>
+      <w:r>
+        <w:t xml:space="preserve"> </w:t>
+      </w:r>
+      <w:r>
+        <w:rPr>
+          <w:bCs/>
+          <w:b/>
+        </w:rPr>
+        <w:t xml:space="preserve">연습:</w:t>
+      </w:r>
+      <w:r>
+        <w:t xml:space="preserve"> </w:t>
+      </w:r>
+      <w:r>
+        <w:t xml:space="preserve">팀원의 보고 실수가 사실은 내 판단 착오였던 상황에서, 같은 구조로 40단어 안팎의 사과를 말해 보기.</w:t>
+      </w:r>
+    </w:p>
     <w:bookmarkEnd w:id="30"/>
     <w:bookmarkEnd w:id="31"/>
+    <w:bookmarkEnd w:id="32"/>
     <w:sectPr/>
   </w:body>
 </w:document>

--- a/대본/6부/08화_Lost_in_Understatement.docx
+++ b/대본/6부/08화_Lost_in_Understatement.docx
@@ -2,7 +2,7 @@
 <file path=word/document.xml><?xml version="1.0" encoding="utf-8"?>
 <w:document xmlns:w="http://schemas.openxmlformats.org/wordprocessingml/2006/main" xmlns:m="http://schemas.openxmlformats.org/officeDocument/2006/math" xmlns:r="http://schemas.openxmlformats.org/officeDocument/2006/relationships" xmlns:o="urn:schemas-microsoft-com:office:office" xmlns:v="urn:schemas-microsoft-com:vml" xmlns:w10="urn:schemas-microsoft-com:office:word" xmlns:a="http://schemas.openxmlformats.org/drawingml/2006/main" xmlns:pic="http://schemas.openxmlformats.org/drawingml/2006/picture" xmlns:wp="http://schemas.openxmlformats.org/drawingml/2006/wordprocessingDrawing">
   <w:body>
-    <w:bookmarkStart w:id="32" w:name="ship-it-6부-8화"/>
+    <w:bookmarkStart w:id="38" w:name="ship-it-6부-8화"/>
     <w:p>
       <w:pPr>
         <w:pStyle w:val="Heading1"/>
@@ -334,44 +334,23 @@
     </w:p>
     <w:p>
       <w:pPr>
-        <w:numPr>
-          <w:ilvl w:val="0"/>
-          <w:numId w:val="1001"/>
-        </w:numPr>
+        <w:pStyle w:val="FirstParagraph"/>
       </w:pPr>
       <w:r>
         <w:t xml:space="preserve">SARAH: Noah! Over here. By the fire. I’ve saved you three seats. Fought for them.</w:t>
       </w:r>
-      <w:r>
-        <w:t xml:space="preserve"> </w:t>
-      </w:r>
-      <w:r>
-        <w:t xml:space="preserve">사라: 노아! 여기요. 벽난로 옆. 세 자리 맡아 뒀어요. 싸워서 얻었어요.</w:t>
-      </w:r>
-    </w:p>
-    <w:p>
-      <w:pPr>
-        <w:numPr>
-          <w:ilvl w:val="0"/>
-          <w:numId w:val="1001"/>
-        </w:numPr>
+    </w:p>
+    <w:p>
+      <w:pPr>
+        <w:pStyle w:val="BodyText"/>
       </w:pPr>
       <w:r>
         <w:t xml:space="preserve">NOAH: Sarah, thank you for coming. On a Thursday night. At an hour’s notice.</w:t>
       </w:r>
-      <w:r>
-        <w:t xml:space="preserve"> </w:t>
-      </w:r>
-      <w:r>
-        <w:t xml:space="preserve">노아: 사라, 와 줘서 고마워요. 목요일 밤에. 한 시간 전에 연락했는데.</w:t>
-      </w:r>
-    </w:p>
-    <w:p>
-      <w:pPr>
-        <w:numPr>
-          <w:ilvl w:val="0"/>
-          <w:numId w:val="1001"/>
-        </w:numPr>
+    </w:p>
+    <w:p>
+      <w:pPr>
+        <w:pStyle w:val="BodyText"/>
       </w:pPr>
       <w:r>
         <w:t xml:space="preserve">SARAH: Your text said</w:t>
@@ -394,236 +373,98 @@
       <w:r>
         <w:t xml:space="preserve">I couldn’t resist. This is James.</w:t>
       </w:r>
-      <w:r>
-        <w:t xml:space="preserve"> </w:t>
-      </w:r>
-      <w:r>
-        <w:t xml:space="preserve">사라: 문자에</w:t>
-      </w:r>
-      <w:r>
-        <w:t xml:space="preserve"> </w:t>
-      </w:r>
-      <w:r>
-        <w:t xml:space="preserve">“</w:t>
-      </w:r>
-      <w:r>
-        <w:t xml:space="preserve">긴급. 영국 문제.</w:t>
-      </w:r>
-      <w:r>
-        <w:t xml:space="preserve">”</w:t>
-      </w:r>
-      <w:r>
-        <w:t xml:space="preserve">라고 했잖아요. 참을 수가 없었죠. 이쪽은 제임스.</w:t>
-      </w:r>
-    </w:p>
-    <w:p>
-      <w:pPr>
-        <w:numPr>
-          <w:ilvl w:val="0"/>
-          <w:numId w:val="1001"/>
-        </w:numPr>
+    </w:p>
+    <w:p>
+      <w:pPr>
+        <w:pStyle w:val="BodyText"/>
       </w:pPr>
       <w:r>
         <w:t xml:space="preserve">JAMES: James Okafor. Sarah said there’s an American in trouble. I came for the entertainment.</w:t>
       </w:r>
-      <w:r>
-        <w:t xml:space="preserve"> </w:t>
-      </w:r>
-      <w:r>
-        <w:t xml:space="preserve">제임스: 제임스 오카포. 사라가 곤경에 빠진 미국인이 있다더군요. 구경하러 왔어요.</w:t>
-      </w:r>
-    </w:p>
-    <w:p>
-      <w:pPr>
-        <w:numPr>
-          <w:ilvl w:val="0"/>
-          <w:numId w:val="1001"/>
-        </w:numPr>
+    </w:p>
+    <w:p>
+      <w:pPr>
+        <w:pStyle w:val="BodyText"/>
       </w:pPr>
       <w:r>
         <w:t xml:space="preserve">ELENA: Elena Ruiz. Thank you. The American is him. I’m Mexican-American. I’m only half in trouble.</w:t>
       </w:r>
-      <w:r>
-        <w:t xml:space="preserve"> </w:t>
-      </w:r>
-      <w:r>
-        <w:t xml:space="preserve">엘레나: 엘레나 루이즈. 고마워요. 미국인은 이 사람이에요. 전 멕시코계 미국인. 반만 곤경이에요.</w:t>
-      </w:r>
-    </w:p>
-    <w:p>
-      <w:pPr>
-        <w:numPr>
-          <w:ilvl w:val="0"/>
-          <w:numId w:val="1001"/>
-        </w:numPr>
+    </w:p>
+    <w:p>
+      <w:pPr>
+        <w:pStyle w:val="BodyText"/>
       </w:pPr>
       <w:r>
         <w:t xml:space="preserve">SOFIA: Sofia Alvarez. Sales. I’m the one who thought it went well.</w:t>
       </w:r>
-      <w:r>
-        <w:t xml:space="preserve"> </w:t>
-      </w:r>
-      <w:r>
-        <w:t xml:space="preserve">소피아: 소피아 알바레스. 영업. 잘 됐다고 생각한 사람이 저예요.</w:t>
-      </w:r>
-    </w:p>
-    <w:p>
-      <w:pPr>
-        <w:numPr>
-          <w:ilvl w:val="0"/>
-          <w:numId w:val="1001"/>
-        </w:numPr>
+    </w:p>
+    <w:p>
+      <w:pPr>
+        <w:pStyle w:val="BodyText"/>
       </w:pPr>
       <w:r>
         <w:t xml:space="preserve">JAMES: Ah. One of those days. What are we drinking?</w:t>
       </w:r>
-      <w:r>
-        <w:t xml:space="preserve"> </w:t>
-      </w:r>
-      <w:r>
-        <w:t xml:space="preserve">제임스: 아. 그런 날이군요. 뭐 마실래요?</w:t>
-      </w:r>
-    </w:p>
-    <w:p>
-      <w:pPr>
-        <w:numPr>
-          <w:ilvl w:val="0"/>
-          <w:numId w:val="1001"/>
-        </w:numPr>
+    </w:p>
+    <w:p>
+      <w:pPr>
+        <w:pStyle w:val="BodyText"/>
       </w:pPr>
       <w:r>
         <w:t xml:space="preserve">NOAH: Whatever you recommend. I clearly can’t be trusted with British decisions today.</w:t>
       </w:r>
-      <w:r>
-        <w:t xml:space="preserve"> </w:t>
-      </w:r>
-      <w:r>
-        <w:t xml:space="preserve">노아: 추천하는 걸로요. 오늘은 확실히 제가 영국 관련 결정을 하면 안 돼요.</w:t>
-      </w:r>
-    </w:p>
-    <w:p>
-      <w:pPr>
-        <w:numPr>
-          <w:ilvl w:val="0"/>
-          <w:numId w:val="1001"/>
-        </w:numPr>
+    </w:p>
+    <w:p>
+      <w:pPr>
+        <w:pStyle w:val="BodyText"/>
       </w:pPr>
       <w:r>
         <w:t xml:space="preserve">JAMES: A pint of bitter, then. It matches the mood.</w:t>
       </w:r>
-      <w:r>
-        <w:t xml:space="preserve"> </w:t>
-      </w:r>
-      <w:r>
-        <w:t xml:space="preserve">제임스: 그럼 비터 한 파인트. 분위기에 맞네요.</w:t>
-      </w:r>
-    </w:p>
-    <w:p>
-      <w:pPr>
-        <w:numPr>
-          <w:ilvl w:val="0"/>
-          <w:numId w:val="1001"/>
-        </w:numPr>
+    </w:p>
+    <w:p>
+      <w:pPr>
+        <w:pStyle w:val="BodyText"/>
       </w:pPr>
       <w:r>
         <w:t xml:space="preserve">SARAH: James was an A and E nurse for twelve years, so nothing frightens him. Then he trained injectors for years. If anyone can translate Oliver for you, it’s him, because he knows everyone in this industry, and everyone knows him.</w:t>
       </w:r>
-      <w:r>
-        <w:t xml:space="preserve"> </w:t>
-      </w:r>
-      <w:r>
-        <w:t xml:space="preserve">사라: 제임스는 12년간 응급실 간호사였어요. 그래서 무서운 게 없죠. 그다음엔 몇 년 동안 시술자를 교육했고요. 누가 올리버를 통역해 줄 수 있다면 바로 이 사람이에요. 이 업계 사람을 다 알고, 다들 이 사람을 알거든요.</w:t>
-      </w:r>
-    </w:p>
-    <w:p>
-      <w:pPr>
-        <w:numPr>
-          <w:ilvl w:val="0"/>
-          <w:numId w:val="1001"/>
-        </w:numPr>
+    </w:p>
+    <w:p>
+      <w:pPr>
+        <w:pStyle w:val="BodyText"/>
       </w:pPr>
       <w:r>
         <w:t xml:space="preserve">JAMES: Everyone knows everyone. London’s a village with a tube map.</w:t>
       </w:r>
-      <w:r>
-        <w:t xml:space="preserve"> </w:t>
-      </w:r>
-      <w:r>
-        <w:t xml:space="preserve">제임스: 다들 서로 알아요. 런던은 지하철 노선도가 있는 마을이죠.</w:t>
-      </w:r>
-    </w:p>
-    <w:p>
-      <w:pPr>
-        <w:numPr>
-          <w:ilvl w:val="0"/>
-          <w:numId w:val="1001"/>
-        </w:numPr>
+    </w:p>
+    <w:p>
+      <w:pPr>
+        <w:pStyle w:val="BodyText"/>
       </w:pPr>
       <w:r>
         <w:t xml:space="preserve">ELENA: Do you know Oliver Grant?</w:t>
       </w:r>
-      <w:r>
-        <w:t xml:space="preserve"> </w:t>
-      </w:r>
-      <w:r>
-        <w:t xml:space="preserve">엘레나: 올리버 그랜트 알아요?</w:t>
-      </w:r>
-    </w:p>
-    <w:p>
-      <w:pPr>
-        <w:numPr>
-          <w:ilvl w:val="0"/>
-          <w:numId w:val="1001"/>
-        </w:numPr>
+    </w:p>
+    <w:p>
+      <w:pPr>
+        <w:pStyle w:val="BodyText"/>
       </w:pPr>
       <w:r>
         <w:t xml:space="preserve">JAMES: Everyone knows Oliver. Lovely man. Excellent tea. Never says no.</w:t>
       </w:r>
-      <w:r>
-        <w:t xml:space="preserve"> </w:t>
-      </w:r>
-      <w:r>
-        <w:t xml:space="preserve">제임스: 올리버를 모르는 사람은 없죠. 좋은 사람. 훌륭한 차. 절대</w:t>
-      </w:r>
-      <w:r>
-        <w:t xml:space="preserve"> </w:t>
-      </w:r>
-      <w:r>
-        <w:t xml:space="preserve">“</w:t>
-      </w:r>
-      <w:r>
-        <w:t xml:space="preserve">아니요</w:t>
-      </w:r>
-      <w:r>
-        <w:t xml:space="preserve">”</w:t>
-      </w:r>
-      <w:r>
-        <w:t xml:space="preserve">라고 안 해요.</w:t>
-      </w:r>
-    </w:p>
-    <w:p>
-      <w:pPr>
-        <w:numPr>
-          <w:ilvl w:val="0"/>
-          <w:numId w:val="1001"/>
-        </w:numPr>
+    </w:p>
+    <w:p>
+      <w:pPr>
+        <w:pStyle w:val="BodyText"/>
       </w:pPr>
       <w:r>
         <w:t xml:space="preserve">SOFIA: That’s what we thought! He never said no.</w:t>
       </w:r>
-      <w:r>
-        <w:t xml:space="preserve"> </w:t>
-      </w:r>
-      <w:r>
-        <w:t xml:space="preserve">소피아: 우리도 그렇게 생각했어요! 아니라고 한 적이 없어요.</w:t>
-      </w:r>
-    </w:p>
-    <w:p>
-      <w:pPr>
-        <w:numPr>
-          <w:ilvl w:val="0"/>
-          <w:numId w:val="1001"/>
-        </w:numPr>
+    </w:p>
+    <w:p>
+      <w:pPr>
+        <w:pStyle w:val="BodyText"/>
       </w:pPr>
       <w:r>
         <w:t xml:space="preserve">JAMES: No. He never says it. That’s not the same as never meaning it. In London,</w:t>
@@ -645,42 +486,6 @@
       </w:r>
       <w:r>
         <w:t xml:space="preserve">is considered a little rude, so we hide it inside compliments, tea and invitations to reflect. The skill is finding it.</w:t>
-      </w:r>
-      <w:r>
-        <w:t xml:space="preserve"> </w:t>
-      </w:r>
-      <w:r>
-        <w:t xml:space="preserve">제임스: 네. 말을 안 하죠. 그게 그런 뜻이 아니라는 거랑은 같지 않아요. 런던에선</w:t>
-      </w:r>
-      <w:r>
-        <w:t xml:space="preserve"> </w:t>
-      </w:r>
-      <w:r>
-        <w:t xml:space="preserve">“</w:t>
-      </w:r>
-      <w:r>
-        <w:t xml:space="preserve">아니요</w:t>
-      </w:r>
-      <w:r>
-        <w:t xml:space="preserve">”</w:t>
-      </w:r>
-      <w:r>
-        <w:t xml:space="preserve">가 좀 무례하게 여겨져서, 칭찬이랑 차랑</w:t>
-      </w:r>
-      <w:r>
-        <w:t xml:space="preserve"> </w:t>
-      </w:r>
-      <w:r>
-        <w:t xml:space="preserve">“</w:t>
-      </w:r>
-      <w:r>
-        <w:t xml:space="preserve">생각해 보겠다</w:t>
-      </w:r>
-      <w:r>
-        <w:t xml:space="preserve">”</w:t>
-      </w:r>
-      <w:r>
-        <w:t xml:space="preserve">는 말 속에 숨겨요. 그걸 찾아내는 게 기술이죠.</w:t>
       </w:r>
     </w:p>
     <w:bookmarkEnd w:id="21"/>
@@ -695,27 +500,15 @@
     </w:p>
     <w:p>
       <w:pPr>
-        <w:numPr>
-          <w:ilvl w:val="0"/>
-          <w:numId w:val="1002"/>
-        </w:numPr>
+        <w:pStyle w:val="FirstParagraph"/>
       </w:pPr>
       <w:r>
         <w:t xml:space="preserve">JAMES: Shall we play a game? You tell me what Oliver said. I’ll tell you what he meant.</w:t>
       </w:r>
-      <w:r>
-        <w:t xml:space="preserve"> </w:t>
-      </w:r>
-      <w:r>
-        <w:t xml:space="preserve">제임스: 게임 할까요? 올리버가 뭐라고 했는지 말해요. 무슨 뜻이었는지 알려 줄게요.</w:t>
-      </w:r>
-    </w:p>
-    <w:p>
-      <w:pPr>
-        <w:numPr>
-          <w:ilvl w:val="0"/>
-          <w:numId w:val="1002"/>
-        </w:numPr>
+    </w:p>
+    <w:p>
+      <w:pPr>
+        <w:pStyle w:val="BodyText"/>
       </w:pPr>
       <w:r>
         <w:t xml:space="preserve">NOAH: Okay. When we suggested three years with automatic renewal, Fiona said,</w:t>
@@ -732,34 +525,10 @@
       <w:r>
         <w:t xml:space="preserve">”</w:t>
       </w:r>
-      <w:r>
-        <w:t xml:space="preserve"> </w:t>
-      </w:r>
-      <w:r>
-        <w:t xml:space="preserve">노아: 좋아요. 자동 갱신 조건으로 3년을 제안했을 때, 피오나가</w:t>
-      </w:r>
-      <w:r>
-        <w:t xml:space="preserve"> </w:t>
-      </w:r>
-      <w:r>
-        <w:t xml:space="preserve">“</w:t>
-      </w:r>
-      <w:r>
-        <w:t xml:space="preserve">전혀 나쁘지 않네요</w:t>
-      </w:r>
-      <w:r>
-        <w:t xml:space="preserve">”</w:t>
-      </w:r>
-      <w:r>
-        <w:t xml:space="preserve">라고 했어요.</w:t>
-      </w:r>
-    </w:p>
-    <w:p>
-      <w:pPr>
-        <w:numPr>
-          <w:ilvl w:val="0"/>
-          <w:numId w:val="1002"/>
-        </w:numPr>
+    </w:p>
+    <w:p>
+      <w:pPr>
+        <w:pStyle w:val="BodyText"/>
       </w:pPr>
       <w:r>
         <w:t xml:space="preserve">JAMES: That’s a genuine yes. Good.</w:t>
@@ -800,66 +569,18 @@
       <w:r>
         <w:t xml:space="preserve">Point to you.</w:t>
       </w:r>
-      <w:r>
-        <w:t xml:space="preserve"> </w:t>
-      </w:r>
-      <w:r>
-        <w:t xml:space="preserve">제임스: 그건 진짜 예스예요. 좋아요.</w:t>
-      </w:r>
-      <w:r>
-        <w:t xml:space="preserve"> </w:t>
-      </w:r>
-      <w:r>
-        <w:t xml:space="preserve">“</w:t>
-      </w:r>
-      <w:r>
-        <w:t xml:space="preserve">전혀 나쁘지 않다</w:t>
-      </w:r>
-      <w:r>
-        <w:t xml:space="preserve">”</w:t>
-      </w:r>
-      <w:r>
-        <w:t xml:space="preserve">는</w:t>
-      </w:r>
-      <w:r>
-        <w:t xml:space="preserve"> </w:t>
-      </w:r>
-      <w:r>
-        <w:t xml:space="preserve">“</w:t>
-      </w:r>
-      <w:r>
-        <w:t xml:space="preserve">꽤 좋다</w:t>
-      </w:r>
-      <w:r>
-        <w:t xml:space="preserve">”</w:t>
-      </w:r>
-      <w:r>
-        <w:t xml:space="preserve">는 뜻이죠. 당신 점수.</w:t>
-      </w:r>
-    </w:p>
-    <w:p>
-      <w:pPr>
-        <w:numPr>
-          <w:ilvl w:val="0"/>
-          <w:numId w:val="1002"/>
-        </w:numPr>
+    </w:p>
+    <w:p>
+      <w:pPr>
+        <w:pStyle w:val="BodyText"/>
       </w:pPr>
       <w:r>
         <w:t xml:space="preserve">SOFIA: See? I was right about something.</w:t>
       </w:r>
-      <w:r>
-        <w:t xml:space="preserve"> </w:t>
-      </w:r>
-      <w:r>
-        <w:t xml:space="preserve">소피아: 봐요? 뭔가 하나는 맞혔잖아요.</w:t>
-      </w:r>
-    </w:p>
-    <w:p>
-      <w:pPr>
-        <w:numPr>
-          <w:ilvl w:val="0"/>
-          <w:numId w:val="1002"/>
-        </w:numPr>
+    </w:p>
+    <w:p>
+      <w:pPr>
+        <w:pStyle w:val="BodyText"/>
       </w:pPr>
       <w:r>
         <w:t xml:space="preserve">ELENA: Next one. Oliver said,</w:t>
@@ -876,34 +597,10 @@
       <w:r>
         <w:t xml:space="preserve">”</w:t>
       </w:r>
-      <w:r>
-        <w:t xml:space="preserve"> </w:t>
-      </w:r>
-      <w:r>
-        <w:t xml:space="preserve">엘레나: 다음. 올리버가</w:t>
-      </w:r>
-      <w:r>
-        <w:t xml:space="preserve"> </w:t>
-      </w:r>
-      <w:r>
-        <w:t xml:space="preserve">“</w:t>
-      </w:r>
-      <w:r>
-        <w:t xml:space="preserve">최대한의 존경을 담아, 루이즈 박사님</w:t>
-      </w:r>
-      <w:r>
-        <w:t xml:space="preserve">”</w:t>
-      </w:r>
-      <w:r>
-        <w:t xml:space="preserve">이라고 했어요.</w:t>
-      </w:r>
-    </w:p>
-    <w:p>
-      <w:pPr>
-        <w:numPr>
-          <w:ilvl w:val="0"/>
-          <w:numId w:val="1002"/>
-        </w:numPr>
+    </w:p>
+    <w:p>
+      <w:pPr>
+        <w:pStyle w:val="BodyText"/>
       </w:pPr>
       <w:r>
         <w:t xml:space="preserve">JAMES: Ooh. That means,</w:t>
@@ -920,136 +617,58 @@
       <w:r>
         <w:t xml:space="preserve">”</w:t>
       </w:r>
-      <w:r>
-        <w:t xml:space="preserve"> </w:t>
-      </w:r>
-      <w:r>
-        <w:t xml:space="preserve">제임스: 오. 그건</w:t>
-      </w:r>
-      <w:r>
-        <w:t xml:space="preserve"> </w:t>
-      </w:r>
-      <w:r>
-        <w:t xml:space="preserve">“</w:t>
-      </w:r>
-      <w:r>
-        <w:t xml:space="preserve">당신이 틀렸다고 생각해요. 어쩌면 바보라고도.</w:t>
-      </w:r>
-      <w:r>
-        <w:t xml:space="preserve">”</w:t>
-      </w:r>
-      <w:r>
-        <w:t xml:space="preserve">라는 뜻이에요.</w:t>
-      </w:r>
-    </w:p>
-    <w:p>
-      <w:pPr>
-        <w:numPr>
-          <w:ilvl w:val="0"/>
-          <w:numId w:val="1002"/>
-        </w:numPr>
+    </w:p>
+    <w:p>
+      <w:pPr>
+        <w:pStyle w:val="BodyText"/>
       </w:pPr>
       <w:r>
         <w:t xml:space="preserve">ELENA: I knew it. Zoe’s card said so.</w:t>
       </w:r>
-      <w:r>
-        <w:t xml:space="preserve"> </w:t>
-      </w:r>
-      <w:r>
-        <w:t xml:space="preserve">엘레나: 그럴 줄 알았어요. 조이 카드에도 그렇게 돼 있었어요.</w:t>
-      </w:r>
-    </w:p>
-    <w:p>
-      <w:pPr>
-        <w:numPr>
-          <w:ilvl w:val="0"/>
-          <w:numId w:val="1002"/>
-        </w:numPr>
+    </w:p>
+    <w:p>
+      <w:pPr>
+        <w:pStyle w:val="BodyText"/>
       </w:pPr>
       <w:r>
         <w:t xml:space="preserve">JAMES: Who’s Zoe?</w:t>
       </w:r>
-      <w:r>
-        <w:t xml:space="preserve"> </w:t>
-      </w:r>
-      <w:r>
-        <w:t xml:space="preserve">제임스: 조이가 누구예요?</w:t>
-      </w:r>
-    </w:p>
-    <w:p>
-      <w:pPr>
-        <w:numPr>
-          <w:ilvl w:val="0"/>
-          <w:numId w:val="1002"/>
-        </w:numPr>
+    </w:p>
+    <w:p>
+      <w:pPr>
+        <w:pStyle w:val="BodyText"/>
       </w:pPr>
       <w:r>
         <w:t xml:space="preserve">SOFIA: Our marketing head. She made a card. Ten British phrases. We read it on the plane.</w:t>
       </w:r>
-      <w:r>
-        <w:t xml:space="preserve"> </w:t>
-      </w:r>
-      <w:r>
-        <w:t xml:space="preserve">소피아: 우리 마케팅 책임자. 카드를 만들었어요. 영국식 표현 열 개. 비행기에서 읽었죠.</w:t>
-      </w:r>
-    </w:p>
-    <w:p>
-      <w:pPr>
-        <w:numPr>
-          <w:ilvl w:val="0"/>
-          <w:numId w:val="1002"/>
-        </w:numPr>
+    </w:p>
+    <w:p>
+      <w:pPr>
+        <w:pStyle w:val="BodyText"/>
       </w:pPr>
       <w:r>
         <w:t xml:space="preserve">JAMES: Clever woman. Did you read it, Noah?</w:t>
       </w:r>
-      <w:r>
-        <w:t xml:space="preserve"> </w:t>
-      </w:r>
-      <w:r>
-        <w:t xml:space="preserve">제임스: 똑똑한 분이네요. 노아, 읽었어요?</w:t>
-      </w:r>
-    </w:p>
-    <w:p>
-      <w:pPr>
-        <w:numPr>
-          <w:ilvl w:val="0"/>
-          <w:numId w:val="1002"/>
-        </w:numPr>
+    </w:p>
+    <w:p>
+      <w:pPr>
+        <w:pStyle w:val="BodyText"/>
       </w:pPr>
       <w:r>
         <w:t xml:space="preserve">NOAH: I read it. Then I forgot it. In the room, everything sounded friendly.</w:t>
       </w:r>
-      <w:r>
-        <w:t xml:space="preserve"> </w:t>
-      </w:r>
-      <w:r>
-        <w:t xml:space="preserve">노아: 읽었어요. 그러고 잊었어요. 회의실에선 다 친근하게 들렸어요.</w:t>
-      </w:r>
-    </w:p>
-    <w:p>
-      <w:pPr>
-        <w:numPr>
-          <w:ilvl w:val="0"/>
-          <w:numId w:val="1002"/>
-        </w:numPr>
+    </w:p>
+    <w:p>
+      <w:pPr>
+        <w:pStyle w:val="BodyText"/>
       </w:pPr>
       <w:r>
         <w:t xml:space="preserve">JAMES: That’s the point. Friendly is the packaging. Not the product.</w:t>
       </w:r>
-      <w:r>
-        <w:t xml:space="preserve"> </w:t>
-      </w:r>
-      <w:r>
-        <w:t xml:space="preserve">제임스: 그게 핵심이에요. 친근함은 포장이에요. 제품이 아니라.</w:t>
-      </w:r>
-    </w:p>
-    <w:p>
-      <w:pPr>
-        <w:numPr>
-          <w:ilvl w:val="0"/>
-          <w:numId w:val="1002"/>
-        </w:numPr>
+    </w:p>
+    <w:p>
+      <w:pPr>
+        <w:pStyle w:val="BodyText"/>
       </w:pPr>
       <w:r>
         <w:t xml:space="preserve">NOAH: Okay. When Elena explained our red line, Oliver said,</w:t>
@@ -1066,34 +685,10 @@
       <w:r>
         <w:t xml:space="preserve">”</w:t>
       </w:r>
-      <w:r>
-        <w:t xml:space="preserve"> </w:t>
-      </w:r>
-      <w:r>
-        <w:t xml:space="preserve">노아: 좋아요. 엘레나가 우리 레드라인을 설명하자, 올리버가</w:t>
-      </w:r>
-      <w:r>
-        <w:t xml:space="preserve"> </w:t>
-      </w:r>
-      <w:r>
-        <w:t xml:space="preserve">“</w:t>
-      </w:r>
-      <w:r>
-        <w:t xml:space="preserve">말씀하시는 바는 들었습니다</w:t>
-      </w:r>
-      <w:r>
-        <w:t xml:space="preserve">”</w:t>
-      </w:r>
-      <w:r>
-        <w:t xml:space="preserve">라고 했어요.</w:t>
-      </w:r>
-    </w:p>
-    <w:p>
-      <w:pPr>
-        <w:numPr>
-          <w:ilvl w:val="0"/>
-          <w:numId w:val="1002"/>
-        </w:numPr>
+    </w:p>
+    <w:p>
+      <w:pPr>
+        <w:pStyle w:val="BodyText"/>
       </w:pPr>
       <w:r>
         <w:t xml:space="preserve">JAMES: Oh dear. That means,</w:t>
@@ -1110,68 +705,26 @@
       <w:r>
         <w:t xml:space="preserve">”</w:t>
       </w:r>
-      <w:r>
-        <w:t xml:space="preserve"> </w:t>
-      </w:r>
-      <w:r>
-        <w:t xml:space="preserve">제임스: 저런. 그건</w:t>
-      </w:r>
-      <w:r>
-        <w:t xml:space="preserve"> </w:t>
-      </w:r>
-      <w:r>
-        <w:t xml:space="preserve">“</w:t>
-      </w:r>
-      <w:r>
-        <w:t xml:space="preserve">동의하지 않아요. 그리고 더 논의하고 싶지 않아요.</w:t>
-      </w:r>
-      <w:r>
-        <w:t xml:space="preserve">”</w:t>
-      </w:r>
-      <w:r>
-        <w:t xml:space="preserve">라는 뜻이에요.</w:t>
-      </w:r>
-    </w:p>
-    <w:p>
-      <w:pPr>
-        <w:numPr>
-          <w:ilvl w:val="0"/>
-          <w:numId w:val="1002"/>
-        </w:numPr>
+    </w:p>
+    <w:p>
+      <w:pPr>
+        <w:pStyle w:val="BodyText"/>
       </w:pPr>
       <w:r>
         <w:t xml:space="preserve">SOFIA: Really? I thought it meant he was listening.</w:t>
       </w:r>
-      <w:r>
-        <w:t xml:space="preserve"> </w:t>
-      </w:r>
-      <w:r>
-        <w:t xml:space="preserve">소피아: 정말요? 듣고 있다는 뜻인 줄 알았어요.</w:t>
-      </w:r>
-    </w:p>
-    <w:p>
-      <w:pPr>
-        <w:numPr>
-          <w:ilvl w:val="0"/>
-          <w:numId w:val="1002"/>
-        </w:numPr>
+    </w:p>
+    <w:p>
+      <w:pPr>
+        <w:pStyle w:val="BodyText"/>
       </w:pPr>
       <w:r>
         <w:t xml:space="preserve">JAMES: He was listening. That’s why he stopped talking about it.</w:t>
       </w:r>
-      <w:r>
-        <w:t xml:space="preserve"> </w:t>
-      </w:r>
-      <w:r>
-        <w:t xml:space="preserve">제임스: 듣긴 했죠. 그래서 그 얘기를 그만둔 거예요.</w:t>
-      </w:r>
-    </w:p>
-    <w:p>
-      <w:pPr>
-        <w:numPr>
-          <w:ilvl w:val="0"/>
-          <w:numId w:val="1002"/>
-        </w:numPr>
+    </w:p>
+    <w:p>
+      <w:pPr>
+        <w:pStyle w:val="BodyText"/>
       </w:pPr>
       <w:r>
         <w:t xml:space="preserve">ELENA: Then Sofia asked,</w:t>
@@ -1206,49 +759,10 @@
       <w:r>
         <w:t xml:space="preserve">”</w:t>
       </w:r>
-      <w:r>
-        <w:t xml:space="preserve"> </w:t>
-      </w:r>
-      <w:r>
-        <w:t xml:space="preserve">엘레나: 그러자 소피아가</w:t>
-      </w:r>
-      <w:r>
-        <w:t xml:space="preserve"> </w:t>
-      </w:r>
-      <w:r>
-        <w:t xml:space="preserve">“</w:t>
-      </w:r>
-      <w:r>
-        <w:t xml:space="preserve">원칙적으로 합의할 수 있을까요?</w:t>
-      </w:r>
-      <w:r>
-        <w:t xml:space="preserve">”</w:t>
-      </w:r>
-      <w:r>
-        <w:t xml:space="preserve">라고 했고, 그는</w:t>
-      </w:r>
-      <w:r>
-        <w:t xml:space="preserve"> </w:t>
-      </w:r>
-      <w:r>
-        <w:t xml:space="preserve">“</w:t>
-      </w:r>
-      <w:r>
-        <w:t xml:space="preserve">꽤 흥미롭네요. 생각해 볼게요</w:t>
-      </w:r>
-      <w:r>
-        <w:t xml:space="preserve">”</w:t>
-      </w:r>
-      <w:r>
-        <w:t xml:space="preserve">라고 했어요.</w:t>
-      </w:r>
-    </w:p>
-    <w:p>
-      <w:pPr>
-        <w:numPr>
-          <w:ilvl w:val="0"/>
-          <w:numId w:val="1002"/>
-        </w:numPr>
+    </w:p>
+    <w:p>
+      <w:pPr>
+        <w:pStyle w:val="BodyText"/>
       </w:pPr>
       <w:r>
         <w:t xml:space="preserve">JAMES:</w:t>
@@ -1289,49 +803,10 @@
       <w:r>
         <w:t xml:space="preserve">is no, but later. Together, they’re a firm no.</w:t>
       </w:r>
-      <w:r>
-        <w:t xml:space="preserve"> </w:t>
-      </w:r>
-      <w:r>
-        <w:t xml:space="preserve">제임스:</w:t>
-      </w:r>
-      <w:r>
-        <w:t xml:space="preserve"> </w:t>
-      </w:r>
-      <w:r>
-        <w:t xml:space="preserve">“</w:t>
-      </w:r>
-      <w:r>
-        <w:t xml:space="preserve">꽤 흥미롭다</w:t>
-      </w:r>
-      <w:r>
-        <w:t xml:space="preserve">”</w:t>
-      </w:r>
-      <w:r>
-        <w:t xml:space="preserve">는 노.</w:t>
-      </w:r>
-      <w:r>
-        <w:t xml:space="preserve"> </w:t>
-      </w:r>
-      <w:r>
-        <w:t xml:space="preserve">“</w:t>
-      </w:r>
-      <w:r>
-        <w:t xml:space="preserve">생각해 보겠다</w:t>
-      </w:r>
-      <w:r>
-        <w:t xml:space="preserve">”</w:t>
-      </w:r>
-      <w:r>
-        <w:t xml:space="preserve">는 노, 단 나중에. 둘이 합치면 확고한 노예요.</w:t>
-      </w:r>
-    </w:p>
-    <w:p>
-      <w:pPr>
-        <w:numPr>
-          <w:ilvl w:val="0"/>
-          <w:numId w:val="1002"/>
-        </w:numPr>
+    </w:p>
+    <w:p>
+      <w:pPr>
+        <w:pStyle w:val="BodyText"/>
       </w:pPr>
       <w:r>
         <w:t xml:space="preserve">NOAH: And</w:t>
@@ -1351,34 +826,10 @@
       <w:r>
         <w:t xml:space="preserve">?</w:t>
       </w:r>
-      <w:r>
-        <w:t xml:space="preserve"> </w:t>
-      </w:r>
-      <w:r>
-        <w:t xml:space="preserve">노아: 그럼</w:t>
-      </w:r>
-      <w:r>
-        <w:t xml:space="preserve"> </w:t>
-      </w:r>
-      <w:r>
-        <w:t xml:space="preserve">“</w:t>
-      </w:r>
-      <w:r>
-        <w:t xml:space="preserve">가깝다는 사랑스러운 단어죠</w:t>
-      </w:r>
-      <w:r>
-        <w:t xml:space="preserve">”</w:t>
-      </w:r>
-      <w:r>
-        <w:t xml:space="preserve">는요?</w:t>
-      </w:r>
-    </w:p>
-    <w:p>
-      <w:pPr>
-        <w:numPr>
-          <w:ilvl w:val="0"/>
-          <w:numId w:val="1002"/>
-        </w:numPr>
+    </w:p>
+    <w:p>
+      <w:pPr>
+        <w:pStyle w:val="BodyText"/>
       </w:pPr>
       <w:r>
         <w:t xml:space="preserve">JAMES: That’s Oliver being charming. It means,</w:t>
@@ -1395,51 +846,18 @@
       <w:r>
         <w:t xml:space="preserve">”</w:t>
       </w:r>
-      <w:r>
-        <w:t xml:space="preserve"> </w:t>
-      </w:r>
-      <w:r>
-        <w:t xml:space="preserve">제임스: 그건 올리버의 매력이에요.</w:t>
-      </w:r>
-      <w:r>
-        <w:t xml:space="preserve"> </w:t>
-      </w:r>
-      <w:r>
-        <w:t xml:space="preserve">“</w:t>
-      </w:r>
-      <w:r>
-        <w:t xml:space="preserve">당신은 우리가 가깝다고 생각하는군요. 귀엽네요.</w:t>
-      </w:r>
-      <w:r>
-        <w:t xml:space="preserve">”</w:t>
-      </w:r>
-      <w:r>
-        <w:t xml:space="preserve">라는 뜻이죠.</w:t>
-      </w:r>
-    </w:p>
-    <w:p>
-      <w:pPr>
-        <w:numPr>
-          <w:ilvl w:val="0"/>
-          <w:numId w:val="1002"/>
-        </w:numPr>
+    </w:p>
+    <w:p>
+      <w:pPr>
+        <w:pStyle w:val="BodyText"/>
       </w:pPr>
       <w:r>
         <w:t xml:space="preserve">SOFIA: Oh, no.</w:t>
       </w:r>
-      <w:r>
-        <w:t xml:space="preserve"> </w:t>
-      </w:r>
-      <w:r>
-        <w:t xml:space="preserve">소피아: 아, 이런.</w:t>
-      </w:r>
-    </w:p>
-    <w:p>
-      <w:pPr>
-        <w:numPr>
-          <w:ilvl w:val="0"/>
-          <w:numId w:val="1002"/>
-        </w:numPr>
+    </w:p>
+    <w:p>
+      <w:pPr>
+        <w:pStyle w:val="BodyText"/>
       </w:pPr>
       <w:r>
         <w:t xml:space="preserve">ELENA: Last one. I asked him directly.</w:t>
@@ -1474,49 +892,10 @@
       <w:r>
         <w:t xml:space="preserve">”</w:t>
       </w:r>
-      <w:r>
-        <w:t xml:space="preserve"> </w:t>
-      </w:r>
-      <w:r>
-        <w:t xml:space="preserve">엘레나: 마지막. 직접 물었어요.</w:t>
-      </w:r>
-      <w:r>
-        <w:t xml:space="preserve"> </w:t>
-      </w:r>
-      <w:r>
-        <w:t xml:space="preserve">“</w:t>
-      </w:r>
-      <w:r>
-        <w:t xml:space="preserve">5번이 결렬 사유냐</w:t>
-      </w:r>
-      <w:r>
-        <w:t xml:space="preserve">”</w:t>
-      </w:r>
-      <w:r>
-        <w:t xml:space="preserve">고요. 그는</w:t>
-      </w:r>
-      <w:r>
-        <w:t xml:space="preserve"> </w:t>
-      </w:r>
-      <w:r>
-        <w:t xml:space="preserve">“</w:t>
-      </w:r>
-      <w:r>
-        <w:t xml:space="preserve">아주 흥미로운 도전</w:t>
-      </w:r>
-      <w:r>
-        <w:t xml:space="preserve">”</w:t>
-      </w:r>
-      <w:r>
-        <w:t xml:space="preserve">이라고 했어요.</w:t>
-      </w:r>
-    </w:p>
-    <w:p>
-      <w:pPr>
-        <w:numPr>
-          <w:ilvl w:val="0"/>
-          <w:numId w:val="1002"/>
-        </w:numPr>
+    </w:p>
+    <w:p>
+      <w:pPr>
+        <w:pStyle w:val="BodyText"/>
       </w:pPr>
       <w:r>
         <w:t xml:space="preserve">JAMES: Ah.</w:t>
@@ -1551,49 +930,10 @@
       <w:r>
         <w:t xml:space="preserve">”</w:t>
       </w:r>
-      <w:r>
-        <w:t xml:space="preserve"> </w:t>
-      </w:r>
-      <w:r>
-        <w:t xml:space="preserve">제임스: 아.</w:t>
-      </w:r>
-      <w:r>
-        <w:t xml:space="preserve"> </w:t>
-      </w:r>
-      <w:r>
-        <w:t xml:space="preserve">“</w:t>
-      </w:r>
-      <w:r>
-        <w:t xml:space="preserve">아주 흥미로운 도전.</w:t>
-      </w:r>
-      <w:r>
-        <w:t xml:space="preserve">”</w:t>
-      </w:r>
-      <w:r>
-        <w:t xml:space="preserve"> </w:t>
-      </w:r>
-      <w:r>
-        <w:t xml:space="preserve">번역:</w:t>
-      </w:r>
-      <w:r>
-        <w:t xml:space="preserve"> </w:t>
-      </w:r>
-      <w:r>
-        <w:t xml:space="preserve">“</w:t>
-      </w:r>
-      <w:r>
-        <w:t xml:space="preserve">네. 당연히요. 하지만 그렇게 말하기엔 너무 예의 바르죠.</w:t>
-      </w:r>
-      <w:r>
-        <w:t xml:space="preserve">”</w:t>
-      </w:r>
-    </w:p>
-    <w:p>
-      <w:pPr>
-        <w:numPr>
-          <w:ilvl w:val="0"/>
-          <w:numId w:val="1002"/>
-        </w:numPr>
+    </w:p>
+    <w:p>
+      <w:pPr>
+        <w:pStyle w:val="BodyText"/>
       </w:pPr>
       <w:r>
         <w:t xml:space="preserve">NOAH: And the email?</w:t>
@@ -1610,31 +950,10 @@
       <w:r>
         <w:t xml:space="preserve">”</w:t>
       </w:r>
-      <w:r>
-        <w:t xml:space="preserve"> </w:t>
-      </w:r>
-      <w:r>
-        <w:t xml:space="preserve">노아: 그럼 이메일은요?</w:t>
-      </w:r>
-      <w:r>
-        <w:t xml:space="preserve"> </w:t>
-      </w:r>
-      <w:r>
-        <w:t xml:space="preserve">“</w:t>
-      </w:r>
-      <w:r>
-        <w:t xml:space="preserve">아주 흥미로운 하루 감사했습니다. 런던을 즐기시길.</w:t>
-      </w:r>
-      <w:r>
-        <w:t xml:space="preserve">”</w:t>
-      </w:r>
-    </w:p>
-    <w:p>
-      <w:pPr>
-        <w:numPr>
-          <w:ilvl w:val="0"/>
-          <w:numId w:val="1002"/>
-        </w:numPr>
+    </w:p>
+    <w:p>
+      <w:pPr>
+        <w:pStyle w:val="BodyText"/>
       </w:pPr>
       <w:r>
         <w:t xml:space="preserve">JAMES:</w:t>
@@ -1669,100 +988,34 @@
       <w:r>
         <w:t xml:space="preserve">”</w:t>
       </w:r>
-      <w:r>
-        <w:t xml:space="preserve"> </w:t>
-      </w:r>
-      <w:r>
-        <w:t xml:space="preserve">제임스:</w:t>
-      </w:r>
-      <w:r>
-        <w:t xml:space="preserve"> </w:t>
-      </w:r>
-      <w:r>
-        <w:t xml:space="preserve">“</w:t>
-      </w:r>
-      <w:r>
-        <w:t xml:space="preserve">런던을 즐기시길</w:t>
-      </w:r>
-      <w:r>
-        <w:t xml:space="preserve">”</w:t>
-      </w:r>
-      <w:r>
-        <w:t xml:space="preserve">은</w:t>
-      </w:r>
-      <w:r>
-        <w:t xml:space="preserve"> </w:t>
-      </w:r>
-      <w:r>
-        <w:t xml:space="preserve">“</w:t>
-      </w:r>
-      <w:r>
-        <w:t xml:space="preserve">여기서 당신 볼일은 끝났어요. 박물관이나 가세요.</w:t>
-      </w:r>
-      <w:r>
-        <w:t xml:space="preserve">”</w:t>
-      </w:r>
-      <w:r>
-        <w:t xml:space="preserve">라는 뜻이에요.</w:t>
-      </w:r>
-    </w:p>
-    <w:p>
-      <w:pPr>
-        <w:numPr>
-          <w:ilvl w:val="0"/>
-          <w:numId w:val="1002"/>
-        </w:numPr>
+    </w:p>
+    <w:p>
+      <w:pPr>
+        <w:pStyle w:val="BodyText"/>
       </w:pPr>
       <w:r>
         <w:t xml:space="preserve">SARAH: The British Museum is free. It’s very good for disappointment.</w:t>
       </w:r>
-      <w:r>
-        <w:t xml:space="preserve"> </w:t>
-      </w:r>
-      <w:r>
-        <w:t xml:space="preserve">사라: 대영박물관은 무료예요. 실망했을 때 아주 좋아요.</w:t>
-      </w:r>
-    </w:p>
-    <w:p>
-      <w:pPr>
-        <w:numPr>
-          <w:ilvl w:val="0"/>
-          <w:numId w:val="1002"/>
-        </w:numPr>
+    </w:p>
+    <w:p>
+      <w:pPr>
+        <w:pStyle w:val="BodyText"/>
       </w:pPr>
       <w:r>
         <w:t xml:space="preserve">NOAH: I walked out of that office telling everyone we were very close, and when Elena warned me in the taxi, I didn’t want to listen. So I spent a whole day hearing yes. And he spent a whole day saying no.</w:t>
       </w:r>
-      <w:r>
-        <w:t xml:space="preserve"> </w:t>
-      </w:r>
-      <w:r>
-        <w:t xml:space="preserve">노아: 그 사무실을 나서면서 다들한테 아주 가까워졌다고 말했고, 택시에서 엘레나가 경고했을 때도 듣고 싶지 않았어요. 그러니까 난 하루 종일 예스를 들었고. 그는 하루 종일 노라고 말했네요.</w:t>
-      </w:r>
-    </w:p>
-    <w:p>
-      <w:pPr>
-        <w:numPr>
-          <w:ilvl w:val="0"/>
-          <w:numId w:val="1002"/>
-        </w:numPr>
+    </w:p>
+    <w:p>
+      <w:pPr>
+        <w:pStyle w:val="BodyText"/>
       </w:pPr>
       <w:r>
         <w:t xml:space="preserve">JAMES: Very politely. Over nine kinds of tea.</w:t>
       </w:r>
-      <w:r>
-        <w:t xml:space="preserve"> </w:t>
-      </w:r>
-      <w:r>
-        <w:t xml:space="preserve">제임스: 아주 정중하게. 아홉 종류의 차를 곁들여서.</w:t>
-      </w:r>
-    </w:p>
-    <w:p>
-      <w:pPr>
-        <w:numPr>
-          <w:ilvl w:val="0"/>
-          <w:numId w:val="1002"/>
-        </w:numPr>
+    </w:p>
+    <w:p>
+      <w:pPr>
+        <w:pStyle w:val="BodyText"/>
       </w:pPr>
       <w:r>
         <w:t xml:space="preserve">ELENA: I said it in the taxi. Sofia, I’m not saying</w:t>
@@ -1779,102 +1032,42 @@
       <w:r>
         <w:t xml:space="preserve">”</w:t>
       </w:r>
-      <w:r>
-        <w:t xml:space="preserve"> </w:t>
-      </w:r>
-      <w:r>
-        <w:t xml:space="preserve">엘레나: 택시에서 말했잖아요. 소피아,</w:t>
-      </w:r>
-      <w:r>
-        <w:t xml:space="preserve"> </w:t>
-      </w:r>
-      <w:r>
-        <w:t xml:space="preserve">“</w:t>
-      </w:r>
-      <w:r>
-        <w:t xml:space="preserve">내가 그랬잖아</w:t>
-      </w:r>
-      <w:r>
-        <w:t xml:space="preserve">”</w:t>
-      </w:r>
-      <w:r>
-        <w:t xml:space="preserve">라고 하는 건 아니에요.</w:t>
-      </w:r>
-    </w:p>
-    <w:p>
-      <w:pPr>
-        <w:numPr>
-          <w:ilvl w:val="0"/>
-          <w:numId w:val="1002"/>
-        </w:numPr>
+    </w:p>
+    <w:p>
+      <w:pPr>
+        <w:pStyle w:val="BodyText"/>
       </w:pPr>
       <w:r>
         <w:t xml:space="preserve">SOFIA: You’re saying it with your eyebrows.</w:t>
       </w:r>
-      <w:r>
-        <w:t xml:space="preserve"> </w:t>
-      </w:r>
-      <w:r>
-        <w:t xml:space="preserve">소피아: 눈썹으로 말하고 있잖아요.</w:t>
-      </w:r>
-    </w:p>
-    <w:p>
-      <w:pPr>
-        <w:numPr>
-          <w:ilvl w:val="0"/>
-          <w:numId w:val="1002"/>
-        </w:numPr>
+    </w:p>
+    <w:p>
+      <w:pPr>
+        <w:pStyle w:val="BodyText"/>
       </w:pPr>
       <w:r>
         <w:t xml:space="preserve">ELENA: Only one eyebrow. The other one is being supportive.</w:t>
       </w:r>
-      <w:r>
-        <w:t xml:space="preserve"> </w:t>
-      </w:r>
-      <w:r>
-        <w:t xml:space="preserve">엘레나: 한쪽 눈썹만요. 다른 쪽은 응원하고 있어요.</w:t>
-      </w:r>
-    </w:p>
-    <w:p>
-      <w:pPr>
-        <w:numPr>
-          <w:ilvl w:val="0"/>
-          <w:numId w:val="1002"/>
-        </w:numPr>
+    </w:p>
+    <w:p>
+      <w:pPr>
+        <w:pStyle w:val="BodyText"/>
       </w:pPr>
       <w:r>
         <w:t xml:space="preserve">NOAH: It’s not Sofia’s fault. I was in charge, and I was the one telling everyone it was a yes. I heard what I wanted to hear, because I needed this deal to work and I was too tired to notice the signals. That’s on me.</w:t>
       </w:r>
-      <w:r>
-        <w:t xml:space="preserve"> </w:t>
-      </w:r>
-      <w:r>
-        <w:t xml:space="preserve">노아: 소피아 잘못이 아니에요. 내가 책임자였고, 예스라고 다들한테 말한 것도 나였어요. 듣고 싶은 걸 들은 거예요. 이 거래가 꼭 성사돼야 했고, 너무 피곤해서 신호를 알아채지 못했으니까요. 그건 내 책임이에요.</w:t>
-      </w:r>
-    </w:p>
-    <w:p>
-      <w:pPr>
-        <w:numPr>
-          <w:ilvl w:val="0"/>
-          <w:numId w:val="1002"/>
-        </w:numPr>
+    </w:p>
+    <w:p>
+      <w:pPr>
+        <w:pStyle w:val="BodyText"/>
       </w:pPr>
       <w:r>
         <w:t xml:space="preserve">JAMES: That’s the most British thing you’ve said all night. Self-criticism. Have another pint.</w:t>
       </w:r>
-      <w:r>
-        <w:t xml:space="preserve"> </w:t>
-      </w:r>
-      <w:r>
-        <w:t xml:space="preserve">제임스: 오늘 밤 한 말 중에 제일 영국적이네요. 자기비판. 한 잔 더 하세요.</w:t>
-      </w:r>
-    </w:p>
-    <w:p>
-      <w:pPr>
-        <w:numPr>
-          <w:ilvl w:val="0"/>
-          <w:numId w:val="1002"/>
-        </w:numPr>
+    </w:p>
+    <w:p>
+      <w:pPr>
+        <w:pStyle w:val="BodyText"/>
       </w:pPr>
       <w:r>
         <w:t xml:space="preserve">SARAH: Noah, don’t feel bad. Americans say</w:t>
@@ -1915,49 +1108,10 @@
       <w:r>
         <w:t xml:space="preserve">about weddings.</w:t>
       </w:r>
-      <w:r>
-        <w:t xml:space="preserve"> </w:t>
-      </w:r>
-      <w:r>
-        <w:t xml:space="preserve">사라: 노아, 기분 나빠하지 마요. 미국인은 샌드위치에</w:t>
-      </w:r>
-      <w:r>
-        <w:t xml:space="preserve"> </w:t>
-      </w:r>
-      <w:r>
-        <w:t xml:space="preserve">“</w:t>
-      </w:r>
-      <w:r>
-        <w:t xml:space="preserve">끝내준다</w:t>
-      </w:r>
-      <w:r>
-        <w:t xml:space="preserve">”</w:t>
-      </w:r>
-      <w:r>
-        <w:t xml:space="preserve">고 하죠. 우린 결혼식에</w:t>
-      </w:r>
-      <w:r>
-        <w:t xml:space="preserve"> </w:t>
-      </w:r>
-      <w:r>
-        <w:t xml:space="preserve">“</w:t>
-      </w:r>
-      <w:r>
-        <w:t xml:space="preserve">나쁘지 않네</w:t>
-      </w:r>
-      <w:r>
-        <w:t xml:space="preserve">”</w:t>
-      </w:r>
-      <w:r>
-        <w:t xml:space="preserve">라고 해요.</w:t>
-      </w:r>
-    </w:p>
-    <w:p>
-      <w:pPr>
-        <w:numPr>
-          <w:ilvl w:val="0"/>
-          <w:numId w:val="1002"/>
-        </w:numPr>
+    </w:p>
+    <w:p>
+      <w:pPr>
+        <w:pStyle w:val="BodyText"/>
       </w:pPr>
       <w:r>
         <w:t xml:space="preserve">JAMES: My mother is Nigerian. She says exactly what she means. Loudly. I grew up in Peckham, so at home I heard every word directly, and at school I had to decode every teacher’s</w:t>
@@ -1979,27 +1133,6 @@
       </w:r>
       <w:r>
         <w:t xml:space="preserve">I had to learn both languages.</w:t>
-      </w:r>
-      <w:r>
-        <w:t xml:space="preserve"> </w:t>
-      </w:r>
-      <w:r>
-        <w:t xml:space="preserve">제임스: 우리 어머니는 나이지리아 분이에요. 뜻한 바를 정확히 말해요. 크게. 난 페컴에서 자랐는데, 집에선 모든 말을 직설적으로 들었고, 학교에선 선생님들의</w:t>
-      </w:r>
-      <w:r>
-        <w:t xml:space="preserve"> </w:t>
-      </w:r>
-      <w:r>
-        <w:t xml:space="preserve">“</w:t>
-      </w:r>
-      <w:r>
-        <w:t xml:space="preserve">흥미롭네</w:t>
-      </w:r>
-      <w:r>
-        <w:t xml:space="preserve">”</w:t>
-      </w:r>
-      <w:r>
-        <w:t xml:space="preserve">를 하나하나 해독해야 했어요. 두 언어를 다 배워야 했죠.</w:t>
       </w:r>
     </w:p>
     <w:bookmarkEnd w:id="22"/>
@@ -2014,265 +1147,127 @@
     </w:p>
     <w:p>
       <w:pPr>
-        <w:numPr>
-          <w:ilvl w:val="0"/>
-          <w:numId w:val="1003"/>
-        </w:numPr>
+        <w:pStyle w:val="FirstParagraph"/>
       </w:pPr>
       <w:r>
         <w:t xml:space="preserve">ELENA: James, why no? We agreed on price, territory, volumes, everything except point five. And point five isn’t even about money for them. It’s just a rule about who can buy the product. I don’t understand why that alone kills the whole deal.</w:t>
       </w:r>
-      <w:r>
-        <w:t xml:space="preserve"> </w:t>
-      </w:r>
-      <w:r>
-        <w:t xml:space="preserve">엘레나: 제임스, 왜 노예요? 가격, 지역, 물량, 5번 빼고 다 합의했어요. 그리고 5번은 그쪽한테 돈 문제도 아니에요. 그냥 누가 제품을 살 수 있느냐에 관한 규칙일 뿐이죠. 그것 하나 때문에 거래 전체가 깨지는 게 이해가 안 돼요.</w:t>
-      </w:r>
-    </w:p>
-    <w:p>
-      <w:pPr>
-        <w:numPr>
-          <w:ilvl w:val="0"/>
-          <w:numId w:val="1003"/>
-        </w:numPr>
+    </w:p>
+    <w:p>
+      <w:pPr>
+        <w:pStyle w:val="BodyText"/>
       </w:pPr>
       <w:r>
         <w:t xml:space="preserve">JAMES: Because point five is his business. How much of his revenue comes from beauticians?</w:t>
       </w:r>
-      <w:r>
-        <w:t xml:space="preserve"> </w:t>
-      </w:r>
-      <w:r>
-        <w:t xml:space="preserve">제임스: 5번이 그의 사업이니까요. 그의 매출에서 미용사 비중이 얼마예요?</w:t>
-      </w:r>
-    </w:p>
-    <w:p>
-      <w:pPr>
-        <w:numPr>
-          <w:ilvl w:val="0"/>
-          <w:numId w:val="1003"/>
-        </w:numPr>
+    </w:p>
+    <w:p>
+      <w:pPr>
+        <w:pStyle w:val="BodyText"/>
       </w:pPr>
       <w:r>
         <w:t xml:space="preserve">SOFIA: Fiona said sixty percent of the market. She didn’t say their revenue.</w:t>
       </w:r>
-      <w:r>
-        <w:t xml:space="preserve"> </w:t>
-      </w:r>
-      <w:r>
-        <w:t xml:space="preserve">소피아: 피오나는 시장의 60%라고 했어요. 자기들 매출은 말 안 했고요.</w:t>
-      </w:r>
-    </w:p>
-    <w:p>
-      <w:pPr>
-        <w:numPr>
-          <w:ilvl w:val="0"/>
-          <w:numId w:val="1003"/>
-        </w:numPr>
+    </w:p>
+    <w:p>
+      <w:pPr>
+        <w:pStyle w:val="BodyText"/>
       </w:pPr>
       <w:r>
         <w:t xml:space="preserve">JAMES: About the same, I’d guess. Maybe more. His reps see beauticians every morning.</w:t>
       </w:r>
-      <w:r>
-        <w:t xml:space="preserve"> </w:t>
-      </w:r>
-      <w:r>
-        <w:t xml:space="preserve">제임스: 비슷할 거라고 봐요. 어쩌면 더. 그 회사 영업 사원들은 매일 아침 미용사를 만나요.</w:t>
-      </w:r>
-    </w:p>
-    <w:p>
-      <w:pPr>
-        <w:numPr>
-          <w:ilvl w:val="0"/>
-          <w:numId w:val="1003"/>
-        </w:numPr>
+    </w:p>
+    <w:p>
+      <w:pPr>
+        <w:pStyle w:val="BodyText"/>
       </w:pPr>
       <w:r>
         <w:t xml:space="preserve">NOAH: So our termination clause threatens their main customers.</w:t>
       </w:r>
-      <w:r>
-        <w:t xml:space="preserve"> </w:t>
-      </w:r>
-      <w:r>
-        <w:t xml:space="preserve">노아: 그러니까 우리 해지 조항이 그들의 주 고객을 위협하는 거네요.</w:t>
-      </w:r>
-    </w:p>
-    <w:p>
-      <w:pPr>
-        <w:numPr>
-          <w:ilvl w:val="0"/>
-          <w:numId w:val="1003"/>
-        </w:numPr>
+    </w:p>
+    <w:p>
+      <w:pPr>
+        <w:pStyle w:val="BodyText"/>
       </w:pPr>
       <w:r>
         <w:t xml:space="preserve">JAMES: Exactly. One rep. One mistake. One syringe in the wrong car. He loses you.</w:t>
       </w:r>
-      <w:r>
-        <w:t xml:space="preserve"> </w:t>
-      </w:r>
-      <w:r>
-        <w:t xml:space="preserve">제임스: 바로 그거예요. 영업 사원 하나. 실수 하나. 다른 차에 실린 주사기 하나. 당신을 잃는 거죠.</w:t>
-      </w:r>
-    </w:p>
-    <w:p>
-      <w:pPr>
-        <w:numPr>
-          <w:ilvl w:val="0"/>
-          <w:numId w:val="1003"/>
-        </w:numPr>
+    </w:p>
+    <w:p>
+      <w:pPr>
+        <w:pStyle w:val="BodyText"/>
       </w:pPr>
       <w:r>
         <w:t xml:space="preserve">ELENA: Then he should separate the teams.</w:t>
       </w:r>
-      <w:r>
-        <w:t xml:space="preserve"> </w:t>
-      </w:r>
-      <w:r>
-        <w:t xml:space="preserve">엘레나: 그럼 팀을 분리해야죠.</w:t>
-      </w:r>
-    </w:p>
-    <w:p>
-      <w:pPr>
-        <w:numPr>
-          <w:ilvl w:val="0"/>
-          <w:numId w:val="1003"/>
-        </w:numPr>
+    </w:p>
+    <w:p>
+      <w:pPr>
+        <w:pStyle w:val="BodyText"/>
       </w:pPr>
       <w:r>
         <w:t xml:space="preserve">JAMES: For six thousand syringes? He’d need new reps, new cars, new managers. That’s a whole second company for one product that only sells to forty percent of the market. It doesn’t pay, and Oliver can count.</w:t>
       </w:r>
-      <w:r>
-        <w:t xml:space="preserve"> </w:t>
-      </w:r>
-      <w:r>
-        <w:t xml:space="preserve">제임스: 6,000개 때문에? 새 영업 사원, 새 차, 새 관리자가 필요해요. 시장의 40%에만 팔리는 제품 하나를 위해 회사를 하나 더 세우는 셈이죠. 수지가 안 맞아요. 그리고 올리버는 계산할 줄 알아요.</w:t>
-      </w:r>
-    </w:p>
-    <w:p>
-      <w:pPr>
-        <w:numPr>
-          <w:ilvl w:val="0"/>
-          <w:numId w:val="1003"/>
-        </w:numPr>
+    </w:p>
+    <w:p>
+      <w:pPr>
+        <w:pStyle w:val="BodyText"/>
       </w:pPr>
       <w:r>
         <w:t xml:space="preserve">NOAH: So he’s not being difficult. He’s being rational.</w:t>
       </w:r>
-      <w:r>
-        <w:t xml:space="preserve"> </w:t>
-      </w:r>
-      <w:r>
-        <w:t xml:space="preserve">노아: 그러니까 까다롭게 구는 게 아니라. 합리적인 거네요.</w:t>
-      </w:r>
-    </w:p>
-    <w:p>
-      <w:pPr>
-        <w:numPr>
-          <w:ilvl w:val="0"/>
-          <w:numId w:val="1003"/>
-        </w:numPr>
+    </w:p>
+    <w:p>
+      <w:pPr>
+        <w:pStyle w:val="BodyText"/>
       </w:pPr>
       <w:r>
         <w:t xml:space="preserve">JAMES: He’s being rational. And kind. In British, kind is worse. Kind wastes your time.</w:t>
       </w:r>
-      <w:r>
-        <w:t xml:space="preserve"> </w:t>
-      </w:r>
-      <w:r>
-        <w:t xml:space="preserve">제임스: 합리적이고. 친절하죠. 영국식으론 친절이 더 나빠요. 친절은 당신 시간을 낭비시키거든요.</w:t>
-      </w:r>
-    </w:p>
-    <w:p>
-      <w:pPr>
-        <w:numPr>
-          <w:ilvl w:val="0"/>
-          <w:numId w:val="1003"/>
-        </w:numPr>
+    </w:p>
+    <w:p>
+      <w:pPr>
+        <w:pStyle w:val="BodyText"/>
       </w:pPr>
       <w:r>
         <w:t xml:space="preserve">SOFIA: What should we do? Push harder?</w:t>
       </w:r>
-      <w:r>
-        <w:t xml:space="preserve"> </w:t>
-      </w:r>
-      <w:r>
-        <w:t xml:space="preserve">소피아: 어떻게 해야 해요? 더 세게 밀어붙여요?</w:t>
-      </w:r>
-    </w:p>
-    <w:p>
-      <w:pPr>
-        <w:numPr>
-          <w:ilvl w:val="0"/>
-          <w:numId w:val="1003"/>
-        </w:numPr>
+    </w:p>
+    <w:p>
+      <w:pPr>
+        <w:pStyle w:val="BodyText"/>
       </w:pPr>
       <w:r>
         <w:t xml:space="preserve">JAMES: No. Pushing makes Oliver politer. And politer means further away.</w:t>
       </w:r>
-      <w:r>
-        <w:t xml:space="preserve"> </w:t>
-      </w:r>
-      <w:r>
-        <w:t xml:space="preserve">제임스: 아니요. 밀어붙이면 올리버는 더 예의 바르게 돼요. 더 예의 바르다는 건 더 멀어진다는 뜻이고요.</w:t>
-      </w:r>
-    </w:p>
-    <w:p>
-      <w:pPr>
-        <w:numPr>
-          <w:ilvl w:val="0"/>
-          <w:numId w:val="1003"/>
-        </w:numPr>
+    </w:p>
+    <w:p>
+      <w:pPr>
+        <w:pStyle w:val="BodyText"/>
       </w:pPr>
       <w:r>
         <w:t xml:space="preserve">NOAH: Then what? Wait?</w:t>
       </w:r>
-      <w:r>
-        <w:t xml:space="preserve"> </w:t>
-      </w:r>
-      <w:r>
-        <w:t xml:space="preserve">노아: 그럼 뭐요? 기다려요?</w:t>
-      </w:r>
-    </w:p>
-    <w:p>
-      <w:pPr>
-        <w:numPr>
-          <w:ilvl w:val="0"/>
-          <w:numId w:val="1003"/>
-        </w:numPr>
+    </w:p>
+    <w:p>
+      <w:pPr>
+        <w:pStyle w:val="BodyText"/>
       </w:pPr>
       <w:r>
         <w:t xml:space="preserve">JAMES: Write to him. Tonight. Short. Warm. One clear question. Thank him, show that you understand his position, and then ask him directly whether he can accept your terms. Make it easy for him to say no.</w:t>
       </w:r>
-      <w:r>
-        <w:t xml:space="preserve"> </w:t>
-      </w:r>
-      <w:r>
-        <w:t xml:space="preserve">제임스: 그에게 써요. 오늘 밤. 짧게. 따뜻하게. 분명한 질문 하나. 감사 인사를 하고, 그의 입장을 이해한다는 걸 보여 주고, 그다음 당신들 조건을 받아들일 수 있는지 직접 물어요. 그가 쉽게 노라고 할 수 있게.</w:t>
-      </w:r>
-    </w:p>
-    <w:p>
-      <w:pPr>
-        <w:numPr>
-          <w:ilvl w:val="0"/>
-          <w:numId w:val="1003"/>
-        </w:numPr>
+    </w:p>
+    <w:p>
+      <w:pPr>
+        <w:pStyle w:val="BodyText"/>
       </w:pPr>
       <w:r>
         <w:t xml:space="preserve">ELENA: Easy to say no? We want a yes.</w:t>
       </w:r>
-      <w:r>
-        <w:t xml:space="preserve"> </w:t>
-      </w:r>
-      <w:r>
-        <w:t xml:space="preserve">엘레나: 쉽게 노라고 하게요? 우린 예스를 원하는데요.</w:t>
-      </w:r>
-    </w:p>
-    <w:p>
-      <w:pPr>
-        <w:numPr>
-          <w:ilvl w:val="0"/>
-          <w:numId w:val="1003"/>
-        </w:numPr>
+    </w:p>
+    <w:p>
+      <w:pPr>
+        <w:pStyle w:val="BodyText"/>
       </w:pPr>
       <w:r>
         <w:t xml:space="preserve">JAMES: You want the truth. A yes or a no. Not three more weeks of</w:t>
@@ -2289,54 +1284,18 @@
       <w:r>
         <w:t xml:space="preserve">”</w:t>
       </w:r>
-      <w:r>
-        <w:t xml:space="preserve"> </w:t>
-      </w:r>
-      <w:r>
-        <w:t xml:space="preserve">제임스: 당신들이 원하는 건 진실이에요. 예스든 노든. 3주 더</w:t>
-      </w:r>
-      <w:r>
-        <w:t xml:space="preserve"> </w:t>
-      </w:r>
-      <w:r>
-        <w:t xml:space="preserve">“</w:t>
-      </w:r>
-      <w:r>
-        <w:t xml:space="preserve">생각해 보는</w:t>
-      </w:r>
-      <w:r>
-        <w:t xml:space="preserve">”</w:t>
-      </w:r>
-      <w:r>
-        <w:t xml:space="preserve"> </w:t>
-      </w:r>
-      <w:r>
-        <w:t xml:space="preserve">게 아니라.</w:t>
-      </w:r>
-    </w:p>
-    <w:p>
-      <w:pPr>
-        <w:numPr>
-          <w:ilvl w:val="0"/>
-          <w:numId w:val="1003"/>
-        </w:numPr>
+    </w:p>
+    <w:p>
+      <w:pPr>
+        <w:pStyle w:val="BodyText"/>
       </w:pPr>
       <w:r>
         <w:t xml:space="preserve">NOAH: Okay. Help me write it. Sofia, open your laptop.</w:t>
       </w:r>
-      <w:r>
-        <w:t xml:space="preserve"> </w:t>
-      </w:r>
-      <w:r>
-        <w:t xml:space="preserve">노아: 좋아요. 쓰는 거 도와줘요. 소피아, 노트북 열어요.</w:t>
-      </w:r>
-    </w:p>
-    <w:p>
-      <w:pPr>
-        <w:numPr>
-          <w:ilvl w:val="0"/>
-          <w:numId w:val="1003"/>
-        </w:numPr>
+    </w:p>
+    <w:p>
+      <w:pPr>
+        <w:pStyle w:val="BodyText"/>
       </w:pPr>
       <w:r>
         <w:t xml:space="preserve">SOFIA: Ready.</w:t>
@@ -2353,31 +1312,10 @@
       <w:r>
         <w:t xml:space="preserve">”</w:t>
       </w:r>
-      <w:r>
-        <w:t xml:space="preserve"> </w:t>
-      </w:r>
-      <w:r>
-        <w:t xml:space="preserve">소피아: 준비됐어요.</w:t>
-      </w:r>
-      <w:r>
-        <w:t xml:space="preserve"> </w:t>
-      </w:r>
-      <w:r>
-        <w:t xml:space="preserve">“</w:t>
-      </w:r>
-      <w:r>
-        <w:t xml:space="preserve">올리버 씨께. 놀라운 하루 정말 감사해요. 저희 너무 신나요—</w:t>
-      </w:r>
-      <w:r>
-        <w:t xml:space="preserve">”</w:t>
-      </w:r>
-    </w:p>
-    <w:p>
-      <w:pPr>
-        <w:numPr>
-          <w:ilvl w:val="0"/>
-          <w:numId w:val="1003"/>
-        </w:numPr>
+    </w:p>
+    <w:p>
+      <w:pPr>
+        <w:pStyle w:val="BodyText"/>
       </w:pPr>
       <w:r>
         <w:t xml:space="preserve">JAMES: Stop. Delete</w:t>
@@ -2418,72 +1356,18 @@
       <w:r>
         <w:t xml:space="preserve">You sound like a golden retriever.</w:t>
       </w:r>
-      <w:r>
-        <w:t xml:space="preserve"> </w:t>
-      </w:r>
-      <w:r>
-        <w:t xml:space="preserve">제임스: 멈춰요.</w:t>
-      </w:r>
-      <w:r>
-        <w:t xml:space="preserve"> </w:t>
-      </w:r>
-      <w:r>
-        <w:t xml:space="preserve">“</w:t>
-      </w:r>
-      <w:r>
-        <w:t xml:space="preserve">놀라운</w:t>
-      </w:r>
-      <w:r>
-        <w:t xml:space="preserve">”</w:t>
-      </w:r>
-      <w:r>
-        <w:t xml:space="preserve"> </w:t>
-      </w:r>
-      <w:r>
-        <w:t xml:space="preserve">지워요.</w:t>
-      </w:r>
-      <w:r>
-        <w:t xml:space="preserve"> </w:t>
-      </w:r>
-      <w:r>
-        <w:t xml:space="preserve">“</w:t>
-      </w:r>
-      <w:r>
-        <w:t xml:space="preserve">너무</w:t>
-      </w:r>
-      <w:r>
-        <w:t xml:space="preserve">”</w:t>
-      </w:r>
-      <w:r>
-        <w:t xml:space="preserve"> </w:t>
-      </w:r>
-      <w:r>
-        <w:t xml:space="preserve">지워요. 골든 리트리버처럼 들려요.</w:t>
-      </w:r>
-    </w:p>
-    <w:p>
-      <w:pPr>
-        <w:numPr>
-          <w:ilvl w:val="0"/>
-          <w:numId w:val="1003"/>
-        </w:numPr>
+    </w:p>
+    <w:p>
+      <w:pPr>
+        <w:pStyle w:val="BodyText"/>
       </w:pPr>
       <w:r>
         <w:t xml:space="preserve">SARAH: A very nice golden retriever. But still.</w:t>
       </w:r>
-      <w:r>
-        <w:t xml:space="preserve"> </w:t>
-      </w:r>
-      <w:r>
-        <w:t xml:space="preserve">사라: 아주 착한 골든 리트리버. 그래도요.</w:t>
-      </w:r>
-    </w:p>
-    <w:p>
-      <w:pPr>
-        <w:numPr>
-          <w:ilvl w:val="0"/>
-          <w:numId w:val="1003"/>
-        </w:numPr>
+    </w:p>
+    <w:p>
+      <w:pPr>
+        <w:pStyle w:val="BodyText"/>
       </w:pPr>
       <w:r>
         <w:t xml:space="preserve">JAMES: Try this.</w:t>
@@ -2500,82 +1384,34 @@
       <w:r>
         <w:t xml:space="preserve">”</w:t>
       </w:r>
-      <w:r>
-        <w:t xml:space="preserve"> </w:t>
-      </w:r>
-      <w:r>
-        <w:t xml:space="preserve">제임스: 이렇게 해 봐요.</w:t>
-      </w:r>
-      <w:r>
-        <w:t xml:space="preserve"> </w:t>
-      </w:r>
-      <w:r>
-        <w:t xml:space="preserve">“</w:t>
-      </w:r>
-      <w:r>
-        <w:t xml:space="preserve">올리버 씨께, 매우 유익한 하루 감사했습니다. 솔직하게 말씀해 주셔서 감사했습니다.</w:t>
-      </w:r>
-      <w:r>
-        <w:t xml:space="preserve">”</w:t>
-      </w:r>
-    </w:p>
-    <w:p>
-      <w:pPr>
-        <w:numPr>
-          <w:ilvl w:val="0"/>
-          <w:numId w:val="1003"/>
-        </w:numPr>
+    </w:p>
+    <w:p>
+      <w:pPr>
+        <w:pStyle w:val="BodyText"/>
       </w:pPr>
       <w:r>
         <w:t xml:space="preserve">NOAH: Candour? He wasn’t candid at all.</w:t>
       </w:r>
-      <w:r>
-        <w:t xml:space="preserve"> </w:t>
-      </w:r>
-      <w:r>
-        <w:t xml:space="preserve">노아: 솔직? 전혀 솔직하지 않았는데요.</w:t>
-      </w:r>
-    </w:p>
-    <w:p>
-      <w:pPr>
-        <w:numPr>
-          <w:ilvl w:val="0"/>
-          <w:numId w:val="1003"/>
-        </w:numPr>
+    </w:p>
+    <w:p>
+      <w:pPr>
+        <w:pStyle w:val="BodyText"/>
       </w:pPr>
       <w:r>
         <w:t xml:space="preserve">JAMES: Exactly. Now he’ll feel slightly guilty. Guilt makes the British honest.</w:t>
       </w:r>
-      <w:r>
-        <w:t xml:space="preserve"> </w:t>
-      </w:r>
-      <w:r>
-        <w:t xml:space="preserve">제임스: 그러니까요. 이제 그는 약간 미안해질 거예요. 죄책감은 영국인을 정직하게 만들죠.</w:t>
-      </w:r>
-    </w:p>
-    <w:p>
-      <w:pPr>
-        <w:numPr>
-          <w:ilvl w:val="0"/>
-          <w:numId w:val="1003"/>
-        </w:numPr>
+    </w:p>
+    <w:p>
+      <w:pPr>
+        <w:pStyle w:val="BodyText"/>
       </w:pPr>
       <w:r>
         <w:t xml:space="preserve">ELENA: That’s brilliant. And slightly evil.</w:t>
       </w:r>
-      <w:r>
-        <w:t xml:space="preserve"> </w:t>
-      </w:r>
-      <w:r>
-        <w:t xml:space="preserve">엘레나: 기가 막히네요. 그리고 약간 사악하고.</w:t>
-      </w:r>
-    </w:p>
-    <w:p>
-      <w:pPr>
-        <w:numPr>
-          <w:ilvl w:val="0"/>
-          <w:numId w:val="1003"/>
-        </w:numPr>
+    </w:p>
+    <w:p>
+      <w:pPr>
+        <w:pStyle w:val="BodyText"/>
       </w:pPr>
       <w:r>
         <w:t xml:space="preserve">JAMES: Next line.</w:t>
@@ -2592,48 +1428,18 @@
       <w:r>
         <w:t xml:space="preserve">”</w:t>
       </w:r>
-      <w:r>
-        <w:t xml:space="preserve"> </w:t>
-      </w:r>
-      <w:r>
-        <w:t xml:space="preserve">제임스: 다음 줄.</w:t>
-      </w:r>
-      <w:r>
-        <w:t xml:space="preserve"> </w:t>
-      </w:r>
-      <w:r>
-        <w:t xml:space="preserve">“</w:t>
-      </w:r>
-      <w:r>
-        <w:t xml:space="preserve">5번이 귀사의 사업 모델에 어려울 수 있음을 이해합니다.</w:t>
-      </w:r>
-      <w:r>
-        <w:t xml:space="preserve">”</w:t>
-      </w:r>
-    </w:p>
-    <w:p>
-      <w:pPr>
-        <w:numPr>
-          <w:ilvl w:val="0"/>
-          <w:numId w:val="1003"/>
-        </w:numPr>
+    </w:p>
+    <w:p>
+      <w:pPr>
+        <w:pStyle w:val="BodyText"/>
       </w:pPr>
       <w:r>
         <w:t xml:space="preserve">SOFIA: Got it. Then the question?</w:t>
       </w:r>
-      <w:r>
-        <w:t xml:space="preserve"> </w:t>
-      </w:r>
-      <w:r>
-        <w:t xml:space="preserve">소피아: 알았어요. 그다음 질문?</w:t>
-      </w:r>
-    </w:p>
-    <w:p>
-      <w:pPr>
-        <w:numPr>
-          <w:ilvl w:val="0"/>
-          <w:numId w:val="1003"/>
-        </w:numPr>
+    </w:p>
+    <w:p>
+      <w:pPr>
+        <w:pStyle w:val="BodyText"/>
       </w:pPr>
       <w:r>
         <w:t xml:space="preserve">JAMES:</w:t>
@@ -2650,31 +1456,10 @@
       <w:r>
         <w:t xml:space="preserve">”</w:t>
       </w:r>
-      <w:r>
-        <w:t xml:space="preserve"> </w:t>
-      </w:r>
-      <w:r>
-        <w:t xml:space="preserve">제임스:</w:t>
-      </w:r>
-      <w:r>
-        <w:t xml:space="preserve"> </w:t>
-      </w:r>
-      <w:r>
-        <w:t xml:space="preserve">“</w:t>
-      </w:r>
-      <w:r>
-        <w:t xml:space="preserve">5번에 대한 저희 입장은 바뀌지 않습니다. 수용 가능 여부를 금요일까지 알려 주실 수 있을까요?</w:t>
-      </w:r>
-      <w:r>
-        <w:t xml:space="preserve">”</w:t>
-      </w:r>
-    </w:p>
-    <w:p>
-      <w:pPr>
-        <w:numPr>
-          <w:ilvl w:val="0"/>
-          <w:numId w:val="1003"/>
-        </w:numPr>
+    </w:p>
+    <w:p>
+      <w:pPr>
+        <w:pStyle w:val="BodyText"/>
       </w:pPr>
       <w:r>
         <w:t xml:space="preserve">NOAH:</w:t>
@@ -2697,54 +1482,18 @@
       <w:r>
         <w:t xml:space="preserve">That’s very direct. For British.</w:t>
       </w:r>
-      <w:r>
-        <w:t xml:space="preserve"> </w:t>
-      </w:r>
-      <w:r>
-        <w:t xml:space="preserve">노아:</w:t>
-      </w:r>
-      <w:r>
-        <w:t xml:space="preserve"> </w:t>
-      </w:r>
-      <w:r>
-        <w:t xml:space="preserve">“</w:t>
-      </w:r>
-      <w:r>
-        <w:t xml:space="preserve">바뀌지 않는다.</w:t>
-      </w:r>
-      <w:r>
-        <w:t xml:space="preserve">”</w:t>
-      </w:r>
-      <w:r>
-        <w:t xml:space="preserve"> </w:t>
-      </w:r>
-      <w:r>
-        <w:t xml:space="preserve">아주 직설적이네요. 영국식으론.</w:t>
-      </w:r>
-    </w:p>
-    <w:p>
-      <w:pPr>
-        <w:numPr>
-          <w:ilvl w:val="0"/>
-          <w:numId w:val="1003"/>
-        </w:numPr>
+    </w:p>
+    <w:p>
+      <w:pPr>
+        <w:pStyle w:val="BodyText"/>
       </w:pPr>
       <w:r>
         <w:t xml:space="preserve">JAMES: It’s direct about you. Polite about him. That’s the trick.</w:t>
       </w:r>
-      <w:r>
-        <w:t xml:space="preserve"> </w:t>
-      </w:r>
-      <w:r>
-        <w:t xml:space="preserve">제임스: 당신에 대해선 직설적이고. 그에 대해선 공손하죠. 그게 요령이에요.</w:t>
-      </w:r>
-    </w:p>
-    <w:p>
-      <w:pPr>
-        <w:numPr>
-          <w:ilvl w:val="0"/>
-          <w:numId w:val="1003"/>
-        </w:numPr>
+    </w:p>
+    <w:p>
+      <w:pPr>
+        <w:pStyle w:val="BodyText"/>
       </w:pPr>
       <w:r>
         <w:t xml:space="preserve">ELENA: Then sign it, Noah.</w:t>
@@ -2796,60 +1545,6 @@
       </w:r>
       <w:r>
         <w:t xml:space="preserve">”</w:t>
-      </w:r>
-      <w:r>
-        <w:t xml:space="preserve"> </w:t>
-      </w:r>
-      <w:r>
-        <w:t xml:space="preserve">엘레나: 그럼 서명해요, 노아.</w:t>
-      </w:r>
-      <w:r>
-        <w:t xml:space="preserve"> </w:t>
-      </w:r>
-      <w:r>
-        <w:t xml:space="preserve">“</w:t>
-      </w:r>
-      <w:r>
-        <w:t xml:space="preserve">Kind regards.</w:t>
-      </w:r>
-      <w:r>
-        <w:t xml:space="preserve">”</w:t>
-      </w:r>
-      <w:r>
-        <w:t xml:space="preserve"> </w:t>
-      </w:r>
-      <w:r>
-        <w:t xml:space="preserve">“</w:t>
-      </w:r>
-      <w:r>
-        <w:t xml:space="preserve">Cheers</w:t>
-      </w:r>
-      <w:r>
-        <w:t xml:space="preserve">”</w:t>
-      </w:r>
-      <w:r>
-        <w:t xml:space="preserve"> </w:t>
-      </w:r>
-      <w:r>
-        <w:t xml:space="preserve">말고.</w:t>
-      </w:r>
-      <w:r>
-        <w:t xml:space="preserve"> </w:t>
-      </w:r>
-      <w:r>
-        <w:t xml:space="preserve">“</w:t>
-      </w:r>
-      <w:r>
-        <w:t xml:space="preserve">Best!!</w:t>
-      </w:r>
-      <w:r>
-        <w:t xml:space="preserve">”</w:t>
-      </w:r>
-      <w:r>
-        <w:t xml:space="preserve"> </w:t>
-      </w:r>
-      <w:r>
-        <w:t xml:space="preserve">말고.</w:t>
       </w:r>
     </w:p>
     <w:bookmarkEnd w:id="23"/>
@@ -2864,146 +1559,71 @@
     </w:p>
     <w:p>
       <w:pPr>
-        <w:numPr>
-          <w:ilvl w:val="0"/>
-          <w:numId w:val="1004"/>
-        </w:numPr>
+        <w:pStyle w:val="FirstParagraph"/>
       </w:pPr>
       <w:r>
         <w:t xml:space="preserve">NOAH: Sent. James, thank you. Can I ask what you do now? Exactly?</w:t>
       </w:r>
-      <w:r>
-        <w:t xml:space="preserve"> </w:t>
-      </w:r>
-      <w:r>
-        <w:t xml:space="preserve">노아: 보냈어요. 제임스, 고마워요. 지금 무슨 일 하는지 물어봐도 돼요? 정확히?</w:t>
-      </w:r>
-    </w:p>
-    <w:p>
-      <w:pPr>
-        <w:numPr>
-          <w:ilvl w:val="0"/>
-          <w:numId w:val="1004"/>
-        </w:numPr>
+    </w:p>
+    <w:p>
+      <w:pPr>
+        <w:pStyle w:val="BodyText"/>
       </w:pPr>
       <w:r>
         <w:t xml:space="preserve">JAMES: I advise. Clinics. Training schools. A parliamentary working group on cosmetic procedures.</w:t>
       </w:r>
-      <w:r>
-        <w:t xml:space="preserve"> </w:t>
-      </w:r>
-      <w:r>
-        <w:t xml:space="preserve">제임스: 자문해요. 클리닉. 교육 기관. 의회의 미용 시술 실무 그룹.</w:t>
-      </w:r>
-    </w:p>
-    <w:p>
-      <w:pPr>
-        <w:numPr>
-          <w:ilvl w:val="0"/>
-          <w:numId w:val="1004"/>
-        </w:numPr>
+    </w:p>
+    <w:p>
+      <w:pPr>
+        <w:pStyle w:val="BodyText"/>
       </w:pPr>
       <w:r>
         <w:t xml:space="preserve">SARAH: He’s being modest. That’s also British. He wrote half their report.</w:t>
       </w:r>
-      <w:r>
-        <w:t xml:space="preserve"> </w:t>
-      </w:r>
-      <w:r>
-        <w:t xml:space="preserve">사라: 겸손 떠는 거예요. 그것도 영국식이죠. 그 보고서 절반을 그가 썼어요.</w:t>
-      </w:r>
-    </w:p>
-    <w:p>
-      <w:pPr>
-        <w:numPr>
-          <w:ilvl w:val="0"/>
-          <w:numId w:val="1004"/>
-        </w:numPr>
+    </w:p>
+    <w:p>
+      <w:pPr>
+        <w:pStyle w:val="BodyText"/>
       </w:pPr>
       <w:r>
         <w:t xml:space="preserve">ELENA: You trained injectors before. Where?</w:t>
       </w:r>
-      <w:r>
-        <w:t xml:space="preserve"> </w:t>
-      </w:r>
-      <w:r>
-        <w:t xml:space="preserve">엘레나: 전에 시술자를 교육했다고요. 어디서요?</w:t>
-      </w:r>
-    </w:p>
-    <w:p>
-      <w:pPr>
-        <w:numPr>
-          <w:ilvl w:val="0"/>
-          <w:numId w:val="1004"/>
-        </w:numPr>
+    </w:p>
+    <w:p>
+      <w:pPr>
+        <w:pStyle w:val="BodyText"/>
       </w:pPr>
       <w:r>
         <w:t xml:space="preserve">JAMES: An academy in Manchester. I ran clinical training for six years. Doctors and nurses only.</w:t>
       </w:r>
-      <w:r>
-        <w:t xml:space="preserve"> </w:t>
-      </w:r>
-      <w:r>
-        <w:t xml:space="preserve">제임스: 맨체스터의 아카데미요. 6년간 임상 교육을 맡았어요. 의사와 간호사만.</w:t>
-      </w:r>
-    </w:p>
-    <w:p>
-      <w:pPr>
-        <w:numPr>
-          <w:ilvl w:val="0"/>
-          <w:numId w:val="1004"/>
-        </w:numPr>
+    </w:p>
+    <w:p>
+      <w:pPr>
+        <w:pStyle w:val="BodyText"/>
       </w:pPr>
       <w:r>
         <w:t xml:space="preserve">NOAH: Why did you leave?</w:t>
       </w:r>
-      <w:r>
-        <w:t xml:space="preserve"> </w:t>
-      </w:r>
-      <w:r>
-        <w:t xml:space="preserve">노아: 왜 그만뒀어요?</w:t>
-      </w:r>
-    </w:p>
-    <w:p>
-      <w:pPr>
-        <w:numPr>
-          <w:ilvl w:val="0"/>
-          <w:numId w:val="1004"/>
-        </w:numPr>
+    </w:p>
+    <w:p>
+      <w:pPr>
+        <w:pStyle w:val="BodyText"/>
       </w:pPr>
       <w:r>
         <w:t xml:space="preserve">JAMES: They started a three-day course. For beauticians. Very profitable. Three days to learn what took me twelve years in A and E, including what to do when a vessel blocks. I told them it wasn’t safe. They said it was popular. I resigned the same week.</w:t>
       </w:r>
-      <w:r>
-        <w:t xml:space="preserve"> </w:t>
-      </w:r>
-      <w:r>
-        <w:t xml:space="preserve">제임스: 미용사 대상 3일 과정을 시작했어요. 아주 수익성이 좋았죠. 내가 응급실에서 12년 걸려 배운 걸 사흘 만에, 혈관이 막혔을 때 뭘 해야 하는지까지요. 안전하지 않다고 했어요. 그쪽은 인기 있다고 했고요. 같은 주에 사직했어요.</w:t>
-      </w:r>
-    </w:p>
-    <w:p>
-      <w:pPr>
-        <w:numPr>
-          <w:ilvl w:val="0"/>
-          <w:numId w:val="1004"/>
-        </w:numPr>
+    </w:p>
+    <w:p>
+      <w:pPr>
+        <w:pStyle w:val="BodyText"/>
       </w:pPr>
       <w:r>
         <w:t xml:space="preserve">ELENA: Same week? That’s a red line.</w:t>
       </w:r>
-      <w:r>
-        <w:t xml:space="preserve"> </w:t>
-      </w:r>
-      <w:r>
-        <w:t xml:space="preserve">엘레나: 같은 주에? 그게 레드라인이네요.</w:t>
-      </w:r>
-    </w:p>
-    <w:p>
-      <w:pPr>
-        <w:numPr>
-          <w:ilvl w:val="0"/>
-          <w:numId w:val="1004"/>
-        </w:numPr>
+    </w:p>
+    <w:p>
+      <w:pPr>
+        <w:pStyle w:val="BodyText"/>
       </w:pPr>
       <w:r>
         <w:t xml:space="preserve">JAMES: My mother’s influence. She doesn’t believe in</w:t>
@@ -3020,289 +1640,130 @@
       <w:r>
         <w:t xml:space="preserve">”</w:t>
       </w:r>
-      <w:r>
-        <w:t xml:space="preserve"> </w:t>
-      </w:r>
-      <w:r>
-        <w:t xml:space="preserve">제임스: 어머니 영향이에요. 어머니는</w:t>
-      </w:r>
-      <w:r>
-        <w:t xml:space="preserve"> </w:t>
-      </w:r>
-      <w:r>
-        <w:t xml:space="preserve">“</w:t>
-      </w:r>
-      <w:r>
-        <w:t xml:space="preserve">생각해 보는 것</w:t>
-      </w:r>
-      <w:r>
-        <w:t xml:space="preserve">”</w:t>
-      </w:r>
-      <w:r>
-        <w:t xml:space="preserve">을 믿지 않아요.</w:t>
-      </w:r>
-    </w:p>
-    <w:p>
-      <w:pPr>
-        <w:numPr>
-          <w:ilvl w:val="0"/>
-          <w:numId w:val="1004"/>
-        </w:numPr>
+    </w:p>
+    <w:p>
+      <w:pPr>
+        <w:pStyle w:val="BodyText"/>
       </w:pPr>
       <w:r>
         <w:t xml:space="preserve">NOAH: James, if Oliver says no, what are our options in the UK?</w:t>
       </w:r>
-      <w:r>
-        <w:t xml:space="preserve"> </w:t>
-      </w:r>
-      <w:r>
-        <w:t xml:space="preserve">노아: 제임스, 올리버가 노라고 하면, 영국에서 우리 선택지는 뭐예요?</w:t>
-      </w:r>
-    </w:p>
-    <w:p>
-      <w:pPr>
-        <w:numPr>
-          <w:ilvl w:val="0"/>
-          <w:numId w:val="1004"/>
-        </w:numPr>
+    </w:p>
+    <w:p>
+      <w:pPr>
+        <w:pStyle w:val="BodyText"/>
       </w:pPr>
       <w:r>
         <w:t xml:space="preserve">JAMES: Honestly? Most good distributors sell to beauticians. The ones who don’t are tiny.</w:t>
       </w:r>
-      <w:r>
-        <w:t xml:space="preserve"> </w:t>
-      </w:r>
-      <w:r>
-        <w:t xml:space="preserve">제임스: 솔직히요? 괜찮은 유통사는 대부분 미용사한테 팔아요. 안 그런 곳은 아주 작고요.</w:t>
-      </w:r>
-    </w:p>
-    <w:p>
-      <w:pPr>
-        <w:numPr>
-          <w:ilvl w:val="0"/>
-          <w:numId w:val="1004"/>
-        </w:numPr>
+    </w:p>
+    <w:p>
+      <w:pPr>
+        <w:pStyle w:val="BodyText"/>
       </w:pPr>
       <w:r>
         <w:t xml:space="preserve">SOFIA: So we’re stuck.</w:t>
       </w:r>
-      <w:r>
-        <w:t xml:space="preserve"> </w:t>
-      </w:r>
-      <w:r>
-        <w:t xml:space="preserve">소피아: 그러니까 막힌 거네요.</w:t>
-      </w:r>
-    </w:p>
-    <w:p>
-      <w:pPr>
-        <w:numPr>
-          <w:ilvl w:val="0"/>
-          <w:numId w:val="1004"/>
-        </w:numPr>
+    </w:p>
+    <w:p>
+      <w:pPr>
+        <w:pStyle w:val="BodyText"/>
       </w:pPr>
       <w:r>
         <w:t xml:space="preserve">JAMES: Or you go direct. Your own team. Your own warehouse. Nurses selling to nurses.</w:t>
       </w:r>
-      <w:r>
-        <w:t xml:space="preserve"> </w:t>
-      </w:r>
-      <w:r>
-        <w:t xml:space="preserve">제임스: 아니면 직접 가요. 당신들 팀. 당신들 창고. 간호사가 간호사에게 파는 거죠.</w:t>
-      </w:r>
-    </w:p>
-    <w:p>
-      <w:pPr>
-        <w:numPr>
-          <w:ilvl w:val="0"/>
-          <w:numId w:val="1004"/>
-        </w:numPr>
+    </w:p>
+    <w:p>
+      <w:pPr>
+        <w:pStyle w:val="BodyText"/>
       </w:pPr>
       <w:r>
         <w:t xml:space="preserve">NOAH: Direct. In a country we don’t understand. After today, that’s clear.</w:t>
       </w:r>
-      <w:r>
-        <w:t xml:space="preserve"> </w:t>
-      </w:r>
-      <w:r>
-        <w:t xml:space="preserve">노아: 직접. 우리가 이해 못 하는 나라에서. 오늘 이후로 그건 분명하고요.</w:t>
-      </w:r>
-    </w:p>
-    <w:p>
-      <w:pPr>
-        <w:numPr>
-          <w:ilvl w:val="0"/>
-          <w:numId w:val="1004"/>
-        </w:numPr>
+    </w:p>
+    <w:p>
+      <w:pPr>
+        <w:pStyle w:val="BodyText"/>
       </w:pPr>
       <w:r>
         <w:t xml:space="preserve">JAMES: Then hire someone who does understand. Not a translator. Someone who knows the clinics, the nurse prescribers, the training schools, and which doors open only if the right person knocks. In this market, trust is local, and it takes years to build.</w:t>
       </w:r>
-      <w:r>
-        <w:t xml:space="preserve"> </w:t>
-      </w:r>
-      <w:r>
-        <w:t xml:space="preserve">제임스: 그럼 이해하는 사람을 고용해요. 통역사 말고. 클리닉, 간호사 처방권자, 교육 기관을 알고, 어떤 문이 딱 맞는 사람이 두드려야만 열리는지 아는 사람. 이 시장에서 신뢰는 지역적이고, 쌓는 데 몇 년이 걸려요.</w:t>
-      </w:r>
-    </w:p>
-    <w:p>
-      <w:pPr>
-        <w:numPr>
-          <w:ilvl w:val="0"/>
-          <w:numId w:val="1004"/>
-        </w:numPr>
+    </w:p>
+    <w:p>
+      <w:pPr>
+        <w:pStyle w:val="BodyText"/>
       </w:pPr>
       <w:r>
         <w:t xml:space="preserve">ELENA: Someone like you.</w:t>
       </w:r>
-      <w:r>
-        <w:t xml:space="preserve"> </w:t>
-      </w:r>
-      <w:r>
-        <w:t xml:space="preserve">엘레나: 당신 같은 사람.</w:t>
-      </w:r>
-    </w:p>
-    <w:p>
-      <w:pPr>
-        <w:numPr>
-          <w:ilvl w:val="0"/>
-          <w:numId w:val="1004"/>
-        </w:numPr>
+    </w:p>
+    <w:p>
+      <w:pPr>
+        <w:pStyle w:val="BodyText"/>
       </w:pPr>
       <w:r>
         <w:t xml:space="preserve">JAMES: Ha. No. I don’t work for companies anymore. Companies start three-day courses.</w:t>
       </w:r>
-      <w:r>
-        <w:t xml:space="preserve"> </w:t>
-      </w:r>
-      <w:r>
-        <w:t xml:space="preserve">제임스: 하. 아니요. 난 이제 회사를 위해 일하지 않아요. 회사들은 3일 과정을 시작하거든요.</w:t>
-      </w:r>
-    </w:p>
-    <w:p>
-      <w:pPr>
-        <w:numPr>
-          <w:ilvl w:val="0"/>
-          <w:numId w:val="1004"/>
-        </w:numPr>
+    </w:p>
+    <w:p>
+      <w:pPr>
+        <w:pStyle w:val="BodyText"/>
       </w:pPr>
       <w:r>
         <w:t xml:space="preserve">NOAH: Ours doesn’t. Ours lost a hundred thousand dollars refusing to sell to a chain. It hurt, and some people thought we were crazy. But we didn’t change the rule then, and we’re not changing it for Oliver now.</w:t>
       </w:r>
-      <w:r>
-        <w:t xml:space="preserve"> </w:t>
-      </w:r>
-      <w:r>
-        <w:t xml:space="preserve">노아: 우리 회사는 안 해요. 체인에 판매를 거절하느라 10만 달러를 잃었어요. 아팠고, 우리가 미쳤다고 생각한 사람들도 있었죠. 하지만 그때 규칙을 바꾸지 않았고, 지금 올리버 때문에 바꾸지도 않을 거예요.</w:t>
-      </w:r>
-    </w:p>
-    <w:p>
-      <w:pPr>
-        <w:numPr>
-          <w:ilvl w:val="0"/>
-          <w:numId w:val="1004"/>
-        </w:numPr>
+    </w:p>
+    <w:p>
+      <w:pPr>
+        <w:pStyle w:val="BodyText"/>
       </w:pPr>
       <w:r>
         <w:t xml:space="preserve">JAMES: That’s quite interesting.</w:t>
       </w:r>
-      <w:r>
-        <w:t xml:space="preserve"> </w:t>
-      </w:r>
-      <w:r>
-        <w:t xml:space="preserve">제임스: 꽤 흥미롭네요.</w:t>
-      </w:r>
-    </w:p>
-    <w:p>
-      <w:pPr>
-        <w:numPr>
-          <w:ilvl w:val="0"/>
-          <w:numId w:val="1004"/>
-        </w:numPr>
+    </w:p>
+    <w:p>
+      <w:pPr>
+        <w:pStyle w:val="BodyText"/>
       </w:pPr>
       <w:r>
         <w:t xml:space="preserve">SOFIA: Wait. Is that a British no?</w:t>
       </w:r>
-      <w:r>
-        <w:t xml:space="preserve"> </w:t>
-      </w:r>
-      <w:r>
-        <w:t xml:space="preserve">소피아: 잠깐. 그거 영국식 노예요?</w:t>
-      </w:r>
-    </w:p>
-    <w:p>
-      <w:pPr>
-        <w:numPr>
-          <w:ilvl w:val="0"/>
-          <w:numId w:val="1004"/>
-        </w:numPr>
+    </w:p>
+    <w:p>
+      <w:pPr>
+        <w:pStyle w:val="BodyText"/>
       </w:pPr>
       <w:r>
         <w:t xml:space="preserve">JAMES: …That one I actually meant. Don’t tell anyone.</w:t>
       </w:r>
-      <w:r>
-        <w:t xml:space="preserve"> </w:t>
-      </w:r>
-      <w:r>
-        <w:t xml:space="preserve">제임스: …그건 진심이었어요. 아무한테도 말하지 마요.</w:t>
-      </w:r>
-    </w:p>
-    <w:p>
-      <w:pPr>
-        <w:numPr>
-          <w:ilvl w:val="0"/>
-          <w:numId w:val="1004"/>
-        </w:numPr>
+    </w:p>
+    <w:p>
+      <w:pPr>
+        <w:pStyle w:val="BodyText"/>
       </w:pPr>
       <w:r>
         <w:t xml:space="preserve">SARAH: Last orders! James, they’re closing. And you have clinic at eight.</w:t>
       </w:r>
-      <w:r>
-        <w:t xml:space="preserve"> </w:t>
-      </w:r>
-      <w:r>
-        <w:t xml:space="preserve">사라: 마지막 주문이요! 제임스, 문 닫는대요. 그리고 당신 8시에 진료 있잖아요.</w:t>
-      </w:r>
-    </w:p>
-    <w:p>
-      <w:pPr>
-        <w:numPr>
-          <w:ilvl w:val="0"/>
-          <w:numId w:val="1004"/>
-        </w:numPr>
+    </w:p>
+    <w:p>
+      <w:pPr>
+        <w:pStyle w:val="BodyText"/>
       </w:pPr>
       <w:r>
         <w:t xml:space="preserve">JAMES: Noah. Here’s my card. If Oliver says no, call me. For advice. Only advice.</w:t>
       </w:r>
-      <w:r>
-        <w:t xml:space="preserve"> </w:t>
-      </w:r>
-      <w:r>
-        <w:t xml:space="preserve">제임스: 노아. 제 명함이에요. 올리버가 노라고 하면 전화해요. 조언하러. 조언만.</w:t>
-      </w:r>
-    </w:p>
-    <w:p>
-      <w:pPr>
-        <w:numPr>
-          <w:ilvl w:val="0"/>
-          <w:numId w:val="1004"/>
-        </w:numPr>
+    </w:p>
+    <w:p>
+      <w:pPr>
+        <w:pStyle w:val="BodyText"/>
       </w:pPr>
       <w:r>
         <w:t xml:space="preserve">NOAH: Only advice. Understood.</w:t>
       </w:r>
-      <w:r>
-        <w:t xml:space="preserve"> </w:t>
-      </w:r>
-      <w:r>
-        <w:t xml:space="preserve">노아: 조언만. 알겠어요.</w:t>
-      </w:r>
-    </w:p>
-    <w:p>
-      <w:pPr>
-        <w:numPr>
-          <w:ilvl w:val="0"/>
-          <w:numId w:val="1004"/>
-        </w:numPr>
+    </w:p>
+    <w:p>
+      <w:pPr>
+        <w:pStyle w:val="BodyText"/>
       </w:pPr>
       <w:r>
         <w:t xml:space="preserve">ELENA: He said</w:t>
@@ -3324,27 +1785,6 @@
       </w:r>
       <w:r>
         <w:t xml:space="preserve">twice. James, is that a British yes?</w:t>
-      </w:r>
-      <w:r>
-        <w:t xml:space="preserve"> </w:t>
-      </w:r>
-      <w:r>
-        <w:t xml:space="preserve">엘레나:</w:t>
-      </w:r>
-      <w:r>
-        <w:t xml:space="preserve"> </w:t>
-      </w:r>
-      <w:r>
-        <w:t xml:space="preserve">“</w:t>
-      </w:r>
-      <w:r>
-        <w:t xml:space="preserve">만</w:t>
-      </w:r>
-      <w:r>
-        <w:t xml:space="preserve">”</w:t>
-      </w:r>
-      <w:r>
-        <w:t xml:space="preserve">을 두 번 말했네요. 제임스, 그거 영국식 예스예요?</w:t>
       </w:r>
     </w:p>
     <w:bookmarkEnd w:id="24"/>
@@ -3359,44 +1799,23 @@
     </w:p>
     <w:p>
       <w:pPr>
-        <w:numPr>
-          <w:ilvl w:val="0"/>
-          <w:numId w:val="1005"/>
-        </w:numPr>
+        <w:pStyle w:val="FirstParagraph"/>
       </w:pPr>
       <w:r>
         <w:t xml:space="preserve">SOFIA: Noah. Your phone. It’s Fiona. Not Oliver. Fiona.</w:t>
       </w:r>
-      <w:r>
-        <w:t xml:space="preserve"> </w:t>
-      </w:r>
-      <w:r>
-        <w:t xml:space="preserve">소피아: 노아. 전화요. 피오나예요. 올리버 말고. 피오나.</w:t>
-      </w:r>
-    </w:p>
-    <w:p>
-      <w:pPr>
-        <w:numPr>
-          <w:ilvl w:val="0"/>
-          <w:numId w:val="1005"/>
-        </w:numPr>
+    </w:p>
+    <w:p>
+      <w:pPr>
+        <w:pStyle w:val="BodyText"/>
       </w:pPr>
       <w:r>
         <w:t xml:space="preserve">NOAH: Fiona, good morning. Thank you for calling.</w:t>
       </w:r>
-      <w:r>
-        <w:t xml:space="preserve"> </w:t>
-      </w:r>
-      <w:r>
-        <w:t xml:space="preserve">노아: 피오나, 좋은 아침이에요. 전화 고마워요.</w:t>
-      </w:r>
-    </w:p>
-    <w:p>
-      <w:pPr>
-        <w:numPr>
-          <w:ilvl w:val="0"/>
-          <w:numId w:val="1005"/>
-        </w:numPr>
+    </w:p>
+    <w:p>
+      <w:pPr>
+        <w:pStyle w:val="BodyText"/>
       </w:pPr>
       <w:r>
         <w:t xml:space="preserve">FIONA: Noah, I read your email.</w:t>
@@ -3419,233 +1838,101 @@
       <w:r>
         <w:t xml:space="preserve">Very clever. Who wrote it?</w:t>
       </w:r>
-      <w:r>
-        <w:t xml:space="preserve"> </w:t>
-      </w:r>
-      <w:r>
-        <w:t xml:space="preserve">피오나: 노아, 이메일 읽었어요.</w:t>
-      </w:r>
-      <w:r>
-        <w:t xml:space="preserve"> </w:t>
-      </w:r>
-      <w:r>
-        <w:t xml:space="preserve">“</w:t>
-      </w:r>
-      <w:r>
-        <w:t xml:space="preserve">솔직함.</w:t>
-      </w:r>
-      <w:r>
-        <w:t xml:space="preserve">”</w:t>
-      </w:r>
-      <w:r>
-        <w:t xml:space="preserve"> </w:t>
-      </w:r>
-      <w:r>
-        <w:t xml:space="preserve">아주 영리하네요. 누가 썼어요?</w:t>
-      </w:r>
-    </w:p>
-    <w:p>
-      <w:pPr>
-        <w:numPr>
-          <w:ilvl w:val="0"/>
-          <w:numId w:val="1005"/>
-        </w:numPr>
+    </w:p>
+    <w:p>
+      <w:pPr>
+        <w:pStyle w:val="BodyText"/>
       </w:pPr>
       <w:r>
         <w:t xml:space="preserve">NOAH: A friend. A British one. Finally.</w:t>
       </w:r>
-      <w:r>
-        <w:t xml:space="preserve"> </w:t>
-      </w:r>
-      <w:r>
-        <w:t xml:space="preserve">노아: 친구가요. 영국인 친구. 드디어.</w:t>
-      </w:r>
-    </w:p>
-    <w:p>
-      <w:pPr>
-        <w:numPr>
-          <w:ilvl w:val="0"/>
-          <w:numId w:val="1005"/>
-        </w:numPr>
+    </w:p>
+    <w:p>
+      <w:pPr>
+        <w:pStyle w:val="BodyText"/>
       </w:pPr>
       <w:r>
         <w:t xml:space="preserve">FIONA: Then I’ll be candid. Oliver won’t say it. So I will. It’s a no. On point five. Too much of our business is with beauticians, and we can’t risk all of it on one rep making one mistake. I’d rather tell you today than let you wait for weeks.</w:t>
       </w:r>
-      <w:r>
-        <w:t xml:space="preserve"> </w:t>
-      </w:r>
-      <w:r>
-        <w:t xml:space="preserve">피오나: 그럼 솔직하게 말할게요. 올리버는 말 안 할 거예요. 그래서 내가 해요. 노예요. 5번에 대해선. 우리 사업에서 미용사 비중이 너무 커서, 영업 사원 하나의 실수 하나에 전부를 걸 순 없어요. 몇 주 기다리게 하느니 오늘 말하는 게 나아요.</w:t>
-      </w:r>
-    </w:p>
-    <w:p>
-      <w:pPr>
-        <w:numPr>
-          <w:ilvl w:val="0"/>
-          <w:numId w:val="1005"/>
-        </w:numPr>
+    </w:p>
+    <w:p>
+      <w:pPr>
+        <w:pStyle w:val="BodyText"/>
       </w:pPr>
       <w:r>
         <w:t xml:space="preserve">NOAH: Thank you. Honestly. That’s the most useful thing anyone has said in two days.</w:t>
       </w:r>
-      <w:r>
-        <w:t xml:space="preserve"> </w:t>
-      </w:r>
-      <w:r>
-        <w:t xml:space="preserve">노아: 고마워요. 진심으로. 이틀 동안 누가 한 말 중에 제일 유용해요.</w:t>
-      </w:r>
-    </w:p>
-    <w:p>
-      <w:pPr>
-        <w:numPr>
-          <w:ilvl w:val="0"/>
-          <w:numId w:val="1005"/>
-        </w:numPr>
+    </w:p>
+    <w:p>
+      <w:pPr>
+        <w:pStyle w:val="BodyText"/>
       </w:pPr>
       <w:r>
         <w:t xml:space="preserve">FIONA: For what it’s worth, I’d have signed. I liked your doctor. She frightened me.</w:t>
       </w:r>
-      <w:r>
-        <w:t xml:space="preserve"> </w:t>
-      </w:r>
-      <w:r>
-        <w:t xml:space="preserve">피오나: 참고로 말하자면, 난 서명했을 거예요. 당신네 의사가 좋았어요. 날 겁먹게 했거든요.</w:t>
-      </w:r>
-    </w:p>
-    <w:p>
-      <w:pPr>
-        <w:numPr>
-          <w:ilvl w:val="0"/>
-          <w:numId w:val="1005"/>
-        </w:numPr>
+    </w:p>
+    <w:p>
+      <w:pPr>
+        <w:pStyle w:val="BodyText"/>
       </w:pPr>
       <w:r>
         <w:t xml:space="preserve">ELENA: Tell her I’ll take that as a compliment.</w:t>
       </w:r>
-      <w:r>
-        <w:t xml:space="preserve"> </w:t>
-      </w:r>
-      <w:r>
-        <w:t xml:space="preserve">엘레나: 칭찬으로 받겠다고 전해 줘요.</w:t>
-      </w:r>
-    </w:p>
-    <w:p>
-      <w:pPr>
-        <w:numPr>
-          <w:ilvl w:val="0"/>
-          <w:numId w:val="1005"/>
-        </w:numPr>
+    </w:p>
+    <w:p>
+      <w:pPr>
+        <w:pStyle w:val="BodyText"/>
       </w:pPr>
       <w:r>
         <w:t xml:space="preserve">NOAH: So. No distributor. No market knowledge. And a CE mark in ten weeks.</w:t>
       </w:r>
-      <w:r>
-        <w:t xml:space="preserve"> </w:t>
-      </w:r>
-      <w:r>
-        <w:t xml:space="preserve">노아: 그러니까. 유통사 없음. 시장 지식 없음. 그리고 10주 후 CE 마크.</w:t>
-      </w:r>
-    </w:p>
-    <w:p>
-      <w:pPr>
-        <w:numPr>
-          <w:ilvl w:val="0"/>
-          <w:numId w:val="1005"/>
-        </w:numPr>
+    </w:p>
+    <w:p>
+      <w:pPr>
+        <w:pStyle w:val="BodyText"/>
       </w:pPr>
       <w:r>
         <w:t xml:space="preserve">SOFIA: And an American who can’t read British emails.</w:t>
       </w:r>
-      <w:r>
-        <w:t xml:space="preserve"> </w:t>
-      </w:r>
-      <w:r>
-        <w:t xml:space="preserve">소피아: 그리고 영국 이메일을 못 읽는 미국인 하나.</w:t>
-      </w:r>
-    </w:p>
-    <w:p>
-      <w:pPr>
-        <w:numPr>
-          <w:ilvl w:val="0"/>
-          <w:numId w:val="1005"/>
-        </w:numPr>
+    </w:p>
+    <w:p>
+      <w:pPr>
+        <w:pStyle w:val="BodyText"/>
       </w:pPr>
       <w:r>
         <w:t xml:space="preserve">ELENA: Noah, you’re smiling. Why are you smiling?</w:t>
       </w:r>
-      <w:r>
-        <w:t xml:space="preserve"> </w:t>
-      </w:r>
-      <w:r>
-        <w:t xml:space="preserve">엘레나: 노아, 웃고 있네요. 왜 웃어요?</w:t>
-      </w:r>
-    </w:p>
-    <w:p>
-      <w:pPr>
-        <w:numPr>
-          <w:ilvl w:val="0"/>
-          <w:numId w:val="1005"/>
-        </w:numPr>
+    </w:p>
+    <w:p>
+      <w:pPr>
+        <w:pStyle w:val="BodyText"/>
       </w:pPr>
       <w:r>
         <w:t xml:space="preserve">NOAH: Because a clear no is better than a polite maybe. For two days I was waiting for an answer that was never coming. Now we know where we stand, we know what we won’t change, and we know who to call. Now we can move.</w:t>
       </w:r>
-      <w:r>
-        <w:t xml:space="preserve"> </w:t>
-      </w:r>
-      <w:r>
-        <w:t xml:space="preserve">노아: 분명한 노가 정중한 어쩌면보다 나으니까요. 이틀 동안 절대 오지 않을 답을 기다리고 있었어요. 이제 우리가 어디에 서 있는지 알고, 무엇을 바꾸지 않을지 알고, 누구에게 전화해야 할지 알아요. 이제 움직일 수 있어요.</w:t>
-      </w:r>
-    </w:p>
-    <w:p>
-      <w:pPr>
-        <w:numPr>
-          <w:ilvl w:val="0"/>
-          <w:numId w:val="1005"/>
-        </w:numPr>
+    </w:p>
+    <w:p>
+      <w:pPr>
+        <w:pStyle w:val="BodyText"/>
       </w:pPr>
       <w:r>
         <w:t xml:space="preserve">SOFIA: Move where?</w:t>
       </w:r>
-      <w:r>
-        <w:t xml:space="preserve"> </w:t>
-      </w:r>
-      <w:r>
-        <w:t xml:space="preserve">소피아: 어디로요?</w:t>
-      </w:r>
-    </w:p>
-    <w:p>
-      <w:pPr>
-        <w:numPr>
-          <w:ilvl w:val="0"/>
-          <w:numId w:val="1005"/>
-        </w:numPr>
+    </w:p>
+    <w:p>
+      <w:pPr>
+        <w:pStyle w:val="BodyText"/>
       </w:pPr>
       <w:r>
         <w:t xml:space="preserve">NOAH: Direct. Our own team. And first, a lawyer who knows Europe. Then a call to James.</w:t>
       </w:r>
-      <w:r>
-        <w:t xml:space="preserve"> </w:t>
-      </w:r>
-      <w:r>
-        <w:t xml:space="preserve">노아: 직접. 우리 팀. 그리고 먼저 유럽을 아는 변호사. 그다음 제임스에게 전화.</w:t>
-      </w:r>
-    </w:p>
-    <w:p>
-      <w:pPr>
-        <w:numPr>
-          <w:ilvl w:val="0"/>
-          <w:numId w:val="1005"/>
-        </w:numPr>
+    </w:p>
+    <w:p>
+      <w:pPr>
+        <w:pStyle w:val="BodyText"/>
       </w:pPr>
       <w:r>
         <w:t xml:space="preserve">ELENA: For advice. Only advice.</w:t>
-      </w:r>
-      <w:r>
-        <w:t xml:space="preserve"> </w:t>
-      </w:r>
-      <w:r>
-        <w:t xml:space="preserve">엘레나: 조언하러. 조언만.</w:t>
       </w:r>
     </w:p>
     <w:p>
@@ -3786,7 +2073,7 @@
               <w:jc w:val="left"/>
             </w:pPr>
             <w:r>
-              <w:t xml:space="preserve">17~18턴. 영국식 절제된 칭찬.</w:t>
+              <w:t xml:space="preserve">장면1. 영국식 절제된 칭찬.</w:t>
             </w:r>
           </w:p>
         </w:tc>
@@ -3836,7 +2123,7 @@
               <w:jc w:val="left"/>
             </w:pPr>
             <w:r>
-              <w:t xml:space="preserve">20~21턴. 강한 반대의 서두.</w:t>
+              <w:t xml:space="preserve">장면1. 강한 반대의 서두.</w:t>
             </w:r>
           </w:p>
         </w:tc>
@@ -3886,7 +2173,7 @@
               <w:jc w:val="left"/>
             </w:pPr>
             <w:r>
-              <w:t xml:space="preserve">28~29턴. 대화 종료 신호.</w:t>
+              <w:t xml:space="preserve">장면1. 대화 종료 신호.</w:t>
             </w:r>
           </w:p>
         </w:tc>
@@ -3936,7 +2223,7 @@
               <w:jc w:val="left"/>
             </w:pPr>
             <w:r>
-              <w:t xml:space="preserve">32~33턴. 완곡한 거절.</w:t>
+              <w:t xml:space="preserve">장면1. 완곡한 거절.</w:t>
             </w:r>
           </w:p>
         </w:tc>
@@ -3986,7 +2273,7 @@
               <w:jc w:val="left"/>
             </w:pPr>
             <w:r>
-              <w:t xml:space="preserve">39~40턴. 미팅 이후 마무리 신호.</w:t>
+              <w:t xml:space="preserve">장면1. 미팅 이후 마무리 신호.</w:t>
             </w:r>
           </w:p>
         </w:tc>
@@ -4036,7 +2323,7 @@
               <w:jc w:val="left"/>
             </w:pPr>
             <w:r>
-              <w:t xml:space="preserve">47턴. 자신의 오판 인정.</w:t>
+              <w:t xml:space="preserve">장면1. 자신의 오판 인정.</w:t>
             </w:r>
           </w:p>
         </w:tc>
@@ -4086,7 +2373,7 @@
               <w:jc w:val="left"/>
             </w:pPr>
             <w:r>
-              <w:t xml:space="preserve">27턴. 분위기와 실제 메시지 구분.</w:t>
+              <w:t xml:space="preserve">장면1. 분위기와 실제 메시지 구분.</w:t>
             </w:r>
           </w:p>
         </w:tc>
@@ -4136,7 +2423,7 @@
               <w:jc w:val="left"/>
             </w:pPr>
             <w:r>
-              <w:t xml:space="preserve">71턴. 상대에게 솔직함을 유도하는 문구.</w:t>
+              <w:t xml:space="preserve">장면2. 상대에게 솔직함을 유도하는 문구.</w:t>
             </w:r>
           </w:p>
         </w:tc>
@@ -4186,7 +2473,7 @@
               <w:jc w:val="left"/>
             </w:pPr>
             <w:r>
-              <w:t xml:space="preserve">77턴. 공손하지만 분명한 최종 질문.</w:t>
+              <w:t xml:space="preserve">장면2. 공손하지만 분명한 최종 질문.</w:t>
             </w:r>
           </w:p>
         </w:tc>
@@ -4236,7 +2523,7 @@
               <w:jc w:val="left"/>
             </w:pPr>
             <w:r>
-              <w:t xml:space="preserve">117턴. 의사결정 속도의 가치.</w:t>
+              <w:t xml:space="preserve">마무리. 의사결정 속도의 가치.</w:t>
             </w:r>
           </w:p>
         </w:tc>
@@ -4882,7 +3169,7 @@
           <w:bCs/>
           <w:b/>
         </w:rPr>
-        <w:t xml:space="preserve">47턴 NOAH:</w:t>
+        <w:t xml:space="preserve">NOAH (장면1):</w:t>
       </w:r>
       <w:r>
         <w:t xml:space="preserve"> </w:t>
@@ -5177,9 +3464,1669 @@
         <w:t xml:space="preserve">팀원의 보고 실수가 사실은 내 판단 착오였던 상황에서, 같은 구조로 40단어 안팎의 사과를 말해 보기.</w:t>
       </w:r>
     </w:p>
+    <w:p>
+      <w:r>
+        <w:pict>
+          <v:rect style="width:0;height:1.5pt" o:hralign="center" o:hrstd="t" o:hr="t"/>
+        </w:pict>
+      </w:r>
+    </w:p>
     <w:bookmarkEnd w:id="30"/>
     <w:bookmarkEnd w:id="31"/>
+    <w:bookmarkStart w:id="37" w:name="한국어-번역"/>
+    <w:p>
+      <w:pPr>
+        <w:pStyle w:val="Heading2"/>
+      </w:pPr>
+      <w:r>
+        <w:t xml:space="preserve">한국어 번역</w:t>
+      </w:r>
+    </w:p>
+    <w:bookmarkStart w:id="32" w:name="도입-밤-8시-클래펌의-펍-1"/>
+    <w:p>
+      <w:pPr>
+        <w:pStyle w:val="Heading3"/>
+      </w:pPr>
+      <w:r>
+        <w:t xml:space="preserve">도입 — 밤 8시, 클래펌의 펍</w:t>
+      </w:r>
+    </w:p>
+    <w:p>
+      <w:pPr>
+        <w:pStyle w:val="FirstParagraph"/>
+      </w:pPr>
+      <w:r>
+        <w:t xml:space="preserve">사라: 노아! 여기요. 벽난로 옆. 세 자리 맡아 뒀어요. 싸워서 얻었어요.</w:t>
+      </w:r>
+    </w:p>
+    <w:p>
+      <w:pPr>
+        <w:pStyle w:val="BodyText"/>
+      </w:pPr>
+      <w:r>
+        <w:t xml:space="preserve">노아: 사라, 와 줘서 고마워요. 목요일 밤에. 한 시간 전에 연락했는데.</w:t>
+      </w:r>
+    </w:p>
+    <w:p>
+      <w:pPr>
+        <w:pStyle w:val="BodyText"/>
+      </w:pPr>
+      <w:r>
+        <w:t xml:space="preserve">사라: 문자에</w:t>
+      </w:r>
+      <w:r>
+        <w:t xml:space="preserve"> </w:t>
+      </w:r>
+      <w:r>
+        <w:t xml:space="preserve">“</w:t>
+      </w:r>
+      <w:r>
+        <w:t xml:space="preserve">긴급. 영국 문제.</w:t>
+      </w:r>
+      <w:r>
+        <w:t xml:space="preserve">”</w:t>
+      </w:r>
+      <w:r>
+        <w:t xml:space="preserve">라고 했잖아요. 참을 수가 없었죠. 이쪽은 제임스.</w:t>
+      </w:r>
+    </w:p>
+    <w:p>
+      <w:pPr>
+        <w:pStyle w:val="BodyText"/>
+      </w:pPr>
+      <w:r>
+        <w:t xml:space="preserve">제임스: 제임스 오카포. 사라가 곤경에 빠진 미국인이 있다더군요. 구경하러 왔어요.</w:t>
+      </w:r>
+    </w:p>
+    <w:p>
+      <w:pPr>
+        <w:pStyle w:val="BodyText"/>
+      </w:pPr>
+      <w:r>
+        <w:t xml:space="preserve">엘레나: 엘레나 루이즈. 고마워요. 미국인은 이 사람이에요. 전 멕시코계 미국인. 반만 곤경이에요.</w:t>
+      </w:r>
+    </w:p>
+    <w:p>
+      <w:pPr>
+        <w:pStyle w:val="BodyText"/>
+      </w:pPr>
+      <w:r>
+        <w:t xml:space="preserve">소피아: 소피아 알바레스. 영업. 잘 됐다고 생각한 사람이 저예요.</w:t>
+      </w:r>
+    </w:p>
+    <w:p>
+      <w:pPr>
+        <w:pStyle w:val="BodyText"/>
+      </w:pPr>
+      <w:r>
+        <w:t xml:space="preserve">제임스: 아. 그런 날이군요. 뭐 마실래요?</w:t>
+      </w:r>
+    </w:p>
+    <w:p>
+      <w:pPr>
+        <w:pStyle w:val="BodyText"/>
+      </w:pPr>
+      <w:r>
+        <w:t xml:space="preserve">노아: 추천하는 걸로요. 오늘은 확실히 제가 영국 관련 결정을 하면 안 돼요.</w:t>
+      </w:r>
+    </w:p>
+    <w:p>
+      <w:pPr>
+        <w:pStyle w:val="BodyText"/>
+      </w:pPr>
+      <w:r>
+        <w:t xml:space="preserve">제임스: 그럼 비터 한 파인트. 분위기에 맞네요.</w:t>
+      </w:r>
+    </w:p>
+    <w:p>
+      <w:pPr>
+        <w:pStyle w:val="BodyText"/>
+      </w:pPr>
+      <w:r>
+        <w:t xml:space="preserve">사라: 제임스는 12년간 응급실 간호사였어요. 그래서 무서운 게 없죠. 그다음엔 몇 년 동안 시술자를 교육했고요. 누가 올리버를 통역해 줄 수 있다면 바로 이 사람이에요. 이 업계 사람을 다 알고, 다들 이 사람을 알거든요.</w:t>
+      </w:r>
+    </w:p>
+    <w:p>
+      <w:pPr>
+        <w:pStyle w:val="BodyText"/>
+      </w:pPr>
+      <w:r>
+        <w:t xml:space="preserve">제임스: 다들 서로 알아요. 런던은 지하철 노선도가 있는 마을이죠.</w:t>
+      </w:r>
+    </w:p>
+    <w:p>
+      <w:pPr>
+        <w:pStyle w:val="BodyText"/>
+      </w:pPr>
+      <w:r>
+        <w:t xml:space="preserve">엘레나: 올리버 그랜트 알아요?</w:t>
+      </w:r>
+    </w:p>
+    <w:p>
+      <w:pPr>
+        <w:pStyle w:val="BodyText"/>
+      </w:pPr>
+      <w:r>
+        <w:t xml:space="preserve">제임스: 올리버를 모르는 사람은 없죠. 좋은 사람. 훌륭한 차. 절대</w:t>
+      </w:r>
+      <w:r>
+        <w:t xml:space="preserve"> </w:t>
+      </w:r>
+      <w:r>
+        <w:t xml:space="preserve">“</w:t>
+      </w:r>
+      <w:r>
+        <w:t xml:space="preserve">아니요</w:t>
+      </w:r>
+      <w:r>
+        <w:t xml:space="preserve">”</w:t>
+      </w:r>
+      <w:r>
+        <w:t xml:space="preserve">라고 안 해요.</w:t>
+      </w:r>
+    </w:p>
+    <w:p>
+      <w:pPr>
+        <w:pStyle w:val="BodyText"/>
+      </w:pPr>
+      <w:r>
+        <w:t xml:space="preserve">소피아: 우리도 그렇게 생각했어요! 아니라고 한 적이 없어요.</w:t>
+      </w:r>
+    </w:p>
+    <w:p>
+      <w:pPr>
+        <w:pStyle w:val="BodyText"/>
+      </w:pPr>
+      <w:r>
+        <w:t xml:space="preserve">제임스: 네. 말을 안 하죠. 그게 그런 뜻이 아니라는 거랑은 같지 않아요. 런던에선</w:t>
+      </w:r>
+      <w:r>
+        <w:t xml:space="preserve"> </w:t>
+      </w:r>
+      <w:r>
+        <w:t xml:space="preserve">“</w:t>
+      </w:r>
+      <w:r>
+        <w:t xml:space="preserve">아니요</w:t>
+      </w:r>
+      <w:r>
+        <w:t xml:space="preserve">”</w:t>
+      </w:r>
+      <w:r>
+        <w:t xml:space="preserve">가 좀 무례하게 여겨져서, 칭찬이랑 차랑</w:t>
+      </w:r>
+      <w:r>
+        <w:t xml:space="preserve"> </w:t>
+      </w:r>
+      <w:r>
+        <w:t xml:space="preserve">“</w:t>
+      </w:r>
+      <w:r>
+        <w:t xml:space="preserve">생각해 보겠다</w:t>
+      </w:r>
+      <w:r>
+        <w:t xml:space="preserve">”</w:t>
+      </w:r>
+      <w:r>
+        <w:t xml:space="preserve">는 말 속에 숨겨요. 그걸 찾아내는 게 기술이죠.</w:t>
+      </w:r>
+    </w:p>
     <w:bookmarkEnd w:id="32"/>
+    <w:bookmarkStart w:id="33" w:name="장면1-번역-게임-1"/>
+    <w:p>
+      <w:pPr>
+        <w:pStyle w:val="Heading3"/>
+      </w:pPr>
+      <w:r>
+        <w:t xml:space="preserve">장면1 — 번역 게임</w:t>
+      </w:r>
+    </w:p>
+    <w:p>
+      <w:pPr>
+        <w:pStyle w:val="FirstParagraph"/>
+      </w:pPr>
+      <w:r>
+        <w:t xml:space="preserve">제임스: 게임 할까요? 올리버가 뭐라고 했는지 말해요. 무슨 뜻이었는지 알려 줄게요.</w:t>
+      </w:r>
+    </w:p>
+    <w:p>
+      <w:pPr>
+        <w:pStyle w:val="BodyText"/>
+      </w:pPr>
+      <w:r>
+        <w:t xml:space="preserve">노아: 좋아요. 자동 갱신 조건으로 3년을 제안했을 때, 피오나가</w:t>
+      </w:r>
+      <w:r>
+        <w:t xml:space="preserve"> </w:t>
+      </w:r>
+      <w:r>
+        <w:t xml:space="preserve">“</w:t>
+      </w:r>
+      <w:r>
+        <w:t xml:space="preserve">전혀 나쁘지 않네요</w:t>
+      </w:r>
+      <w:r>
+        <w:t xml:space="preserve">”</w:t>
+      </w:r>
+      <w:r>
+        <w:t xml:space="preserve">라고 했어요.</w:t>
+      </w:r>
+    </w:p>
+    <w:p>
+      <w:pPr>
+        <w:pStyle w:val="BodyText"/>
+      </w:pPr>
+      <w:r>
+        <w:t xml:space="preserve">제임스: 그건 진짜 예스예요. 좋아요.</w:t>
+      </w:r>
+      <w:r>
+        <w:t xml:space="preserve"> </w:t>
+      </w:r>
+      <w:r>
+        <w:t xml:space="preserve">“</w:t>
+      </w:r>
+      <w:r>
+        <w:t xml:space="preserve">전혀 나쁘지 않다</w:t>
+      </w:r>
+      <w:r>
+        <w:t xml:space="preserve">”</w:t>
+      </w:r>
+      <w:r>
+        <w:t xml:space="preserve">는</w:t>
+      </w:r>
+      <w:r>
+        <w:t xml:space="preserve"> </w:t>
+      </w:r>
+      <w:r>
+        <w:t xml:space="preserve">“</w:t>
+      </w:r>
+      <w:r>
+        <w:t xml:space="preserve">꽤 좋다</w:t>
+      </w:r>
+      <w:r>
+        <w:t xml:space="preserve">”</w:t>
+      </w:r>
+      <w:r>
+        <w:t xml:space="preserve">는 뜻이죠. 당신 점수.</w:t>
+      </w:r>
+    </w:p>
+    <w:p>
+      <w:pPr>
+        <w:pStyle w:val="BodyText"/>
+      </w:pPr>
+      <w:r>
+        <w:t xml:space="preserve">소피아: 봐요? 뭔가 하나는 맞혔잖아요.</w:t>
+      </w:r>
+    </w:p>
+    <w:p>
+      <w:pPr>
+        <w:pStyle w:val="BodyText"/>
+      </w:pPr>
+      <w:r>
+        <w:t xml:space="preserve">엘레나: 다음. 올리버가</w:t>
+      </w:r>
+      <w:r>
+        <w:t xml:space="preserve"> </w:t>
+      </w:r>
+      <w:r>
+        <w:t xml:space="preserve">“</w:t>
+      </w:r>
+      <w:r>
+        <w:t xml:space="preserve">최대한의 존경을 담아, 루이즈 박사님</w:t>
+      </w:r>
+      <w:r>
+        <w:t xml:space="preserve">”</w:t>
+      </w:r>
+      <w:r>
+        <w:t xml:space="preserve">이라고 했어요.</w:t>
+      </w:r>
+    </w:p>
+    <w:p>
+      <w:pPr>
+        <w:pStyle w:val="BodyText"/>
+      </w:pPr>
+      <w:r>
+        <w:t xml:space="preserve">제임스: 오. 그건</w:t>
+      </w:r>
+      <w:r>
+        <w:t xml:space="preserve"> </w:t>
+      </w:r>
+      <w:r>
+        <w:t xml:space="preserve">“</w:t>
+      </w:r>
+      <w:r>
+        <w:t xml:space="preserve">당신이 틀렸다고 생각해요. 어쩌면 바보라고도.</w:t>
+      </w:r>
+      <w:r>
+        <w:t xml:space="preserve">”</w:t>
+      </w:r>
+      <w:r>
+        <w:t xml:space="preserve">라는 뜻이에요.</w:t>
+      </w:r>
+    </w:p>
+    <w:p>
+      <w:pPr>
+        <w:pStyle w:val="BodyText"/>
+      </w:pPr>
+      <w:r>
+        <w:t xml:space="preserve">엘레나: 그럴 줄 알았어요. 조이 카드에도 그렇게 돼 있었어요.</w:t>
+      </w:r>
+    </w:p>
+    <w:p>
+      <w:pPr>
+        <w:pStyle w:val="BodyText"/>
+      </w:pPr>
+      <w:r>
+        <w:t xml:space="preserve">제임스: 조이가 누구예요?</w:t>
+      </w:r>
+    </w:p>
+    <w:p>
+      <w:pPr>
+        <w:pStyle w:val="BodyText"/>
+      </w:pPr>
+      <w:r>
+        <w:t xml:space="preserve">소피아: 우리 마케팅 책임자. 카드를 만들었어요. 영국식 표현 열 개. 비행기에서 읽었죠.</w:t>
+      </w:r>
+    </w:p>
+    <w:p>
+      <w:pPr>
+        <w:pStyle w:val="BodyText"/>
+      </w:pPr>
+      <w:r>
+        <w:t xml:space="preserve">제임스: 똑똑한 분이네요. 노아, 읽었어요?</w:t>
+      </w:r>
+    </w:p>
+    <w:p>
+      <w:pPr>
+        <w:pStyle w:val="BodyText"/>
+      </w:pPr>
+      <w:r>
+        <w:t xml:space="preserve">노아: 읽었어요. 그러고 잊었어요. 회의실에선 다 친근하게 들렸어요.</w:t>
+      </w:r>
+    </w:p>
+    <w:p>
+      <w:pPr>
+        <w:pStyle w:val="BodyText"/>
+      </w:pPr>
+      <w:r>
+        <w:t xml:space="preserve">제임스: 그게 핵심이에요. 친근함은 포장이에요. 제품이 아니라.</w:t>
+      </w:r>
+    </w:p>
+    <w:p>
+      <w:pPr>
+        <w:pStyle w:val="BodyText"/>
+      </w:pPr>
+      <w:r>
+        <w:t xml:space="preserve">노아: 좋아요. 엘레나가 우리 레드라인을 설명하자, 올리버가</w:t>
+      </w:r>
+      <w:r>
+        <w:t xml:space="preserve"> </w:t>
+      </w:r>
+      <w:r>
+        <w:t xml:space="preserve">“</w:t>
+      </w:r>
+      <w:r>
+        <w:t xml:space="preserve">말씀하시는 바는 들었습니다</w:t>
+      </w:r>
+      <w:r>
+        <w:t xml:space="preserve">”</w:t>
+      </w:r>
+      <w:r>
+        <w:t xml:space="preserve">라고 했어요.</w:t>
+      </w:r>
+    </w:p>
+    <w:p>
+      <w:pPr>
+        <w:pStyle w:val="BodyText"/>
+      </w:pPr>
+      <w:r>
+        <w:t xml:space="preserve">제임스: 저런. 그건</w:t>
+      </w:r>
+      <w:r>
+        <w:t xml:space="preserve"> </w:t>
+      </w:r>
+      <w:r>
+        <w:t xml:space="preserve">“</w:t>
+      </w:r>
+      <w:r>
+        <w:t xml:space="preserve">동의하지 않아요. 그리고 더 논의하고 싶지 않아요.</w:t>
+      </w:r>
+      <w:r>
+        <w:t xml:space="preserve">”</w:t>
+      </w:r>
+      <w:r>
+        <w:t xml:space="preserve">라는 뜻이에요.</w:t>
+      </w:r>
+    </w:p>
+    <w:p>
+      <w:pPr>
+        <w:pStyle w:val="BodyText"/>
+      </w:pPr>
+      <w:r>
+        <w:t xml:space="preserve">소피아: 정말요? 듣고 있다는 뜻인 줄 알았어요.</w:t>
+      </w:r>
+    </w:p>
+    <w:p>
+      <w:pPr>
+        <w:pStyle w:val="BodyText"/>
+      </w:pPr>
+      <w:r>
+        <w:t xml:space="preserve">제임스: 듣긴 했죠. 그래서 그 얘기를 그만둔 거예요.</w:t>
+      </w:r>
+    </w:p>
+    <w:p>
+      <w:pPr>
+        <w:pStyle w:val="BodyText"/>
+      </w:pPr>
+      <w:r>
+        <w:t xml:space="preserve">엘레나: 그러자 소피아가</w:t>
+      </w:r>
+      <w:r>
+        <w:t xml:space="preserve"> </w:t>
+      </w:r>
+      <w:r>
+        <w:t xml:space="preserve">“</w:t>
+      </w:r>
+      <w:r>
+        <w:t xml:space="preserve">원칙적으로 합의할 수 있을까요?</w:t>
+      </w:r>
+      <w:r>
+        <w:t xml:space="preserve">”</w:t>
+      </w:r>
+      <w:r>
+        <w:t xml:space="preserve">라고 했고, 그는</w:t>
+      </w:r>
+      <w:r>
+        <w:t xml:space="preserve"> </w:t>
+      </w:r>
+      <w:r>
+        <w:t xml:space="preserve">“</w:t>
+      </w:r>
+      <w:r>
+        <w:t xml:space="preserve">꽤 흥미롭네요. 생각해 볼게요</w:t>
+      </w:r>
+      <w:r>
+        <w:t xml:space="preserve">”</w:t>
+      </w:r>
+      <w:r>
+        <w:t xml:space="preserve">라고 했어요.</w:t>
+      </w:r>
+    </w:p>
+    <w:p>
+      <w:pPr>
+        <w:pStyle w:val="BodyText"/>
+      </w:pPr>
+      <w:r>
+        <w:t xml:space="preserve">제임스:</w:t>
+      </w:r>
+      <w:r>
+        <w:t xml:space="preserve"> </w:t>
+      </w:r>
+      <w:r>
+        <w:t xml:space="preserve">“</w:t>
+      </w:r>
+      <w:r>
+        <w:t xml:space="preserve">꽤 흥미롭다</w:t>
+      </w:r>
+      <w:r>
+        <w:t xml:space="preserve">”</w:t>
+      </w:r>
+      <w:r>
+        <w:t xml:space="preserve">는 노.</w:t>
+      </w:r>
+      <w:r>
+        <w:t xml:space="preserve"> </w:t>
+      </w:r>
+      <w:r>
+        <w:t xml:space="preserve">“</w:t>
+      </w:r>
+      <w:r>
+        <w:t xml:space="preserve">생각해 보겠다</w:t>
+      </w:r>
+      <w:r>
+        <w:t xml:space="preserve">”</w:t>
+      </w:r>
+      <w:r>
+        <w:t xml:space="preserve">는 노, 단 나중에. 둘이 합치면 확고한 노예요.</w:t>
+      </w:r>
+    </w:p>
+    <w:p>
+      <w:pPr>
+        <w:pStyle w:val="BodyText"/>
+      </w:pPr>
+      <w:r>
+        <w:t xml:space="preserve">노아: 그럼</w:t>
+      </w:r>
+      <w:r>
+        <w:t xml:space="preserve"> </w:t>
+      </w:r>
+      <w:r>
+        <w:t xml:space="preserve">“</w:t>
+      </w:r>
+      <w:r>
+        <w:t xml:space="preserve">가깝다는 사랑스러운 단어죠</w:t>
+      </w:r>
+      <w:r>
+        <w:t xml:space="preserve">”</w:t>
+      </w:r>
+      <w:r>
+        <w:t xml:space="preserve">는요?</w:t>
+      </w:r>
+    </w:p>
+    <w:p>
+      <w:pPr>
+        <w:pStyle w:val="BodyText"/>
+      </w:pPr>
+      <w:r>
+        <w:t xml:space="preserve">제임스: 그건 올리버의 매력이에요.</w:t>
+      </w:r>
+      <w:r>
+        <w:t xml:space="preserve"> </w:t>
+      </w:r>
+      <w:r>
+        <w:t xml:space="preserve">“</w:t>
+      </w:r>
+      <w:r>
+        <w:t xml:space="preserve">당신은 우리가 가깝다고 생각하는군요. 귀엽네요.</w:t>
+      </w:r>
+      <w:r>
+        <w:t xml:space="preserve">”</w:t>
+      </w:r>
+      <w:r>
+        <w:t xml:space="preserve">라는 뜻이죠.</w:t>
+      </w:r>
+    </w:p>
+    <w:p>
+      <w:pPr>
+        <w:pStyle w:val="BodyText"/>
+      </w:pPr>
+      <w:r>
+        <w:t xml:space="preserve">소피아: 아, 이런.</w:t>
+      </w:r>
+    </w:p>
+    <w:p>
+      <w:pPr>
+        <w:pStyle w:val="BodyText"/>
+      </w:pPr>
+      <w:r>
+        <w:t xml:space="preserve">엘레나: 마지막. 직접 물었어요.</w:t>
+      </w:r>
+      <w:r>
+        <w:t xml:space="preserve"> </w:t>
+      </w:r>
+      <w:r>
+        <w:t xml:space="preserve">“</w:t>
+      </w:r>
+      <w:r>
+        <w:t xml:space="preserve">5번이 결렬 사유냐</w:t>
+      </w:r>
+      <w:r>
+        <w:t xml:space="preserve">”</w:t>
+      </w:r>
+      <w:r>
+        <w:t xml:space="preserve">고요. 그는</w:t>
+      </w:r>
+      <w:r>
+        <w:t xml:space="preserve"> </w:t>
+      </w:r>
+      <w:r>
+        <w:t xml:space="preserve">“</w:t>
+      </w:r>
+      <w:r>
+        <w:t xml:space="preserve">아주 흥미로운 도전</w:t>
+      </w:r>
+      <w:r>
+        <w:t xml:space="preserve">”</w:t>
+      </w:r>
+      <w:r>
+        <w:t xml:space="preserve">이라고 했어요.</w:t>
+      </w:r>
+    </w:p>
+    <w:p>
+      <w:pPr>
+        <w:pStyle w:val="BodyText"/>
+      </w:pPr>
+      <w:r>
+        <w:t xml:space="preserve">제임스: 아.</w:t>
+      </w:r>
+      <w:r>
+        <w:t xml:space="preserve"> </w:t>
+      </w:r>
+      <w:r>
+        <w:t xml:space="preserve">“</w:t>
+      </w:r>
+      <w:r>
+        <w:t xml:space="preserve">아주 흥미로운 도전.</w:t>
+      </w:r>
+      <w:r>
+        <w:t xml:space="preserve">”</w:t>
+      </w:r>
+      <w:r>
+        <w:t xml:space="preserve"> </w:t>
+      </w:r>
+      <w:r>
+        <w:t xml:space="preserve">번역:</w:t>
+      </w:r>
+      <w:r>
+        <w:t xml:space="preserve"> </w:t>
+      </w:r>
+      <w:r>
+        <w:t xml:space="preserve">“</w:t>
+      </w:r>
+      <w:r>
+        <w:t xml:space="preserve">네. 당연히요. 하지만 그렇게 말하기엔 너무 예의 바르죠.</w:t>
+      </w:r>
+      <w:r>
+        <w:t xml:space="preserve">”</w:t>
+      </w:r>
+    </w:p>
+    <w:p>
+      <w:pPr>
+        <w:pStyle w:val="BodyText"/>
+      </w:pPr>
+      <w:r>
+        <w:t xml:space="preserve">노아: 그럼 이메일은요?</w:t>
+      </w:r>
+      <w:r>
+        <w:t xml:space="preserve"> </w:t>
+      </w:r>
+      <w:r>
+        <w:t xml:space="preserve">“</w:t>
+      </w:r>
+      <w:r>
+        <w:t xml:space="preserve">아주 흥미로운 하루 감사했습니다. 런던을 즐기시길.</w:t>
+      </w:r>
+      <w:r>
+        <w:t xml:space="preserve">”</w:t>
+      </w:r>
+    </w:p>
+    <w:p>
+      <w:pPr>
+        <w:pStyle w:val="BodyText"/>
+      </w:pPr>
+      <w:r>
+        <w:t xml:space="preserve">제임스:</w:t>
+      </w:r>
+      <w:r>
+        <w:t xml:space="preserve"> </w:t>
+      </w:r>
+      <w:r>
+        <w:t xml:space="preserve">“</w:t>
+      </w:r>
+      <w:r>
+        <w:t xml:space="preserve">런던을 즐기시길</w:t>
+      </w:r>
+      <w:r>
+        <w:t xml:space="preserve">”</w:t>
+      </w:r>
+      <w:r>
+        <w:t xml:space="preserve">은</w:t>
+      </w:r>
+      <w:r>
+        <w:t xml:space="preserve"> </w:t>
+      </w:r>
+      <w:r>
+        <w:t xml:space="preserve">“</w:t>
+      </w:r>
+      <w:r>
+        <w:t xml:space="preserve">여기서 당신 볼일은 끝났어요. 박물관이나 가세요.</w:t>
+      </w:r>
+      <w:r>
+        <w:t xml:space="preserve">”</w:t>
+      </w:r>
+      <w:r>
+        <w:t xml:space="preserve">라는 뜻이에요.</w:t>
+      </w:r>
+    </w:p>
+    <w:p>
+      <w:pPr>
+        <w:pStyle w:val="BodyText"/>
+      </w:pPr>
+      <w:r>
+        <w:t xml:space="preserve">사라: 대영박물관은 무료예요. 실망했을 때 아주 좋아요.</w:t>
+      </w:r>
+    </w:p>
+    <w:p>
+      <w:pPr>
+        <w:pStyle w:val="BodyText"/>
+      </w:pPr>
+      <w:r>
+        <w:t xml:space="preserve">노아: 그 사무실을 나서면서 다들한테 아주 가까워졌다고 말했고, 택시에서 엘레나가 경고했을 때도 듣고 싶지 않았어요. 그러니까 난 하루 종일 예스를 들었고. 그는 하루 종일 노라고 말했네요.</w:t>
+      </w:r>
+    </w:p>
+    <w:p>
+      <w:pPr>
+        <w:pStyle w:val="BodyText"/>
+      </w:pPr>
+      <w:r>
+        <w:t xml:space="preserve">제임스: 아주 정중하게. 아홉 종류의 차를 곁들여서.</w:t>
+      </w:r>
+    </w:p>
+    <w:p>
+      <w:pPr>
+        <w:pStyle w:val="BodyText"/>
+      </w:pPr>
+      <w:r>
+        <w:t xml:space="preserve">엘레나: 택시에서 말했잖아요. 소피아,</w:t>
+      </w:r>
+      <w:r>
+        <w:t xml:space="preserve"> </w:t>
+      </w:r>
+      <w:r>
+        <w:t xml:space="preserve">“</w:t>
+      </w:r>
+      <w:r>
+        <w:t xml:space="preserve">내가 그랬잖아</w:t>
+      </w:r>
+      <w:r>
+        <w:t xml:space="preserve">”</w:t>
+      </w:r>
+      <w:r>
+        <w:t xml:space="preserve">라고 하는 건 아니에요.</w:t>
+      </w:r>
+    </w:p>
+    <w:p>
+      <w:pPr>
+        <w:pStyle w:val="BodyText"/>
+      </w:pPr>
+      <w:r>
+        <w:t xml:space="preserve">소피아: 눈썹으로 말하고 있잖아요.</w:t>
+      </w:r>
+    </w:p>
+    <w:p>
+      <w:pPr>
+        <w:pStyle w:val="BodyText"/>
+      </w:pPr>
+      <w:r>
+        <w:t xml:space="preserve">엘레나: 한쪽 눈썹만요. 다른 쪽은 응원하고 있어요.</w:t>
+      </w:r>
+    </w:p>
+    <w:p>
+      <w:pPr>
+        <w:pStyle w:val="BodyText"/>
+      </w:pPr>
+      <w:r>
+        <w:t xml:space="preserve">노아: 소피아 잘못이 아니에요. 내가 책임자였고, 예스라고 다들한테 말한 것도 나였어요. 듣고 싶은 걸 들은 거예요. 이 거래가 꼭 성사돼야 했고, 너무 피곤해서 신호를 알아채지 못했으니까요. 그건 내 책임이에요.</w:t>
+      </w:r>
+    </w:p>
+    <w:p>
+      <w:pPr>
+        <w:pStyle w:val="BodyText"/>
+      </w:pPr>
+      <w:r>
+        <w:t xml:space="preserve">제임스: 오늘 밤 한 말 중에 제일 영국적이네요. 자기비판. 한 잔 더 하세요.</w:t>
+      </w:r>
+    </w:p>
+    <w:p>
+      <w:pPr>
+        <w:pStyle w:val="BodyText"/>
+      </w:pPr>
+      <w:r>
+        <w:t xml:space="preserve">사라: 노아, 기분 나빠하지 마요. 미국인은 샌드위치에</w:t>
+      </w:r>
+      <w:r>
+        <w:t xml:space="preserve"> </w:t>
+      </w:r>
+      <w:r>
+        <w:t xml:space="preserve">“</w:t>
+      </w:r>
+      <w:r>
+        <w:t xml:space="preserve">끝내준다</w:t>
+      </w:r>
+      <w:r>
+        <w:t xml:space="preserve">”</w:t>
+      </w:r>
+      <w:r>
+        <w:t xml:space="preserve">고 하죠. 우린 결혼식에</w:t>
+      </w:r>
+      <w:r>
+        <w:t xml:space="preserve"> </w:t>
+      </w:r>
+      <w:r>
+        <w:t xml:space="preserve">“</w:t>
+      </w:r>
+      <w:r>
+        <w:t xml:space="preserve">나쁘지 않네</w:t>
+      </w:r>
+      <w:r>
+        <w:t xml:space="preserve">”</w:t>
+      </w:r>
+      <w:r>
+        <w:t xml:space="preserve">라고 해요.</w:t>
+      </w:r>
+    </w:p>
+    <w:p>
+      <w:pPr>
+        <w:pStyle w:val="BodyText"/>
+      </w:pPr>
+      <w:r>
+        <w:t xml:space="preserve">제임스: 우리 어머니는 나이지리아 분이에요. 뜻한 바를 정확히 말해요. 크게. 난 페컴에서 자랐는데, 집에선 모든 말을 직설적으로 들었고, 학교에선 선생님들의</w:t>
+      </w:r>
+      <w:r>
+        <w:t xml:space="preserve"> </w:t>
+      </w:r>
+      <w:r>
+        <w:t xml:space="preserve">“</w:t>
+      </w:r>
+      <w:r>
+        <w:t xml:space="preserve">흥미롭네</w:t>
+      </w:r>
+      <w:r>
+        <w:t xml:space="preserve">”</w:t>
+      </w:r>
+      <w:r>
+        <w:t xml:space="preserve">를 하나하나 해독해야 했어요. 두 언어를 다 배워야 했죠.</w:t>
+      </w:r>
+    </w:p>
+    <w:bookmarkEnd w:id="33"/>
+    <w:bookmarkStart w:id="34" w:name="장면2-왜-노였는가-그리고-다음-이메일-1"/>
+    <w:p>
+      <w:pPr>
+        <w:pStyle w:val="Heading3"/>
+      </w:pPr>
+      <w:r>
+        <w:t xml:space="preserve">장면2 — 왜 노였는가, 그리고 다음 이메일</w:t>
+      </w:r>
+    </w:p>
+    <w:p>
+      <w:pPr>
+        <w:pStyle w:val="FirstParagraph"/>
+      </w:pPr>
+      <w:r>
+        <w:t xml:space="preserve">엘레나: 제임스, 왜 노예요? 가격, 지역, 물량, 5번 빼고 다 합의했어요. 그리고 5번은 그쪽한테 돈 문제도 아니에요. 그냥 누가 제품을 살 수 있느냐에 관한 규칙일 뿐이죠. 그것 하나 때문에 거래 전체가 깨지는 게 이해가 안 돼요.</w:t>
+      </w:r>
+    </w:p>
+    <w:p>
+      <w:pPr>
+        <w:pStyle w:val="BodyText"/>
+      </w:pPr>
+      <w:r>
+        <w:t xml:space="preserve">제임스: 5번이 그의 사업이니까요. 그의 매출에서 미용사 비중이 얼마예요?</w:t>
+      </w:r>
+    </w:p>
+    <w:p>
+      <w:pPr>
+        <w:pStyle w:val="BodyText"/>
+      </w:pPr>
+      <w:r>
+        <w:t xml:space="preserve">소피아: 피오나는 시장의 60%라고 했어요. 자기들 매출은 말 안 했고요.</w:t>
+      </w:r>
+    </w:p>
+    <w:p>
+      <w:pPr>
+        <w:pStyle w:val="BodyText"/>
+      </w:pPr>
+      <w:r>
+        <w:t xml:space="preserve">제임스: 비슷할 거라고 봐요. 어쩌면 더. 그 회사 영업 사원들은 매일 아침 미용사를 만나요.</w:t>
+      </w:r>
+    </w:p>
+    <w:p>
+      <w:pPr>
+        <w:pStyle w:val="BodyText"/>
+      </w:pPr>
+      <w:r>
+        <w:t xml:space="preserve">노아: 그러니까 우리 해지 조항이 그들의 주 고객을 위협하는 거네요.</w:t>
+      </w:r>
+    </w:p>
+    <w:p>
+      <w:pPr>
+        <w:pStyle w:val="BodyText"/>
+      </w:pPr>
+      <w:r>
+        <w:t xml:space="preserve">제임스: 바로 그거예요. 영업 사원 하나. 실수 하나. 다른 차에 실린 주사기 하나. 당신을 잃는 거죠.</w:t>
+      </w:r>
+    </w:p>
+    <w:p>
+      <w:pPr>
+        <w:pStyle w:val="BodyText"/>
+      </w:pPr>
+      <w:r>
+        <w:t xml:space="preserve">엘레나: 그럼 팀을 분리해야죠.</w:t>
+      </w:r>
+    </w:p>
+    <w:p>
+      <w:pPr>
+        <w:pStyle w:val="BodyText"/>
+      </w:pPr>
+      <w:r>
+        <w:t xml:space="preserve">제임스: 6,000개 때문에? 새 영업 사원, 새 차, 새 관리자가 필요해요. 시장의 40%에만 팔리는 제품 하나를 위해 회사를 하나 더 세우는 셈이죠. 수지가 안 맞아요. 그리고 올리버는 계산할 줄 알아요.</w:t>
+      </w:r>
+    </w:p>
+    <w:p>
+      <w:pPr>
+        <w:pStyle w:val="BodyText"/>
+      </w:pPr>
+      <w:r>
+        <w:t xml:space="preserve">노아: 그러니까 까다롭게 구는 게 아니라. 합리적인 거네요.</w:t>
+      </w:r>
+    </w:p>
+    <w:p>
+      <w:pPr>
+        <w:pStyle w:val="BodyText"/>
+      </w:pPr>
+      <w:r>
+        <w:t xml:space="preserve">제임스: 합리적이고. 친절하죠. 영국식으론 친절이 더 나빠요. 친절은 당신 시간을 낭비시키거든요.</w:t>
+      </w:r>
+    </w:p>
+    <w:p>
+      <w:pPr>
+        <w:pStyle w:val="BodyText"/>
+      </w:pPr>
+      <w:r>
+        <w:t xml:space="preserve">소피아: 어떻게 해야 해요? 더 세게 밀어붙여요?</w:t>
+      </w:r>
+    </w:p>
+    <w:p>
+      <w:pPr>
+        <w:pStyle w:val="BodyText"/>
+      </w:pPr>
+      <w:r>
+        <w:t xml:space="preserve">제임스: 아니요. 밀어붙이면 올리버는 더 예의 바르게 돼요. 더 예의 바르다는 건 더 멀어진다는 뜻이고요.</w:t>
+      </w:r>
+    </w:p>
+    <w:p>
+      <w:pPr>
+        <w:pStyle w:val="BodyText"/>
+      </w:pPr>
+      <w:r>
+        <w:t xml:space="preserve">노아: 그럼 뭐요? 기다려요?</w:t>
+      </w:r>
+    </w:p>
+    <w:p>
+      <w:pPr>
+        <w:pStyle w:val="BodyText"/>
+      </w:pPr>
+      <w:r>
+        <w:t xml:space="preserve">제임스: 그에게 써요. 오늘 밤. 짧게. 따뜻하게. 분명한 질문 하나. 감사 인사를 하고, 그의 입장을 이해한다는 걸 보여 주고, 그다음 당신들 조건을 받아들일 수 있는지 직접 물어요. 그가 쉽게 노라고 할 수 있게.</w:t>
+      </w:r>
+    </w:p>
+    <w:p>
+      <w:pPr>
+        <w:pStyle w:val="BodyText"/>
+      </w:pPr>
+      <w:r>
+        <w:t xml:space="preserve">엘레나: 쉽게 노라고 하게요? 우린 예스를 원하는데요.</w:t>
+      </w:r>
+    </w:p>
+    <w:p>
+      <w:pPr>
+        <w:pStyle w:val="BodyText"/>
+      </w:pPr>
+      <w:r>
+        <w:t xml:space="preserve">제임스: 당신들이 원하는 건 진실이에요. 예스든 노든. 3주 더</w:t>
+      </w:r>
+      <w:r>
+        <w:t xml:space="preserve"> </w:t>
+      </w:r>
+      <w:r>
+        <w:t xml:space="preserve">“</w:t>
+      </w:r>
+      <w:r>
+        <w:t xml:space="preserve">생각해 보는</w:t>
+      </w:r>
+      <w:r>
+        <w:t xml:space="preserve">”</w:t>
+      </w:r>
+      <w:r>
+        <w:t xml:space="preserve"> </w:t>
+      </w:r>
+      <w:r>
+        <w:t xml:space="preserve">게 아니라.</w:t>
+      </w:r>
+    </w:p>
+    <w:p>
+      <w:pPr>
+        <w:pStyle w:val="BodyText"/>
+      </w:pPr>
+      <w:r>
+        <w:t xml:space="preserve">노아: 좋아요. 쓰는 거 도와줘요. 소피아, 노트북 열어요.</w:t>
+      </w:r>
+    </w:p>
+    <w:p>
+      <w:pPr>
+        <w:pStyle w:val="BodyText"/>
+      </w:pPr>
+      <w:r>
+        <w:t xml:space="preserve">소피아: 준비됐어요.</w:t>
+      </w:r>
+      <w:r>
+        <w:t xml:space="preserve"> </w:t>
+      </w:r>
+      <w:r>
+        <w:t xml:space="preserve">“</w:t>
+      </w:r>
+      <w:r>
+        <w:t xml:space="preserve">올리버 씨께. 놀라운 하루 정말 감사해요. 저희 너무 신나요—</w:t>
+      </w:r>
+      <w:r>
+        <w:t xml:space="preserve">”</w:t>
+      </w:r>
+    </w:p>
+    <w:p>
+      <w:pPr>
+        <w:pStyle w:val="BodyText"/>
+      </w:pPr>
+      <w:r>
+        <w:t xml:space="preserve">제임스: 멈춰요.</w:t>
+      </w:r>
+      <w:r>
+        <w:t xml:space="preserve"> </w:t>
+      </w:r>
+      <w:r>
+        <w:t xml:space="preserve">“</w:t>
+      </w:r>
+      <w:r>
+        <w:t xml:space="preserve">놀라운</w:t>
+      </w:r>
+      <w:r>
+        <w:t xml:space="preserve">”</w:t>
+      </w:r>
+      <w:r>
+        <w:t xml:space="preserve"> </w:t>
+      </w:r>
+      <w:r>
+        <w:t xml:space="preserve">지워요.</w:t>
+      </w:r>
+      <w:r>
+        <w:t xml:space="preserve"> </w:t>
+      </w:r>
+      <w:r>
+        <w:t xml:space="preserve">“</w:t>
+      </w:r>
+      <w:r>
+        <w:t xml:space="preserve">너무</w:t>
+      </w:r>
+      <w:r>
+        <w:t xml:space="preserve">”</w:t>
+      </w:r>
+      <w:r>
+        <w:t xml:space="preserve"> </w:t>
+      </w:r>
+      <w:r>
+        <w:t xml:space="preserve">지워요. 골든 리트리버처럼 들려요.</w:t>
+      </w:r>
+    </w:p>
+    <w:p>
+      <w:pPr>
+        <w:pStyle w:val="BodyText"/>
+      </w:pPr>
+      <w:r>
+        <w:t xml:space="preserve">사라: 아주 착한 골든 리트리버. 그래도요.</w:t>
+      </w:r>
+    </w:p>
+    <w:p>
+      <w:pPr>
+        <w:pStyle w:val="BodyText"/>
+      </w:pPr>
+      <w:r>
+        <w:t xml:space="preserve">제임스: 이렇게 해 봐요.</w:t>
+      </w:r>
+      <w:r>
+        <w:t xml:space="preserve"> </w:t>
+      </w:r>
+      <w:r>
+        <w:t xml:space="preserve">“</w:t>
+      </w:r>
+      <w:r>
+        <w:t xml:space="preserve">올리버 씨께, 매우 유익한 하루 감사했습니다. 솔직하게 말씀해 주셔서 감사했습니다.</w:t>
+      </w:r>
+      <w:r>
+        <w:t xml:space="preserve">”</w:t>
+      </w:r>
+    </w:p>
+    <w:p>
+      <w:pPr>
+        <w:pStyle w:val="BodyText"/>
+      </w:pPr>
+      <w:r>
+        <w:t xml:space="preserve">노아: 솔직? 전혀 솔직하지 않았는데요.</w:t>
+      </w:r>
+    </w:p>
+    <w:p>
+      <w:pPr>
+        <w:pStyle w:val="BodyText"/>
+      </w:pPr>
+      <w:r>
+        <w:t xml:space="preserve">제임스: 그러니까요. 이제 그는 약간 미안해질 거예요. 죄책감은 영국인을 정직하게 만들죠.</w:t>
+      </w:r>
+    </w:p>
+    <w:p>
+      <w:pPr>
+        <w:pStyle w:val="BodyText"/>
+      </w:pPr>
+      <w:r>
+        <w:t xml:space="preserve">엘레나: 기가 막히네요. 그리고 약간 사악하고.</w:t>
+      </w:r>
+    </w:p>
+    <w:p>
+      <w:pPr>
+        <w:pStyle w:val="BodyText"/>
+      </w:pPr>
+      <w:r>
+        <w:t xml:space="preserve">제임스: 다음 줄.</w:t>
+      </w:r>
+      <w:r>
+        <w:t xml:space="preserve"> </w:t>
+      </w:r>
+      <w:r>
+        <w:t xml:space="preserve">“</w:t>
+      </w:r>
+      <w:r>
+        <w:t xml:space="preserve">5번이 귀사의 사업 모델에 어려울 수 있음을 이해합니다.</w:t>
+      </w:r>
+      <w:r>
+        <w:t xml:space="preserve">”</w:t>
+      </w:r>
+    </w:p>
+    <w:p>
+      <w:pPr>
+        <w:pStyle w:val="BodyText"/>
+      </w:pPr>
+      <w:r>
+        <w:t xml:space="preserve">소피아: 알았어요. 그다음 질문?</w:t>
+      </w:r>
+    </w:p>
+    <w:p>
+      <w:pPr>
+        <w:pStyle w:val="BodyText"/>
+      </w:pPr>
+      <w:r>
+        <w:t xml:space="preserve">제임스:</w:t>
+      </w:r>
+      <w:r>
+        <w:t xml:space="preserve"> </w:t>
+      </w:r>
+      <w:r>
+        <w:t xml:space="preserve">“</w:t>
+      </w:r>
+      <w:r>
+        <w:t xml:space="preserve">5번에 대한 저희 입장은 바뀌지 않습니다. 수용 가능 여부를 금요일까지 알려 주실 수 있을까요?</w:t>
+      </w:r>
+      <w:r>
+        <w:t xml:space="preserve">”</w:t>
+      </w:r>
+    </w:p>
+    <w:p>
+      <w:pPr>
+        <w:pStyle w:val="BodyText"/>
+      </w:pPr>
+      <w:r>
+        <w:t xml:space="preserve">노아:</w:t>
+      </w:r>
+      <w:r>
+        <w:t xml:space="preserve"> </w:t>
+      </w:r>
+      <w:r>
+        <w:t xml:space="preserve">“</w:t>
+      </w:r>
+      <w:r>
+        <w:t xml:space="preserve">바뀌지 않는다.</w:t>
+      </w:r>
+      <w:r>
+        <w:t xml:space="preserve">”</w:t>
+      </w:r>
+      <w:r>
+        <w:t xml:space="preserve"> </w:t>
+      </w:r>
+      <w:r>
+        <w:t xml:space="preserve">아주 직설적이네요. 영국식으론.</w:t>
+      </w:r>
+    </w:p>
+    <w:p>
+      <w:pPr>
+        <w:pStyle w:val="BodyText"/>
+      </w:pPr>
+      <w:r>
+        <w:t xml:space="preserve">제임스: 당신에 대해선 직설적이고. 그에 대해선 공손하죠. 그게 요령이에요.</w:t>
+      </w:r>
+    </w:p>
+    <w:p>
+      <w:pPr>
+        <w:pStyle w:val="BodyText"/>
+      </w:pPr>
+      <w:r>
+        <w:t xml:space="preserve">엘레나: 그럼 서명해요, 노아.</w:t>
+      </w:r>
+      <w:r>
+        <w:t xml:space="preserve"> </w:t>
+      </w:r>
+      <w:r>
+        <w:t xml:space="preserve">“</w:t>
+      </w:r>
+      <w:r>
+        <w:t xml:space="preserve">Kind regards.</w:t>
+      </w:r>
+      <w:r>
+        <w:t xml:space="preserve">”</w:t>
+      </w:r>
+      <w:r>
+        <w:t xml:space="preserve"> </w:t>
+      </w:r>
+      <w:r>
+        <w:t xml:space="preserve">“</w:t>
+      </w:r>
+      <w:r>
+        <w:t xml:space="preserve">Cheers</w:t>
+      </w:r>
+      <w:r>
+        <w:t xml:space="preserve">”</w:t>
+      </w:r>
+      <w:r>
+        <w:t xml:space="preserve"> </w:t>
+      </w:r>
+      <w:r>
+        <w:t xml:space="preserve">말고.</w:t>
+      </w:r>
+      <w:r>
+        <w:t xml:space="preserve"> </w:t>
+      </w:r>
+      <w:r>
+        <w:t xml:space="preserve">“</w:t>
+      </w:r>
+      <w:r>
+        <w:t xml:space="preserve">Best!!</w:t>
+      </w:r>
+      <w:r>
+        <w:t xml:space="preserve">”</w:t>
+      </w:r>
+      <w:r>
+        <w:t xml:space="preserve"> </w:t>
+      </w:r>
+      <w:r>
+        <w:t xml:space="preserve">말고.</w:t>
+      </w:r>
+    </w:p>
+    <w:bookmarkEnd w:id="34"/>
+    <w:bookmarkStart w:id="35" w:name="절정전환-밤-10시-문-닫기-전-1"/>
+    <w:p>
+      <w:pPr>
+        <w:pStyle w:val="Heading3"/>
+      </w:pPr>
+      <w:r>
+        <w:t xml:space="preserve">절정·전환 — 밤 10시, 문 닫기 전</w:t>
+      </w:r>
+    </w:p>
+    <w:p>
+      <w:pPr>
+        <w:pStyle w:val="FirstParagraph"/>
+      </w:pPr>
+      <w:r>
+        <w:t xml:space="preserve">노아: 보냈어요. 제임스, 고마워요. 지금 무슨 일 하는지 물어봐도 돼요? 정확히?</w:t>
+      </w:r>
+    </w:p>
+    <w:p>
+      <w:pPr>
+        <w:pStyle w:val="BodyText"/>
+      </w:pPr>
+      <w:r>
+        <w:t xml:space="preserve">제임스: 자문해요. 클리닉. 교육 기관. 의회의 미용 시술 실무 그룹.</w:t>
+      </w:r>
+    </w:p>
+    <w:p>
+      <w:pPr>
+        <w:pStyle w:val="BodyText"/>
+      </w:pPr>
+      <w:r>
+        <w:t xml:space="preserve">사라: 겸손 떠는 거예요. 그것도 영국식이죠. 그 보고서 절반을 그가 썼어요.</w:t>
+      </w:r>
+    </w:p>
+    <w:p>
+      <w:pPr>
+        <w:pStyle w:val="BodyText"/>
+      </w:pPr>
+      <w:r>
+        <w:t xml:space="preserve">엘레나: 전에 시술자를 교육했다고요. 어디서요?</w:t>
+      </w:r>
+    </w:p>
+    <w:p>
+      <w:pPr>
+        <w:pStyle w:val="BodyText"/>
+      </w:pPr>
+      <w:r>
+        <w:t xml:space="preserve">제임스: 맨체스터의 아카데미요. 6년간 임상 교육을 맡았어요. 의사와 간호사만.</w:t>
+      </w:r>
+    </w:p>
+    <w:p>
+      <w:pPr>
+        <w:pStyle w:val="BodyText"/>
+      </w:pPr>
+      <w:r>
+        <w:t xml:space="preserve">노아: 왜 그만뒀어요?</w:t>
+      </w:r>
+    </w:p>
+    <w:p>
+      <w:pPr>
+        <w:pStyle w:val="BodyText"/>
+      </w:pPr>
+      <w:r>
+        <w:t xml:space="preserve">제임스: 미용사 대상 3일 과정을 시작했어요. 아주 수익성이 좋았죠. 내가 응급실에서 12년 걸려 배운 걸 사흘 만에, 혈관이 막혔을 때 뭘 해야 하는지까지요. 안전하지 않다고 했어요. 그쪽은 인기 있다고 했고요. 같은 주에 사직했어요.</w:t>
+      </w:r>
+    </w:p>
+    <w:p>
+      <w:pPr>
+        <w:pStyle w:val="BodyText"/>
+      </w:pPr>
+      <w:r>
+        <w:t xml:space="preserve">엘레나: 같은 주에? 그게 레드라인이네요.</w:t>
+      </w:r>
+    </w:p>
+    <w:p>
+      <w:pPr>
+        <w:pStyle w:val="BodyText"/>
+      </w:pPr>
+      <w:r>
+        <w:t xml:space="preserve">제임스: 어머니 영향이에요. 어머니는</w:t>
+      </w:r>
+      <w:r>
+        <w:t xml:space="preserve"> </w:t>
+      </w:r>
+      <w:r>
+        <w:t xml:space="preserve">“</w:t>
+      </w:r>
+      <w:r>
+        <w:t xml:space="preserve">생각해 보는 것</w:t>
+      </w:r>
+      <w:r>
+        <w:t xml:space="preserve">”</w:t>
+      </w:r>
+      <w:r>
+        <w:t xml:space="preserve">을 믿지 않아요.</w:t>
+      </w:r>
+    </w:p>
+    <w:p>
+      <w:pPr>
+        <w:pStyle w:val="BodyText"/>
+      </w:pPr>
+      <w:r>
+        <w:t xml:space="preserve">노아: 제임스, 올리버가 노라고 하면, 영국에서 우리 선택지는 뭐예요?</w:t>
+      </w:r>
+    </w:p>
+    <w:p>
+      <w:pPr>
+        <w:pStyle w:val="BodyText"/>
+      </w:pPr>
+      <w:r>
+        <w:t xml:space="preserve">제임스: 솔직히요? 괜찮은 유통사는 대부분 미용사한테 팔아요. 안 그런 곳은 아주 작고요.</w:t>
+      </w:r>
+    </w:p>
+    <w:p>
+      <w:pPr>
+        <w:pStyle w:val="BodyText"/>
+      </w:pPr>
+      <w:r>
+        <w:t xml:space="preserve">소피아: 그러니까 막힌 거네요.</w:t>
+      </w:r>
+    </w:p>
+    <w:p>
+      <w:pPr>
+        <w:pStyle w:val="BodyText"/>
+      </w:pPr>
+      <w:r>
+        <w:t xml:space="preserve">제임스: 아니면 직접 가요. 당신들 팀. 당신들 창고. 간호사가 간호사에게 파는 거죠.</w:t>
+      </w:r>
+    </w:p>
+    <w:p>
+      <w:pPr>
+        <w:pStyle w:val="BodyText"/>
+      </w:pPr>
+      <w:r>
+        <w:t xml:space="preserve">노아: 직접. 우리가 이해 못 하는 나라에서. 오늘 이후로 그건 분명하고요.</w:t>
+      </w:r>
+    </w:p>
+    <w:p>
+      <w:pPr>
+        <w:pStyle w:val="BodyText"/>
+      </w:pPr>
+      <w:r>
+        <w:t xml:space="preserve">제임스: 그럼 이해하는 사람을 고용해요. 통역사 말고. 클리닉, 간호사 처방권자, 교육 기관을 알고, 어떤 문이 딱 맞는 사람이 두드려야만 열리는지 아는 사람. 이 시장에서 신뢰는 지역적이고, 쌓는 데 몇 년이 걸려요.</w:t>
+      </w:r>
+    </w:p>
+    <w:p>
+      <w:pPr>
+        <w:pStyle w:val="BodyText"/>
+      </w:pPr>
+      <w:r>
+        <w:t xml:space="preserve">엘레나: 당신 같은 사람.</w:t>
+      </w:r>
+    </w:p>
+    <w:p>
+      <w:pPr>
+        <w:pStyle w:val="BodyText"/>
+      </w:pPr>
+      <w:r>
+        <w:t xml:space="preserve">제임스: 하. 아니요. 난 이제 회사를 위해 일하지 않아요. 회사들은 3일 과정을 시작하거든요.</w:t>
+      </w:r>
+    </w:p>
+    <w:p>
+      <w:pPr>
+        <w:pStyle w:val="BodyText"/>
+      </w:pPr>
+      <w:r>
+        <w:t xml:space="preserve">노아: 우리 회사는 안 해요. 체인에 판매를 거절하느라 10만 달러를 잃었어요. 아팠고, 우리가 미쳤다고 생각한 사람들도 있었죠. 하지만 그때 규칙을 바꾸지 않았고, 지금 올리버 때문에 바꾸지도 않을 거예요.</w:t>
+      </w:r>
+    </w:p>
+    <w:p>
+      <w:pPr>
+        <w:pStyle w:val="BodyText"/>
+      </w:pPr>
+      <w:r>
+        <w:t xml:space="preserve">제임스: 꽤 흥미롭네요.</w:t>
+      </w:r>
+    </w:p>
+    <w:p>
+      <w:pPr>
+        <w:pStyle w:val="BodyText"/>
+      </w:pPr>
+      <w:r>
+        <w:t xml:space="preserve">소피아: 잠깐. 그거 영국식 노예요?</w:t>
+      </w:r>
+    </w:p>
+    <w:p>
+      <w:pPr>
+        <w:pStyle w:val="BodyText"/>
+      </w:pPr>
+      <w:r>
+        <w:t xml:space="preserve">제임스: …그건 진심이었어요. 아무한테도 말하지 마요.</w:t>
+      </w:r>
+    </w:p>
+    <w:p>
+      <w:pPr>
+        <w:pStyle w:val="BodyText"/>
+      </w:pPr>
+      <w:r>
+        <w:t xml:space="preserve">사라: 마지막 주문이요! 제임스, 문 닫는대요. 그리고 당신 8시에 진료 있잖아요.</w:t>
+      </w:r>
+    </w:p>
+    <w:p>
+      <w:pPr>
+        <w:pStyle w:val="BodyText"/>
+      </w:pPr>
+      <w:r>
+        <w:t xml:space="preserve">제임스: 노아. 제 명함이에요. 올리버가 노라고 하면 전화해요. 조언하러. 조언만.</w:t>
+      </w:r>
+    </w:p>
+    <w:p>
+      <w:pPr>
+        <w:pStyle w:val="BodyText"/>
+      </w:pPr>
+      <w:r>
+        <w:t xml:space="preserve">노아: 조언만. 알겠어요.</w:t>
+      </w:r>
+    </w:p>
+    <w:p>
+      <w:pPr>
+        <w:pStyle w:val="BodyText"/>
+      </w:pPr>
+      <w:r>
+        <w:t xml:space="preserve">엘레나:</w:t>
+      </w:r>
+      <w:r>
+        <w:t xml:space="preserve"> </w:t>
+      </w:r>
+      <w:r>
+        <w:t xml:space="preserve">“</w:t>
+      </w:r>
+      <w:r>
+        <w:t xml:space="preserve">만</w:t>
+      </w:r>
+      <w:r>
+        <w:t xml:space="preserve">”</w:t>
+      </w:r>
+      <w:r>
+        <w:t xml:space="preserve">을 두 번 말했네요. 제임스, 그거 영국식 예스예요?</w:t>
+      </w:r>
+    </w:p>
+    <w:bookmarkEnd w:id="35"/>
+    <w:bookmarkStart w:id="36" w:name="마무리-다음-날-오전-8시-호텔-조식당-1"/>
+    <w:p>
+      <w:pPr>
+        <w:pStyle w:val="Heading3"/>
+      </w:pPr>
+      <w:r>
+        <w:t xml:space="preserve">마무리 — 다음 날 오전 8시, 호텔 조식당</w:t>
+      </w:r>
+    </w:p>
+    <w:p>
+      <w:pPr>
+        <w:pStyle w:val="FirstParagraph"/>
+      </w:pPr>
+      <w:r>
+        <w:t xml:space="preserve">소피아: 노아. 전화요. 피오나예요. 올리버 말고. 피오나.</w:t>
+      </w:r>
+    </w:p>
+    <w:p>
+      <w:pPr>
+        <w:pStyle w:val="BodyText"/>
+      </w:pPr>
+      <w:r>
+        <w:t xml:space="preserve">노아: 피오나, 좋은 아침이에요. 전화 고마워요.</w:t>
+      </w:r>
+    </w:p>
+    <w:p>
+      <w:pPr>
+        <w:pStyle w:val="BodyText"/>
+      </w:pPr>
+      <w:r>
+        <w:t xml:space="preserve">피오나: 노아, 이메일 읽었어요.</w:t>
+      </w:r>
+      <w:r>
+        <w:t xml:space="preserve"> </w:t>
+      </w:r>
+      <w:r>
+        <w:t xml:space="preserve">“</w:t>
+      </w:r>
+      <w:r>
+        <w:t xml:space="preserve">솔직함.</w:t>
+      </w:r>
+      <w:r>
+        <w:t xml:space="preserve">”</w:t>
+      </w:r>
+      <w:r>
+        <w:t xml:space="preserve"> </w:t>
+      </w:r>
+      <w:r>
+        <w:t xml:space="preserve">아주 영리하네요. 누가 썼어요?</w:t>
+      </w:r>
+    </w:p>
+    <w:p>
+      <w:pPr>
+        <w:pStyle w:val="BodyText"/>
+      </w:pPr>
+      <w:r>
+        <w:t xml:space="preserve">노아: 친구가요. 영국인 친구. 드디어.</w:t>
+      </w:r>
+    </w:p>
+    <w:p>
+      <w:pPr>
+        <w:pStyle w:val="BodyText"/>
+      </w:pPr>
+      <w:r>
+        <w:t xml:space="preserve">피오나: 그럼 솔직하게 말할게요. 올리버는 말 안 할 거예요. 그래서 내가 해요. 노예요. 5번에 대해선. 우리 사업에서 미용사 비중이 너무 커서, 영업 사원 하나의 실수 하나에 전부를 걸 순 없어요. 몇 주 기다리게 하느니 오늘 말하는 게 나아요.</w:t>
+      </w:r>
+    </w:p>
+    <w:p>
+      <w:pPr>
+        <w:pStyle w:val="BodyText"/>
+      </w:pPr>
+      <w:r>
+        <w:t xml:space="preserve">노아: 고마워요. 진심으로. 이틀 동안 누가 한 말 중에 제일 유용해요.</w:t>
+      </w:r>
+    </w:p>
+    <w:p>
+      <w:pPr>
+        <w:pStyle w:val="BodyText"/>
+      </w:pPr>
+      <w:r>
+        <w:t xml:space="preserve">피오나: 참고로 말하자면, 난 서명했을 거예요. 당신네 의사가 좋았어요. 날 겁먹게 했거든요.</w:t>
+      </w:r>
+    </w:p>
+    <w:p>
+      <w:pPr>
+        <w:pStyle w:val="BodyText"/>
+      </w:pPr>
+      <w:r>
+        <w:t xml:space="preserve">엘레나: 칭찬으로 받겠다고 전해 줘요.</w:t>
+      </w:r>
+    </w:p>
+    <w:p>
+      <w:pPr>
+        <w:pStyle w:val="BodyText"/>
+      </w:pPr>
+      <w:r>
+        <w:t xml:space="preserve">노아: 그러니까. 유통사 없음. 시장 지식 없음. 그리고 10주 후 CE 마크.</w:t>
+      </w:r>
+    </w:p>
+    <w:p>
+      <w:pPr>
+        <w:pStyle w:val="BodyText"/>
+      </w:pPr>
+      <w:r>
+        <w:t xml:space="preserve">소피아: 그리고 영국 이메일을 못 읽는 미국인 하나.</w:t>
+      </w:r>
+    </w:p>
+    <w:p>
+      <w:pPr>
+        <w:pStyle w:val="BodyText"/>
+      </w:pPr>
+      <w:r>
+        <w:t xml:space="preserve">엘레나: 노아, 웃고 있네요. 왜 웃어요?</w:t>
+      </w:r>
+    </w:p>
+    <w:p>
+      <w:pPr>
+        <w:pStyle w:val="BodyText"/>
+      </w:pPr>
+      <w:r>
+        <w:t xml:space="preserve">노아: 분명한 노가 정중한 어쩌면보다 나으니까요. 이틀 동안 절대 오지 않을 답을 기다리고 있었어요. 이제 우리가 어디에 서 있는지 알고, 무엇을 바꾸지 않을지 알고, 누구에게 전화해야 할지 알아요. 이제 움직일 수 있어요.</w:t>
+      </w:r>
+    </w:p>
+    <w:p>
+      <w:pPr>
+        <w:pStyle w:val="BodyText"/>
+      </w:pPr>
+      <w:r>
+        <w:t xml:space="preserve">소피아: 어디로요?</w:t>
+      </w:r>
+    </w:p>
+    <w:p>
+      <w:pPr>
+        <w:pStyle w:val="BodyText"/>
+      </w:pPr>
+      <w:r>
+        <w:t xml:space="preserve">노아: 직접. 우리 팀. 그리고 먼저 유럽을 아는 변호사. 그다음 제임스에게 전화.</w:t>
+      </w:r>
+    </w:p>
+    <w:p>
+      <w:pPr>
+        <w:pStyle w:val="BodyText"/>
+      </w:pPr>
+      <w:r>
+        <w:t xml:space="preserve">엘레나: 조언하러. 조언만.</w:t>
+      </w:r>
+    </w:p>
+    <w:bookmarkEnd w:id="36"/>
+    <w:bookmarkEnd w:id="37"/>
+    <w:bookmarkEnd w:id="38"/>
     <w:sectPr/>
   </w:body>
 </w:document>
@@ -5286,583 +5233,8 @@
       </w:pPr>
     </w:lvl>
   </w:abstractNum>
-  <w:abstractNum w:abstractNumId="99411">
-    <w:nsid w:val="A99411"/>
-    <w:multiLevelType w:val="multilevel"/>
-    <w:lvl w:ilvl="0">
-      <w:start w:val="1"/>
-      <w:numFmt w:val="decimal"/>
-      <w:lvlText w:val="%1."/>
-      <w:lvlJc w:val="left"/>
-      <w:pPr>
-        <w:ind w:left="720" w:hanging="480"/>
-      </w:pPr>
-    </w:lvl>
-    <w:lvl w:ilvl="1">
-      <w:start w:val="1"/>
-      <w:numFmt w:val="decimal"/>
-      <w:lvlText w:val="%2."/>
-      <w:lvlJc w:val="left"/>
-      <w:pPr>
-        <w:ind w:left="1440" w:hanging="480"/>
-      </w:pPr>
-    </w:lvl>
-    <w:lvl w:ilvl="2">
-      <w:start w:val="1"/>
-      <w:numFmt w:val="decimal"/>
-      <w:lvlText w:val="%3."/>
-      <w:lvlJc w:val="left"/>
-      <w:pPr>
-        <w:ind w:left="2160" w:hanging="480"/>
-      </w:pPr>
-    </w:lvl>
-    <w:lvl w:ilvl="3">
-      <w:start w:val="1"/>
-      <w:numFmt w:val="decimal"/>
-      <w:lvlText w:val="%4."/>
-      <w:lvlJc w:val="left"/>
-      <w:pPr>
-        <w:ind w:left="2880" w:hanging="480"/>
-      </w:pPr>
-    </w:lvl>
-    <w:lvl w:ilvl="4">
-      <w:start w:val="1"/>
-      <w:numFmt w:val="decimal"/>
-      <w:lvlText w:val="%5."/>
-      <w:lvlJc w:val="left"/>
-      <w:pPr>
-        <w:ind w:left="3600" w:hanging="480"/>
-      </w:pPr>
-    </w:lvl>
-    <w:lvl w:ilvl="5">
-      <w:start w:val="1"/>
-      <w:numFmt w:val="decimal"/>
-      <w:lvlText w:val="%6."/>
-      <w:lvlJc w:val="left"/>
-      <w:pPr>
-        <w:ind w:left="4320" w:hanging="480"/>
-      </w:pPr>
-    </w:lvl>
-    <w:lvl w:ilvl="6">
-      <w:start w:val="1"/>
-      <w:numFmt w:val="decimal"/>
-      <w:lvlText w:val="%7."/>
-      <w:lvlJc w:val="left"/>
-      <w:pPr>
-        <w:ind w:left="5040" w:hanging="480"/>
-      </w:pPr>
-    </w:lvl>
-    <w:lvl w:ilvl="7">
-      <w:start w:val="1"/>
-      <w:numFmt w:val="decimal"/>
-      <w:lvlText w:val="%8."/>
-      <w:lvlJc w:val="left"/>
-      <w:pPr>
-        <w:ind w:left="5760" w:hanging="480"/>
-      </w:pPr>
-    </w:lvl>
-    <w:lvl w:ilvl="8">
-      <w:start w:val="1"/>
-      <w:numFmt w:val="decimal"/>
-      <w:lvlText w:val="%9."/>
-      <w:lvlJc w:val="left"/>
-      <w:pPr>
-        <w:ind w:left="6480" w:hanging="480"/>
-      </w:pPr>
-    </w:lvl>
-  </w:abstractNum>
-  <w:abstractNum w:abstractNumId="994116">
-    <w:nsid w:val="A994116"/>
-    <w:multiLevelType w:val="multilevel"/>
-    <w:lvl w:ilvl="0">
-      <w:start w:val="16"/>
-      <w:numFmt w:val="decimal"/>
-      <w:lvlText w:val="%1."/>
-      <w:lvlJc w:val="left"/>
-      <w:pPr>
-        <w:ind w:left="720" w:hanging="480"/>
-      </w:pPr>
-    </w:lvl>
-    <w:lvl w:ilvl="1">
-      <w:start w:val="16"/>
-      <w:numFmt w:val="decimal"/>
-      <w:lvlText w:val="%2."/>
-      <w:lvlJc w:val="left"/>
-      <w:pPr>
-        <w:ind w:left="1440" w:hanging="480"/>
-      </w:pPr>
-    </w:lvl>
-    <w:lvl w:ilvl="2">
-      <w:start w:val="16"/>
-      <w:numFmt w:val="decimal"/>
-      <w:lvlText w:val="%3."/>
-      <w:lvlJc w:val="left"/>
-      <w:pPr>
-        <w:ind w:left="2160" w:hanging="480"/>
-      </w:pPr>
-    </w:lvl>
-    <w:lvl w:ilvl="3">
-      <w:start w:val="16"/>
-      <w:numFmt w:val="decimal"/>
-      <w:lvlText w:val="%4."/>
-      <w:lvlJc w:val="left"/>
-      <w:pPr>
-        <w:ind w:left="2880" w:hanging="480"/>
-      </w:pPr>
-    </w:lvl>
-    <w:lvl w:ilvl="4">
-      <w:start w:val="16"/>
-      <w:numFmt w:val="decimal"/>
-      <w:lvlText w:val="%5."/>
-      <w:lvlJc w:val="left"/>
-      <w:pPr>
-        <w:ind w:left="3600" w:hanging="480"/>
-      </w:pPr>
-    </w:lvl>
-    <w:lvl w:ilvl="5">
-      <w:start w:val="16"/>
-      <w:numFmt w:val="decimal"/>
-      <w:lvlText w:val="%6."/>
-      <w:lvlJc w:val="left"/>
-      <w:pPr>
-        <w:ind w:left="4320" w:hanging="480"/>
-      </w:pPr>
-    </w:lvl>
-    <w:lvl w:ilvl="6">
-      <w:start w:val="16"/>
-      <w:numFmt w:val="decimal"/>
-      <w:lvlText w:val="%7."/>
-      <w:lvlJc w:val="left"/>
-      <w:pPr>
-        <w:ind w:left="5040" w:hanging="480"/>
-      </w:pPr>
-    </w:lvl>
-    <w:lvl w:ilvl="7">
-      <w:start w:val="16"/>
-      <w:numFmt w:val="decimal"/>
-      <w:lvlText w:val="%8."/>
-      <w:lvlJc w:val="left"/>
-      <w:pPr>
-        <w:ind w:left="5760" w:hanging="480"/>
-      </w:pPr>
-    </w:lvl>
-    <w:lvl w:ilvl="8">
-      <w:start w:val="16"/>
-      <w:numFmt w:val="decimal"/>
-      <w:lvlText w:val="%9."/>
-      <w:lvlJc w:val="left"/>
-      <w:pPr>
-        <w:ind w:left="6480" w:hanging="480"/>
-      </w:pPr>
-    </w:lvl>
-  </w:abstractNum>
-  <w:abstractNum w:abstractNumId="994151">
-    <w:nsid w:val="A994151"/>
-    <w:multiLevelType w:val="multilevel"/>
-    <w:lvl w:ilvl="0">
-      <w:start w:val="51"/>
-      <w:numFmt w:val="decimal"/>
-      <w:lvlText w:val="%1."/>
-      <w:lvlJc w:val="left"/>
-      <w:pPr>
-        <w:ind w:left="720" w:hanging="480"/>
-      </w:pPr>
-    </w:lvl>
-    <w:lvl w:ilvl="1">
-      <w:start w:val="51"/>
-      <w:numFmt w:val="decimal"/>
-      <w:lvlText w:val="%2."/>
-      <w:lvlJc w:val="left"/>
-      <w:pPr>
-        <w:ind w:left="1440" w:hanging="480"/>
-      </w:pPr>
-    </w:lvl>
-    <w:lvl w:ilvl="2">
-      <w:start w:val="51"/>
-      <w:numFmt w:val="decimal"/>
-      <w:lvlText w:val="%3."/>
-      <w:lvlJc w:val="left"/>
-      <w:pPr>
-        <w:ind w:left="2160" w:hanging="480"/>
-      </w:pPr>
-    </w:lvl>
-    <w:lvl w:ilvl="3">
-      <w:start w:val="51"/>
-      <w:numFmt w:val="decimal"/>
-      <w:lvlText w:val="%4."/>
-      <w:lvlJc w:val="left"/>
-      <w:pPr>
-        <w:ind w:left="2880" w:hanging="480"/>
-      </w:pPr>
-    </w:lvl>
-    <w:lvl w:ilvl="4">
-      <w:start w:val="51"/>
-      <w:numFmt w:val="decimal"/>
-      <w:lvlText w:val="%5."/>
-      <w:lvlJc w:val="left"/>
-      <w:pPr>
-        <w:ind w:left="3600" w:hanging="480"/>
-      </w:pPr>
-    </w:lvl>
-    <w:lvl w:ilvl="5">
-      <w:start w:val="51"/>
-      <w:numFmt w:val="decimal"/>
-      <w:lvlText w:val="%6."/>
-      <w:lvlJc w:val="left"/>
-      <w:pPr>
-        <w:ind w:left="4320" w:hanging="480"/>
-      </w:pPr>
-    </w:lvl>
-    <w:lvl w:ilvl="6">
-      <w:start w:val="51"/>
-      <w:numFmt w:val="decimal"/>
-      <w:lvlText w:val="%7."/>
-      <w:lvlJc w:val="left"/>
-      <w:pPr>
-        <w:ind w:left="5040" w:hanging="480"/>
-      </w:pPr>
-    </w:lvl>
-    <w:lvl w:ilvl="7">
-      <w:start w:val="51"/>
-      <w:numFmt w:val="decimal"/>
-      <w:lvlText w:val="%8."/>
-      <w:lvlJc w:val="left"/>
-      <w:pPr>
-        <w:ind w:left="5760" w:hanging="480"/>
-      </w:pPr>
-    </w:lvl>
-    <w:lvl w:ilvl="8">
-      <w:start w:val="51"/>
-      <w:numFmt w:val="decimal"/>
-      <w:lvlText w:val="%9."/>
-      <w:lvlJc w:val="left"/>
-      <w:pPr>
-        <w:ind w:left="6480" w:hanging="480"/>
-      </w:pPr>
-    </w:lvl>
-  </w:abstractNum>
-  <w:abstractNum w:abstractNumId="994181">
-    <w:nsid w:val="A994181"/>
-    <w:multiLevelType w:val="multilevel"/>
-    <w:lvl w:ilvl="0">
-      <w:start w:val="81"/>
-      <w:numFmt w:val="decimal"/>
-      <w:lvlText w:val="%1."/>
-      <w:lvlJc w:val="left"/>
-      <w:pPr>
-        <w:ind w:left="720" w:hanging="480"/>
-      </w:pPr>
-    </w:lvl>
-    <w:lvl w:ilvl="1">
-      <w:start w:val="81"/>
-      <w:numFmt w:val="decimal"/>
-      <w:lvlText w:val="%2."/>
-      <w:lvlJc w:val="left"/>
-      <w:pPr>
-        <w:ind w:left="1440" w:hanging="480"/>
-      </w:pPr>
-    </w:lvl>
-    <w:lvl w:ilvl="2">
-      <w:start w:val="81"/>
-      <w:numFmt w:val="decimal"/>
-      <w:lvlText w:val="%3."/>
-      <w:lvlJc w:val="left"/>
-      <w:pPr>
-        <w:ind w:left="2160" w:hanging="480"/>
-      </w:pPr>
-    </w:lvl>
-    <w:lvl w:ilvl="3">
-      <w:start w:val="81"/>
-      <w:numFmt w:val="decimal"/>
-      <w:lvlText w:val="%4."/>
-      <w:lvlJc w:val="left"/>
-      <w:pPr>
-        <w:ind w:left="2880" w:hanging="480"/>
-      </w:pPr>
-    </w:lvl>
-    <w:lvl w:ilvl="4">
-      <w:start w:val="81"/>
-      <w:numFmt w:val="decimal"/>
-      <w:lvlText w:val="%5."/>
-      <w:lvlJc w:val="left"/>
-      <w:pPr>
-        <w:ind w:left="3600" w:hanging="480"/>
-      </w:pPr>
-    </w:lvl>
-    <w:lvl w:ilvl="5">
-      <w:start w:val="81"/>
-      <w:numFmt w:val="decimal"/>
-      <w:lvlText w:val="%6."/>
-      <w:lvlJc w:val="left"/>
-      <w:pPr>
-        <w:ind w:left="4320" w:hanging="480"/>
-      </w:pPr>
-    </w:lvl>
-    <w:lvl w:ilvl="6">
-      <w:start w:val="81"/>
-      <w:numFmt w:val="decimal"/>
-      <w:lvlText w:val="%7."/>
-      <w:lvlJc w:val="left"/>
-      <w:pPr>
-        <w:ind w:left="5040" w:hanging="480"/>
-      </w:pPr>
-    </w:lvl>
-    <w:lvl w:ilvl="7">
-      <w:start w:val="81"/>
-      <w:numFmt w:val="decimal"/>
-      <w:lvlText w:val="%8."/>
-      <w:lvlJc w:val="left"/>
-      <w:pPr>
-        <w:ind w:left="5760" w:hanging="480"/>
-      </w:pPr>
-    </w:lvl>
-    <w:lvl w:ilvl="8">
-      <w:start w:val="81"/>
-      <w:numFmt w:val="decimal"/>
-      <w:lvlText w:val="%9."/>
-      <w:lvlJc w:val="left"/>
-      <w:pPr>
-        <w:ind w:left="6480" w:hanging="480"/>
-      </w:pPr>
-    </w:lvl>
-  </w:abstractNum>
-  <w:abstractNum w:abstractNumId="9941106">
-    <w:nsid w:val="A9941106"/>
-    <w:multiLevelType w:val="multilevel"/>
-    <w:lvl w:ilvl="0">
-      <w:start w:val="106"/>
-      <w:numFmt w:val="decimal"/>
-      <w:lvlText w:val="%1."/>
-      <w:lvlJc w:val="left"/>
-      <w:pPr>
-        <w:ind w:left="720" w:hanging="480"/>
-      </w:pPr>
-    </w:lvl>
-    <w:lvl w:ilvl="1">
-      <w:start w:val="106"/>
-      <w:numFmt w:val="decimal"/>
-      <w:lvlText w:val="%2."/>
-      <w:lvlJc w:val="left"/>
-      <w:pPr>
-        <w:ind w:left="1440" w:hanging="480"/>
-      </w:pPr>
-    </w:lvl>
-    <w:lvl w:ilvl="2">
-      <w:start w:val="106"/>
-      <w:numFmt w:val="decimal"/>
-      <w:lvlText w:val="%3."/>
-      <w:lvlJc w:val="left"/>
-      <w:pPr>
-        <w:ind w:left="2160" w:hanging="480"/>
-      </w:pPr>
-    </w:lvl>
-    <w:lvl w:ilvl="3">
-      <w:start w:val="106"/>
-      <w:numFmt w:val="decimal"/>
-      <w:lvlText w:val="%4."/>
-      <w:lvlJc w:val="left"/>
-      <w:pPr>
-        <w:ind w:left="2880" w:hanging="480"/>
-      </w:pPr>
-    </w:lvl>
-    <w:lvl w:ilvl="4">
-      <w:start w:val="106"/>
-      <w:numFmt w:val="decimal"/>
-      <w:lvlText w:val="%5."/>
-      <w:lvlJc w:val="left"/>
-      <w:pPr>
-        <w:ind w:left="3600" w:hanging="480"/>
-      </w:pPr>
-    </w:lvl>
-    <w:lvl w:ilvl="5">
-      <w:start w:val="106"/>
-      <w:numFmt w:val="decimal"/>
-      <w:lvlText w:val="%6."/>
-      <w:lvlJc w:val="left"/>
-      <w:pPr>
-        <w:ind w:left="4320" w:hanging="480"/>
-      </w:pPr>
-    </w:lvl>
-    <w:lvl w:ilvl="6">
-      <w:start w:val="106"/>
-      <w:numFmt w:val="decimal"/>
-      <w:lvlText w:val="%7."/>
-      <w:lvlJc w:val="left"/>
-      <w:pPr>
-        <w:ind w:left="5040" w:hanging="480"/>
-      </w:pPr>
-    </w:lvl>
-    <w:lvl w:ilvl="7">
-      <w:start w:val="106"/>
-      <w:numFmt w:val="decimal"/>
-      <w:lvlText w:val="%8."/>
-      <w:lvlJc w:val="left"/>
-      <w:pPr>
-        <w:ind w:left="5760" w:hanging="480"/>
-      </w:pPr>
-    </w:lvl>
-    <w:lvl w:ilvl="8">
-      <w:start w:val="106"/>
-      <w:numFmt w:val="decimal"/>
-      <w:lvlText w:val="%9."/>
-      <w:lvlJc w:val="left"/>
-      <w:pPr>
-        <w:ind w:left="6480" w:hanging="480"/>
-      </w:pPr>
-    </w:lvl>
-  </w:abstractNum>
   <w:num w:numId="1000">
     <w:abstractNumId w:val="990"/>
-  </w:num>
-  <w:num w:numId="1001">
-    <w:abstractNumId w:val="99411"/>
-    <w:lvlOverride w:ilvl="0">
-      <w:startOverride w:val="1"/>
-    </w:lvlOverride>
-    <w:lvlOverride w:ilvl="1">
-      <w:startOverride w:val="1"/>
-    </w:lvlOverride>
-    <w:lvlOverride w:ilvl="2">
-      <w:startOverride w:val="1"/>
-    </w:lvlOverride>
-    <w:lvlOverride w:ilvl="3">
-      <w:startOverride w:val="1"/>
-    </w:lvlOverride>
-    <w:lvlOverride w:ilvl="4">
-      <w:startOverride w:val="1"/>
-    </w:lvlOverride>
-    <w:lvlOverride w:ilvl="5">
-      <w:startOverride w:val="1"/>
-    </w:lvlOverride>
-    <w:lvlOverride w:ilvl="6">
-      <w:startOverride w:val="1"/>
-    </w:lvlOverride>
-    <w:lvlOverride w:ilvl="7">
-      <w:startOverride w:val="1"/>
-    </w:lvlOverride>
-    <w:lvlOverride w:ilvl="8">
-      <w:startOverride w:val="1"/>
-    </w:lvlOverride>
-  </w:num>
-  <w:num w:numId="1002">
-    <w:abstractNumId w:val="994116"/>
-    <w:lvlOverride w:ilvl="0">
-      <w:startOverride w:val="16"/>
-    </w:lvlOverride>
-    <w:lvlOverride w:ilvl="1">
-      <w:startOverride w:val="16"/>
-    </w:lvlOverride>
-    <w:lvlOverride w:ilvl="2">
-      <w:startOverride w:val="16"/>
-    </w:lvlOverride>
-    <w:lvlOverride w:ilvl="3">
-      <w:startOverride w:val="16"/>
-    </w:lvlOverride>
-    <w:lvlOverride w:ilvl="4">
-      <w:startOverride w:val="16"/>
-    </w:lvlOverride>
-    <w:lvlOverride w:ilvl="5">
-      <w:startOverride w:val="16"/>
-    </w:lvlOverride>
-    <w:lvlOverride w:ilvl="6">
-      <w:startOverride w:val="16"/>
-    </w:lvlOverride>
-    <w:lvlOverride w:ilvl="7">
-      <w:startOverride w:val="16"/>
-    </w:lvlOverride>
-    <w:lvlOverride w:ilvl="8">
-      <w:startOverride w:val="16"/>
-    </w:lvlOverride>
-  </w:num>
-  <w:num w:numId="1003">
-    <w:abstractNumId w:val="994151"/>
-    <w:lvlOverride w:ilvl="0">
-      <w:startOverride w:val="51"/>
-    </w:lvlOverride>
-    <w:lvlOverride w:ilvl="1">
-      <w:startOverride w:val="51"/>
-    </w:lvlOverride>
-    <w:lvlOverride w:ilvl="2">
-      <w:startOverride w:val="51"/>
-    </w:lvlOverride>
-    <w:lvlOverride w:ilvl="3">
-      <w:startOverride w:val="51"/>
-    </w:lvlOverride>
-    <w:lvlOverride w:ilvl="4">
-      <w:startOverride w:val="51"/>
-    </w:lvlOverride>
-    <w:lvlOverride w:ilvl="5">
-      <w:startOverride w:val="51"/>
-    </w:lvlOverride>
-    <w:lvlOverride w:ilvl="6">
-      <w:startOverride w:val="51"/>
-    </w:lvlOverride>
-    <w:lvlOverride w:ilvl="7">
-      <w:startOverride w:val="51"/>
-    </w:lvlOverride>
-    <w:lvlOverride w:ilvl="8">
-      <w:startOverride w:val="51"/>
-    </w:lvlOverride>
-  </w:num>
-  <w:num w:numId="1004">
-    <w:abstractNumId w:val="994181"/>
-    <w:lvlOverride w:ilvl="0">
-      <w:startOverride w:val="81"/>
-    </w:lvlOverride>
-    <w:lvlOverride w:ilvl="1">
-      <w:startOverride w:val="81"/>
-    </w:lvlOverride>
-    <w:lvlOverride w:ilvl="2">
-      <w:startOverride w:val="81"/>
-    </w:lvlOverride>
-    <w:lvlOverride w:ilvl="3">
-      <w:startOverride w:val="81"/>
-    </w:lvlOverride>
-    <w:lvlOverride w:ilvl="4">
-      <w:startOverride w:val="81"/>
-    </w:lvlOverride>
-    <w:lvlOverride w:ilvl="5">
-      <w:startOverride w:val="81"/>
-    </w:lvlOverride>
-    <w:lvlOverride w:ilvl="6">
-      <w:startOverride w:val="81"/>
-    </w:lvlOverride>
-    <w:lvlOverride w:ilvl="7">
-      <w:startOverride w:val="81"/>
-    </w:lvlOverride>
-    <w:lvlOverride w:ilvl="8">
-      <w:startOverride w:val="81"/>
-    </w:lvlOverride>
-  </w:num>
-  <w:num w:numId="1005">
-    <w:abstractNumId w:val="9941106"/>
-    <w:lvlOverride w:ilvl="0">
-      <w:startOverride w:val="106"/>
-    </w:lvlOverride>
-    <w:lvlOverride w:ilvl="1">
-      <w:startOverride w:val="106"/>
-    </w:lvlOverride>
-    <w:lvlOverride w:ilvl="2">
-      <w:startOverride w:val="106"/>
-    </w:lvlOverride>
-    <w:lvlOverride w:ilvl="3">
-      <w:startOverride w:val="106"/>
-    </w:lvlOverride>
-    <w:lvlOverride w:ilvl="4">
-      <w:startOverride w:val="106"/>
-    </w:lvlOverride>
-    <w:lvlOverride w:ilvl="5">
-      <w:startOverride w:val="106"/>
-    </w:lvlOverride>
-    <w:lvlOverride w:ilvl="6">
-      <w:startOverride w:val="106"/>
-    </w:lvlOverride>
-    <w:lvlOverride w:ilvl="7">
-      <w:startOverride w:val="106"/>
-    </w:lvlOverride>
-    <w:lvlOverride w:ilvl="8">
-      <w:startOverride w:val="106"/>
-    </w:lvlOverride>
   </w:num>
 </w:numbering>
 </file>
